--- a/Formato Capstone.docx
+++ b/Formato Capstone.docx
@@ -38467,46 +38467,450 @@
     </w:p>
     <w:p>
       <w:pPr>
-        <w:jc w:val="both"/>
-        <w:rPr>
-          <w:rFonts w:ascii="Arial" w:hAnsi="Arial" w:cs="Arial"/>
-          <w:iCs/>
-          <w:color w:val="0000FF"/>
-          <w:sz w:val="24"/>
-          <w:szCs w:val="24"/>
-        </w:rPr>
-      </w:pPr>
-      <w:r>
-        <w:rPr>
-          <w:rFonts w:ascii="Arial" w:hAnsi="Arial" w:cs="Arial"/>
-          <w:color w:val="0000FF"/>
-          <w:sz w:val="24"/>
-          <w:szCs w:val="24"/>
-        </w:rPr>
-        <w:t xml:space="preserve">[Esta sección debe incluir la arquitectura de la solución (por ejemplo: C4 nivel 2 y nivel 3), </w:t>
-      </w:r>
-      <w:r>
-        <w:rPr>
-          <w:rFonts w:ascii="Arial" w:hAnsi="Arial" w:cs="Arial"/>
-          <w:iCs/>
-          <w:color w:val="0000FF"/>
-          <w:sz w:val="24"/>
-          <w:szCs w:val="24"/>
-        </w:rPr>
-        <w:t>incluye la aplicación del diseño de ingeniería para el desarrollo del producto de software, incluir aplicación de buenas prácticas, estándares, códigos de ingeniería, restricciones de diseño, entre otros.]</w:t>
+        <w:pStyle w:val="Heading2"/>
+      </w:pPr>
+      <w:r>
+        <w:t>7.1.1 Arquitectura del sistema — C4 Nivel 2 (Contenedores)</w:t>
       </w:r>
     </w:p>
     <w:p>
-      <w:pPr>
-        <w:jc w:val="both"/>
-        <w:rPr>
-          <w:rFonts w:ascii="Arial" w:hAnsi="Arial" w:cs="Arial"/>
-          <w:color w:val="0000FF"/>
-          <w:sz w:val="24"/>
-          <w:szCs w:val="24"/>
-        </w:rPr>
-      </w:pPr>
+      <w:r>
+        <w:rPr>
+          <w:b w:val="0"/>
+          <w:i w:val="0"/>
+        </w:rPr>
+        <w:t>El sistema se compone de tres contenedores que se comunican a través del servicio en la nube de Photon Fusion:</w:t>
+      </w:r>
     </w:p>
+    <w:p/>
+    <w:p>
+      <w:r>
+        <w:rPr>
+          <w:b/>
+        </w:rPr>
+        <w:t xml:space="preserve">Contenedor 1 — Cliente VR (Explorador). </w:t>
+      </w:r>
+      <w:r>
+        <w:t>Aplicación Unity desplegada en el visor Meta Quest 3. Gestiona la locomoción física mediante el SDK de KAT VR con fallback automático al joystick del visor, la interacción con objetos virtuales (multímetro, componentes, nodos de circuito) a través de XR Interaction Toolkit 3.4.1, y la visualización del entorno inmersivo de la nave espacial renderizado con Universal Render Pipeline (URP 17.4).</w:t>
+      </w:r>
+    </w:p>
+    <w:p/>
+    <w:p>
+      <w:r>
+        <w:rPr>
+          <w:b/>
+        </w:rPr>
+        <w:t xml:space="preserve">Contenedor 2 — Cliente PC (Técnico). </w:t>
+      </w:r>
+      <w:r>
+        <w:t>Aplicación Unity ejecutada en PC con monitor convencional. Gestiona la visualización del manual técnico interactivo, la selección de componentes desde la estación de trabajo, el envío de componentes al Explorador y la interfaz de diagnóstico. Actúa como Host (servidor autorizado) de la sesión de red Photon Fusion.</w:t>
+      </w:r>
+    </w:p>
+    <w:p/>
+    <w:p>
+      <w:r>
+        <w:rPr>
+          <w:b/>
+        </w:rPr>
+        <w:t xml:space="preserve">Contenedor 3 — Photon Fusion Cloud (servicio externo). </w:t>
+      </w:r>
+      <w:r>
+        <w:t>Servicio en la nube que sincroniza el estado de la sesión entre ambos clientes mediante NetworkObject y RPCs tipados. Mantiene el objeto GameSession con el estado del reto actual, el tipo y valor del componente pendiente, y las confirmaciones de instalación.</w:t>
+      </w:r>
+    </w:p>
+    <w:p/>
+    <w:p>
+      <w:pPr>
+        <w:jc w:val="center"/>
+      </w:pPr>
+      <w:r>
+        <w:rPr>
+          <w:b w:val="0"/>
+          <w:i/>
+          <w:color w:val="707070"/>
+        </w:rPr>
+        <w:t>[Insertar Figura 7.1: Diagrama C4 Nivel 2 — Contenedores del sistema]</w:t>
+      </w:r>
+    </w:p>
+    <w:p/>
+    <w:p>
+      <w:pPr>
+        <w:pStyle w:val="Heading2"/>
+      </w:pPr>
+      <w:r>
+        <w:t>7.1.2 Arquitectura interna — C4 Nivel 3 (Componentes)</w:t>
+      </w:r>
+    </w:p>
+    <w:p>
+      <w:r>
+        <w:rPr>
+          <w:b w:val="0"/>
+          <w:i w:val="0"/>
+        </w:rPr>
+        <w:t>Dentro de cada cliente Unity los scripts se organizan en ocho módulos con responsabilidades claramente delimitadas según el Principio de Responsabilidad Única (SOLID - SRP):</w:t>
+      </w:r>
+    </w:p>
+    <w:p/>
+    <w:p>
+      <w:r>
+        <w:rPr>
+          <w:b/>
+        </w:rPr>
+        <w:t xml:space="preserve">Módulo Electrical — Motor de simulación eléctrica. </w:t>
+      </w:r>
+      <w:r>
+        <w:t>La clase abstracta ElectricalComponent define la interfaz de todos los componentes. Las clases concretas Resistor, LED, Capacitor, VoltageSource y ArduinoPin implementan GetResistance() y Calculate() según su física. CircuitManager coordina la simulación completa con un intervalo de 50 ms controlado por un dirty-flag que previene simulaciones redundantes.</w:t>
+      </w:r>
+    </w:p>
+    <w:p/>
+    <w:p>
+      <w:r>
+        <w:rPr>
+          <w:b/>
+        </w:rPr>
+        <w:t xml:space="preserve">Módulo Gameplay — Lógica de retos y entrega de componentes. </w:t>
+      </w:r>
+      <w:r>
+        <w:t>GameManager orquesta los cuatro retos mediante una máquina de estados basada en el enum LevelType, comunicándose exclusivamente por eventos estáticos para evitar acoplamiento directo. ComponentDeliverySystem gestiona el ciclo de envío-instalación-validación. InstructionSystem provee guía paso a paso. ObjectiveSystem calcula la puntuación con bonificación temporal.</w:t>
+      </w:r>
+    </w:p>
+    <w:p/>
+    <w:p>
+      <w:r>
+        <w:rPr>
+          <w:b/>
+        </w:rPr>
+        <w:t xml:space="preserve">Módulo Interaction — Interacción física VR. </w:t>
+      </w:r>
+      <w:r>
+        <w:t>GrabbableComponent permite tomar y soltar objetos con los controladores XRI. Multimeter gestiona las sondas virtuales y calcula el voltaje entre dos nodos. ComponentSlot valida el tipo y valor del componente instalado por el Explorador.</w:t>
+      </w:r>
+    </w:p>
+    <w:p/>
+    <w:p>
+      <w:r>
+        <w:rPr>
+          <w:b/>
+        </w:rPr>
+        <w:t xml:space="preserve">Módulo Networking — Comunicación entre roles. </w:t>
+      </w:r>
+      <w:r>
+        <w:t>ConnectionManager inicia la sesión Photon Fusion según el rol asignado (Host para Técnico, Client para Explorador). GameSession (NetworkBehaviour) expone tres RPCs tipados para la comunicación entre roles.</w:t>
+      </w:r>
+    </w:p>
+    <w:p/>
+    <w:p>
+      <w:r>
+        <w:rPr>
+          <w:b/>
+        </w:rPr>
+        <w:t xml:space="preserve">Módulo Player — Controladores de ambos roles. </w:t>
+      </w:r>
+      <w:r>
+        <w:t>PlayerController abstrae la locomoción del Explorador con soporte KAT VR y fallback al joystick. TechnicianController configura la interacción por ratón. HapticFeedback envía pulsos al chaleco háptico proporcionales a la corriente simulada.</w:t>
+      </w:r>
+    </w:p>
+    <w:p/>
+    <w:p>
+      <w:r>
+        <w:rPr>
+          <w:b/>
+        </w:rPr>
+        <w:t xml:space="preserve">Módulos UI, Desktop, Core — Presentación e interfaz. </w:t>
+      </w:r>
+      <w:r>
+        <w:t>TechnicianHUDController muestra instrucciones, puntaje y temporizador. MultimeterUI renderiza la lectura de voltaje. CircuitDiagramPanel muestra el esquema con indicadores de falla. TechnicianWorkstation gestiona la selección y envío de componentes.</w:t>
+      </w:r>
+    </w:p>
+    <w:p/>
+    <w:p>
+      <w:pPr>
+        <w:jc w:val="center"/>
+      </w:pPr>
+      <w:r>
+        <w:rPr>
+          <w:b w:val="0"/>
+          <w:i/>
+          <w:color w:val="707070"/>
+        </w:rPr>
+        <w:t>[Insertar Figura 7.2: Diagrama C4 Nivel 3 — Módulos Gameplay y Electrical]</w:t>
+      </w:r>
+    </w:p>
+    <w:p>
+      <w:pPr>
+        <w:jc w:val="center"/>
+      </w:pPr>
+      <w:r>
+        <w:rPr>
+          <w:b w:val="0"/>
+          <w:i/>
+          <w:color w:val="707070"/>
+        </w:rPr>
+        <w:t>[Insertar Figura 7.3: Diagrama C4 Nivel 3 — Módulos Networking y Player]</w:t>
+      </w:r>
+    </w:p>
+    <w:p/>
+    <w:p>
+      <w:pPr>
+        <w:pStyle w:val="Heading2"/>
+      </w:pPr>
+      <w:r>
+        <w:t>7.1.3 Patrones de diseño aplicados</w:t>
+      </w:r>
+    </w:p>
+    <w:p/>
+    <w:p>
+      <w:r>
+        <w:rPr>
+          <w:b/>
+        </w:rPr>
+        <w:t xml:space="preserve">Observer / Event-driven. </w:t>
+      </w:r>
+      <w:r>
+        <w:t>Todos los módulos se comunican a través de eventos estáticos de C# (Action&lt;T&gt;) publicados por GameManager y CircuitManager. La UI, el sistema de objetivos y el tracker de desempeño reaccionan a cambios de estado sin referencias directas al núcleo de lógica.</w:t>
+      </w:r>
+    </w:p>
+    <w:p/>
+    <w:p>
+      <w:r>
+        <w:rPr>
+          <w:b/>
+        </w:rPr>
+        <w:t xml:space="preserve">Dirty Flag. </w:t>
+      </w:r>
+      <w:r>
+        <w:t>CircuitManager mantiene un indicador _dirty que solo activa la simulación cuando algún componente cambia mediante MarkDirty(), limitando la carga computacional a 20 simulaciones por segundo únicamente cuando hay modificaciones reales.</w:t>
+      </w:r>
+    </w:p>
+    <w:p/>
+    <w:p>
+      <w:r>
+        <w:rPr>
+          <w:b/>
+        </w:rPr>
+        <w:t xml:space="preserve">Strategy. </w:t>
+      </w:r>
+      <w:r>
+        <w:t>El método RunSimulation() de CircuitManager delega en SimulateSeries(), SimulateParallel() o SimulateMixed() según la topología configurada por el enum CircuitTopology, permitiendo agregar nuevas topologías sin modificar la lógica de decisión.</w:t>
+      </w:r>
+    </w:p>
+    <w:p/>
+    <w:p>
+      <w:r>
+        <w:rPr>
+          <w:b/>
+        </w:rPr>
+        <w:t xml:space="preserve">Template Method. </w:t>
+      </w:r>
+      <w:r>
+        <w:t>ElectricalComponent define el esqueleto del comportamiento eléctrico, dejando que las subclases implementen GetResistance() y Calculate() con su física particular.</w:t>
+      </w:r>
+    </w:p>
+    <w:p/>
+    <w:p>
+      <w:pPr>
+        <w:pStyle w:val="Heading2"/>
+      </w:pPr>
+      <w:r>
+        <w:t>7.1.4 Estándares y buenas prácticas</w:t>
+      </w:r>
+    </w:p>
+    <w:p>
+      <w:r>
+        <w:rPr>
+          <w:b w:val="0"/>
+          <w:i w:val="0"/>
+        </w:rPr>
+        <w:t>ISO/IEC 25010: El diseño prioriza adecuación funcional (simulación eléctrica correcta), usabilidad (feedback visual e instrucciones paso a paso) y mantenibilidad (separación de responsabilidades por módulo).</w:t>
+      </w:r>
+    </w:p>
+    <w:p>
+      <w:r>
+        <w:rPr>
+          <w:b w:val="0"/>
+          <w:i w:val="0"/>
+        </w:rPr>
+        <w:t>OpenXR 1.16.1: Capa de abstracción de hardware VR que garantiza compatibilidad con Meta Quest 3 sin dependencia del SDK propietario de Meta.</w:t>
+      </w:r>
+    </w:p>
+    <w:p>
+      <w:r>
+        <w:rPr>
+          <w:b w:val="0"/>
+          <w:i w:val="0"/>
+        </w:rPr>
+        <w:t>C# Unity Coding Standards: PascalCase para clases y métodos públicos, camelCase con prefijo _ para campos privados, propiedades de solo lectura para estado observable desde el Inspector.</w:t>
+      </w:r>
+    </w:p>
+    <w:p>
+      <w:r>
+        <w:rPr>
+          <w:b w:val="0"/>
+          <w:i w:val="0"/>
+        </w:rPr>
+        <w:t>Principio SRP (SOLID): Cada script gestiona exactamente un dominio.</w:t>
+      </w:r>
+    </w:p>
+    <w:p/>
+    <w:p>
+      <w:pPr>
+        <w:pStyle w:val="Heading2"/>
+      </w:pPr>
+      <w:r>
+        <w:t>7.1.5 Restricciones de diseño</w:t>
+      </w:r>
+    </w:p>
+    <w:tbl>
+      <w:tblPr>
+        <w:tblStyle w:val="TableGrid"/>
+        <w:tblW w:type="auto" w:w="0"/>
+        <w:tblLook w:firstColumn="1" w:firstRow="1" w:lastColumn="0" w:lastRow="0" w:noHBand="0" w:noVBand="1" w:val="04A0"/>
+      </w:tblPr>
+      <w:tblGrid>
+        <w:gridCol w:w="4252"/>
+        <w:gridCol w:w="4252"/>
+      </w:tblGrid>
+      <w:tr>
+        <w:tc>
+          <w:tcPr>
+            <w:tcW w:type="dxa" w:w="4252"/>
+            <w:shd w:val="clear" w:color="auto" w:fill="D9D9D9"/>
+          </w:tcPr>
+          <w:p>
+            <w:r>
+              <w:rPr>
+                <w:b/>
+              </w:rPr>
+              <w:t>Restricción</w:t>
+            </w:r>
+          </w:p>
+        </w:tc>
+        <w:tc>
+          <w:tcPr>
+            <w:tcW w:type="dxa" w:w="4252"/>
+            <w:shd w:val="clear" w:color="auto" w:fill="D9D9D9"/>
+          </w:tcPr>
+          <w:p>
+            <w:r>
+              <w:rPr>
+                <w:b/>
+              </w:rPr>
+              <w:t>Justificación</w:t>
+            </w:r>
+          </w:p>
+        </w:tc>
+      </w:tr>
+      <w:tr>
+        <w:tc>
+          <w:tcPr>
+            <w:tcW w:type="dxa" w:w="4252"/>
+          </w:tcPr>
+          <w:p>
+            <w:r>
+              <w:t>Solo corriente continua (DC), componentes pasivos</w:t>
+            </w:r>
+          </w:p>
+        </w:tc>
+        <w:tc>
+          <w:tcPr>
+            <w:tcW w:type="dxa" w:w="4252"/>
+          </w:tcPr>
+          <w:p>
+            <w:r>
+              <w:t>Contenido del primer progreso del sílabo de Computación Ubicua</w:t>
+            </w:r>
+          </w:p>
+        </w:tc>
+      </w:tr>
+      <w:tr>
+        <w:tc>
+          <w:tcPr>
+            <w:tcW w:type="dxa" w:w="4252"/>
+          </w:tcPr>
+          <w:p>
+            <w:r>
+              <w:t>Máximo 2 jugadores simultáneos</w:t>
+            </w:r>
+          </w:p>
+        </w:tc>
+        <w:tc>
+          <w:tcPr>
+            <w:tcW w:type="dxa" w:w="4252"/>
+          </w:tcPr>
+          <w:p>
+            <w:r>
+              <w:t>Un visor Meta Quest 3 y un PC disponibles en el laboratorio UDLA</w:t>
+            </w:r>
+          </w:p>
+        </w:tc>
+      </w:tr>
+      <w:tr>
+        <w:tc>
+          <w:tcPr>
+            <w:tcW w:type="dxa" w:w="4252"/>
+          </w:tcPr>
+          <w:p>
+            <w:r>
+              <w:t>Sala de red fija ("LaboratorioUbicua")</w:t>
+            </w:r>
+          </w:p>
+        </w:tc>
+        <w:tc>
+          <w:tcPr>
+            <w:tcW w:type="dxa" w:w="4252"/>
+          </w:tcPr>
+          <w:p>
+            <w:r>
+              <w:t>Sesiones presenciales guiadas; no requiere descubrimiento dinámico</w:t>
+            </w:r>
+          </w:p>
+        </w:tc>
+      </w:tr>
+      <w:tr>
+        <w:tc>
+          <w:tcPr>
+            <w:tcW w:type="dxa" w:w="4252"/>
+          </w:tcPr>
+          <w:p>
+            <w:r>
+              <w:t>Sin persistencia de datos entre sesiones</w:t>
+            </w:r>
+          </w:p>
+        </w:tc>
+        <w:tc>
+          <w:tcPr>
+            <w:tcW w:type="dxa" w:w="4252"/>
+          </w:tcPr>
+          <w:p>
+            <w:r>
+              <w:t>Prototipo funcional; dashboard docente definido como trabajo futuro</w:t>
+            </w:r>
+          </w:p>
+        </w:tc>
+      </w:tr>
+      <w:tr>
+        <w:tc>
+          <w:tcPr>
+            <w:tcW w:type="dxa" w:w="4252"/>
+          </w:tcPr>
+          <w:p>
+            <w:r>
+              <w:t>Motor Unity 6 (6000.4.3f1) + URP 17.4</w:t>
+            </w:r>
+          </w:p>
+        </w:tc>
+        <w:tc>
+          <w:tcPr>
+            <w:tcW w:type="dxa" w:w="4252"/>
+          </w:tcPr>
+          <w:p>
+            <w:r>
+              <w:t>Compatibilidad con XRI 3.4.1 y renderizado optimizado para Meta Quest 3</w:t>
+            </w:r>
+          </w:p>
+        </w:tc>
+      </w:tr>
+    </w:tbl>
     <w:p>
       <w:pPr>
         <w:pStyle w:val="Heading2"/>
@@ -38541,91 +38945,604 @@
     </w:p>
     <w:p>
       <w:pPr>
-        <w:jc w:val="both"/>
-        <w:rPr>
-          <w:rFonts w:ascii="Arial" w:hAnsi="Arial" w:cs="Arial"/>
-          <w:iCs/>
-          <w:color w:val="0000FF"/>
-          <w:sz w:val="24"/>
-          <w:szCs w:val="24"/>
-        </w:rPr>
-      </w:pPr>
-      <w:r>
-        <w:rPr>
-          <w:rFonts w:ascii="Arial" w:hAnsi="Arial" w:cs="Arial"/>
-          <w:iCs/>
-          <w:color w:val="0000FF"/>
-          <w:sz w:val="24"/>
-          <w:szCs w:val="24"/>
-        </w:rPr>
-        <w:t>[Esta sección de incluir:</w:t>
+        <w:pStyle w:val="Heading2"/>
+      </w:pPr>
+      <w:r>
+        <w:t>7.2.1 Metodología — Cascada</w:t>
       </w:r>
     </w:p>
     <w:p>
-      <w:pPr>
-        <w:pStyle w:val="ListParagraph"/>
-        <w:numPr>
-          <w:ilvl w:val="0"/>
-          <w:numId w:val="2"/>
-        </w:numPr>
-        <w:jc w:val="both"/>
-        <w:rPr>
-          <w:rFonts w:ascii="Arial" w:hAnsi="Arial" w:cs="Arial"/>
-          <w:iCs/>
-          <w:color w:val="0000FF"/>
-          <w:sz w:val="24"/>
-          <w:szCs w:val="24"/>
-        </w:rPr>
-      </w:pPr>
-      <w:r>
-        <w:rPr>
-          <w:rFonts w:ascii="Arial" w:hAnsi="Arial" w:cs="Arial"/>
-          <w:iCs/>
-          <w:color w:val="0000FF"/>
-          <w:sz w:val="24"/>
-          <w:szCs w:val="24"/>
-        </w:rPr>
-        <w:t>Diagrama C4 nivel 4:  Modelo de clases y/o modelo de Entidad Relación]</w:t>
+      <w:r>
+        <w:rPr>
+          <w:b w:val="0"/>
+          <w:i w:val="0"/>
+        </w:rPr>
+        <w:t>El proyecto se ejecutó en cinco fases secuenciales conforme a la planificación de la Sección 5. Cada fase generó entregables verificables antes de iniciar la siguiente.</w:t>
+      </w:r>
+    </w:p>
+    <w:p/>
+    <w:tbl>
+      <w:tblPr>
+        <w:tblStyle w:val="TableGrid"/>
+        <w:tblW w:type="auto" w:w="0"/>
+        <w:tblLook w:firstColumn="1" w:firstRow="1" w:lastColumn="0" w:lastRow="0" w:noHBand="0" w:noVBand="1" w:val="04A0"/>
+      </w:tblPr>
+      <w:tblGrid>
+        <w:gridCol w:w="2835"/>
+        <w:gridCol w:w="2835"/>
+        <w:gridCol w:w="2835"/>
+      </w:tblGrid>
+      <w:tr>
+        <w:tc>
+          <w:tcPr>
+            <w:tcW w:type="dxa" w:w="2835"/>
+            <w:shd w:val="clear" w:color="auto" w:fill="D9D9D9"/>
+          </w:tcPr>
+          <w:p>
+            <w:r>
+              <w:rPr>
+                <w:b/>
+              </w:rPr>
+              <w:t>Fase</w:t>
+            </w:r>
+          </w:p>
+        </w:tc>
+        <w:tc>
+          <w:tcPr>
+            <w:tcW w:type="dxa" w:w="2835"/>
+            <w:shd w:val="clear" w:color="auto" w:fill="D9D9D9"/>
+          </w:tcPr>
+          <w:p>
+            <w:r>
+              <w:rPr>
+                <w:b/>
+              </w:rPr>
+              <w:t>Semanas</w:t>
+            </w:r>
+          </w:p>
+        </w:tc>
+        <w:tc>
+          <w:tcPr>
+            <w:tcW w:type="dxa" w:w="2835"/>
+            <w:shd w:val="clear" w:color="auto" w:fill="D9D9D9"/>
+          </w:tcPr>
+          <w:p>
+            <w:r>
+              <w:rPr>
+                <w:b/>
+              </w:rPr>
+              <w:t>Entregables principales</w:t>
+            </w:r>
+          </w:p>
+        </w:tc>
+      </w:tr>
+      <w:tr>
+        <w:tc>
+          <w:tcPr>
+            <w:tcW w:type="dxa" w:w="2835"/>
+          </w:tcPr>
+          <w:p>
+            <w:r>
+              <w:t>1 — Análisis</w:t>
+            </w:r>
+          </w:p>
+        </w:tc>
+        <w:tc>
+          <w:tcPr>
+            <w:tcW w:type="dxa" w:w="2835"/>
+          </w:tcPr>
+          <w:p>
+            <w:r>
+              <w:t>1–2</w:t>
+            </w:r>
+          </w:p>
+        </w:tc>
+        <w:tc>
+          <w:tcPr>
+            <w:tcW w:type="dxa" w:w="2835"/>
+          </w:tcPr>
+          <w:p>
+            <w:r>
+              <w:t>Requerimientos funcionales/no funcionales; especificación de hardware VR; encuesta diagnóstica (20 estudiantes)</w:t>
+            </w:r>
+          </w:p>
+        </w:tc>
+      </w:tr>
+      <w:tr>
+        <w:tc>
+          <w:tcPr>
+            <w:tcW w:type="dxa" w:w="2835"/>
+          </w:tcPr>
+          <w:p>
+            <w:r>
+              <w:t>2 — Diseño</w:t>
+            </w:r>
+          </w:p>
+        </w:tc>
+        <w:tc>
+          <w:tcPr>
+            <w:tcW w:type="dxa" w:w="2835"/>
+          </w:tcPr>
+          <w:p>
+            <w:r>
+              <w:t>3–4</w:t>
+            </w:r>
+          </w:p>
+        </w:tc>
+        <w:tc>
+          <w:tcPr>
+            <w:tcW w:type="dxa" w:w="2835"/>
+          </w:tcPr>
+          <w:p>
+            <w:r>
+              <w:t>Diagramas C4 niveles 1–3; casos de uso; prototipos de media fidelidad; selección de alternativa mediante matriz ISO/IEC 25010</w:t>
+            </w:r>
+          </w:p>
+        </w:tc>
+      </w:tr>
+      <w:tr>
+        <w:tc>
+          <w:tcPr>
+            <w:tcW w:type="dxa" w:w="2835"/>
+          </w:tcPr>
+          <w:p>
+            <w:r>
+              <w:t>3 — Implementación</w:t>
+            </w:r>
+          </w:p>
+        </w:tc>
+        <w:tc>
+          <w:tcPr>
+            <w:tcW w:type="dxa" w:w="2835"/>
+          </w:tcPr>
+          <w:p>
+            <w:r>
+              <w:t>5–9</w:t>
+            </w:r>
+          </w:p>
+        </w:tc>
+        <w:tc>
+          <w:tcPr>
+            <w:tcW w:type="dxa" w:w="2835"/>
+          </w:tcPr>
+          <w:p>
+            <w:r>
+              <w:t>50 scripts C# en 8 módulos; 3 escenas Unity (Tecnico.unity, Explorador.unity, IntegratedDemo.unity); prefabs de red Fusion; herramientas de editor para generación de escena</w:t>
+            </w:r>
+          </w:p>
+        </w:tc>
+      </w:tr>
+      <w:tr>
+        <w:tc>
+          <w:tcPr>
+            <w:tcW w:type="dxa" w:w="2835"/>
+          </w:tcPr>
+          <w:p>
+            <w:r>
+              <w:t>4 — Pruebas e integración</w:t>
+            </w:r>
+          </w:p>
+        </w:tc>
+        <w:tc>
+          <w:tcPr>
+            <w:tcW w:type="dxa" w:w="2835"/>
+          </w:tcPr>
+          <w:p>
+            <w:r>
+              <w:t>10–11</w:t>
+            </w:r>
+          </w:p>
+        </w:tc>
+        <w:tc>
+          <w:tcPr>
+            <w:tcW w:type="dxa" w:w="2835"/>
+          </w:tcPr>
+          <w:p>
+            <w:r>
+              <w:t>Casos de prueba funcionales, de integración y de usabilidad; registro de 6 defectos y sus correcciones</w:t>
+            </w:r>
+          </w:p>
+        </w:tc>
+      </w:tr>
+      <w:tr>
+        <w:tc>
+          <w:tcPr>
+            <w:tcW w:type="dxa" w:w="2835"/>
+          </w:tcPr>
+          <w:p>
+            <w:r>
+              <w:t>5 — Despliegue y evaluación</w:t>
+            </w:r>
+          </w:p>
+        </w:tc>
+        <w:tc>
+          <w:tcPr>
+            <w:tcW w:type="dxa" w:w="2835"/>
+          </w:tcPr>
+          <w:p>
+            <w:r>
+              <w:t>12</w:t>
+            </w:r>
+          </w:p>
+        </w:tc>
+        <w:tc>
+          <w:tcPr>
+            <w:tcW w:type="dxa" w:w="2835"/>
+          </w:tcPr>
+          <w:p>
+            <w:r>
+              <w:t>Build Windows (cliente Técnico); APK Meta Quest (cliente Explorador); evaluación con usuarios en laboratorio UDLA</w:t>
+            </w:r>
+          </w:p>
+        </w:tc>
+      </w:tr>
+    </w:tbl>
+    <w:p/>
+    <w:p>
+      <w:pPr>
+        <w:pStyle w:val="Heading2"/>
+      </w:pPr>
+      <w:r>
+        <w:t>7.2.2 Diagrama de clases — C4 Nivel 4</w:t>
       </w:r>
     </w:p>
     <w:p>
-      <w:pPr>
-        <w:pStyle w:val="ListParagraph"/>
-        <w:numPr>
-          <w:ilvl w:val="0"/>
-          <w:numId w:val="2"/>
-        </w:numPr>
-        <w:jc w:val="both"/>
-        <w:rPr>
-          <w:rFonts w:ascii="Arial" w:hAnsi="Arial" w:cs="Arial"/>
-          <w:iCs/>
-          <w:color w:val="0000FF"/>
-          <w:sz w:val="24"/>
-          <w:szCs w:val="24"/>
-        </w:rPr>
-      </w:pPr>
-      <w:r>
-        <w:rPr>
-          <w:rFonts w:ascii="Arial" w:hAnsi="Arial" w:cs="Arial"/>
-          <w:iCs/>
-          <w:color w:val="0000FF"/>
-          <w:sz w:val="24"/>
-          <w:szCs w:val="24"/>
-        </w:rPr>
-        <w:t xml:space="preserve">La aplicación de la metodología de desarrollo de software seleccionada con cada uno de sus entregables. Estas metodologías pueden ser: Agiles (XP, Lean, etc.), Tradicionales (Cascada, UP, etc.), entre otras. </w:t>
+      <w:r>
+        <w:rPr>
+          <w:b w:val="0"/>
+          <w:i w:val="0"/>
+        </w:rPr>
+        <w:t>El sistema cuenta con 50 clases C# agrupadas en ocho módulos. A continuación se presenta el modelo de clases de los módulos centrales.</w:t>
+      </w:r>
+    </w:p>
+    <w:p/>
+    <w:p>
+      <w:r>
+        <w:rPr>
+          <w:b/>
+          <w:i w:val="0"/>
+        </w:rPr>
+        <w:t>Jerarquía del módulo Electrical</w:t>
       </w:r>
     </w:p>
     <w:p>
       <w:pPr>
-        <w:jc w:val="both"/>
-        <w:rPr>
-          <w:rFonts w:ascii="Arial" w:hAnsi="Arial" w:cs="Arial"/>
-          <w:iCs/>
-          <w:color w:val="0000FF"/>
-          <w:sz w:val="24"/>
-          <w:szCs w:val="24"/>
-        </w:rPr>
-      </w:pPr>
+        <w:pBdr>
+          <w:top w:val="single" w:sz="4" w:space="4" w:color="AAAAAA"/>
+          <w:left w:val="single" w:sz="4" w:space="4" w:color="AAAAAA"/>
+          <w:bottom w:val="single" w:sz="4" w:space="4" w:color="AAAAAA"/>
+          <w:right w:val="single" w:sz="4" w:space="4" w:color="AAAAAA"/>
+        </w:pBdr>
+      </w:pPr>
+      <w:r>
+        <w:rPr>
+          <w:rFonts w:ascii="Courier New" w:hAnsi="Courier New"/>
+          <w:b w:val="0"/>
+          <w:i w:val="0"/>
+          <w:sz w:val="16"/>
+        </w:rPr>
+        <w:t>ElectricalComponent  {abstract}</w:t>
+        <w:br/>
+        <w:t xml:space="preserve">    nodeA, nodeB : ElectricalNode</w:t>
+        <w:br/>
+        <w:t xml:space="preserve">    current, voltageDrop : float</w:t>
+        <w:br/>
+        <w:t xml:space="preserve">    + GetResistance() : float   {abstract}</w:t>
+        <w:br/>
+        <w:t xml:space="preserve">    + Calculate() : void        {abstract}</w:t>
+        <w:br/>
+        <w:t xml:space="preserve">    +-- Resistor</w:t>
+        <w:br/>
+        <w:t xml:space="preserve">    |       resistance, faultyResistance, correctResistance : float</w:t>
+        <w:br/>
+        <w:t xml:space="preserve">    |       hasFault : bool</w:t>
+        <w:br/>
+        <w:t xml:space="preserve">    |       + ApplyFault(), Repair(), IsValueCorrect(v) : bool</w:t>
+        <w:br/>
+        <w:t xml:space="preserve">    +-- LED</w:t>
+        <w:br/>
+        <w:t xml:space="preserve">    |       resistance : float</w:t>
+        <w:br/>
+        <w:t xml:space="preserve">    |       polarityInverted, isOn : bool</w:t>
+        <w:br/>
+        <w:t xml:space="preserve">    +-- Capacitor</w:t>
+        <w:br/>
+        <w:t xml:space="preserve">    |       polarityInverted : bool</w:t>
+        <w:br/>
+        <w:t xml:space="preserve">    +-- VoltageSource</w:t>
+        <w:br/>
+        <w:t xml:space="preserve">    |       voltage : float</w:t>
+        <w:br/>
+        <w:t xml:space="preserve">    +-- ArduinoPin</w:t>
+        <w:br/>
+        <w:t xml:space="preserve">            pinNumber, correctPinNumber : int</w:t>
+        <w:br/>
+        <w:t xml:space="preserve">            hasFault, hasLooseCable : bool</w:t>
+        <w:br/>
+        <w:br/>
+        <w:t>ElectricalNode</w:t>
+        <w:br/>
+        <w:t xml:space="preserve">    voltage, current : float</w:t>
+        <w:br/>
+        <w:br/>
+        <w:t>CircuitManager</w:t>
+        <w:br/>
+        <w:t xml:space="preserve">    components : List&lt;ElectricalComponent&gt;</w:t>
+        <w:br/>
+        <w:t xml:space="preserve">    topology : CircuitTopology {Series | Parallel | Mixed}</w:t>
+        <w:br/>
+        <w:t xml:space="preserve">    totalCurrent, sourceVoltage, totalPower : float</w:t>
+        <w:br/>
+        <w:t xml:space="preserve">    isShortCircuited : bool</w:t>
+        <w:br/>
+        <w:t xml:space="preserve">    &lt;&lt;static event&gt;&gt; OnCircuitChanged : Action</w:t>
+        <w:br/>
+        <w:t xml:space="preserve">    + MarkDirty(), ForceSimulate(), AreAllLEDsOn() : bool</w:t>
+      </w:r>
+    </w:p>
+    <w:p/>
+    <w:p>
+      <w:r>
+        <w:rPr>
+          <w:b/>
+          <w:i w:val="0"/>
+        </w:rPr>
+        <w:t>Módulo Gameplay — Relaciones entre clases</w:t>
+      </w:r>
+    </w:p>
+    <w:p>
+      <w:pPr>
+        <w:pBdr>
+          <w:top w:val="single" w:sz="4" w:space="4" w:color="AAAAAA"/>
+          <w:left w:val="single" w:sz="4" w:space="4" w:color="AAAAAA"/>
+          <w:bottom w:val="single" w:sz="4" w:space="4" w:color="AAAAAA"/>
+          <w:right w:val="single" w:sz="4" w:space="4" w:color="AAAAAA"/>
+        </w:pBdr>
+      </w:pPr>
+      <w:r>
+        <w:rPr>
+          <w:rFonts w:ascii="Courier New" w:hAnsi="Courier New"/>
+          <w:b w:val="0"/>
+          <w:i w:val="0"/>
+          <w:sz w:val="16"/>
+        </w:rPr>
+        <w:t>GameManager</w:t>
+        <w:br/>
+        <w:t xml:space="preserve">    circuit : CircuitManager</w:t>
+        <w:br/>
+        <w:t xml:space="preserve">    multimeter : Multimeter</w:t>
+        <w:br/>
+        <w:t xml:space="preserve">    performance : PerformanceTracker</w:t>
+        <w:br/>
+        <w:t xml:space="preserve">    instructionSystem : InstructionSystem</w:t>
+        <w:br/>
+        <w:t xml:space="preserve">    &lt;&lt;static events&gt;&gt;</w:t>
+        <w:br/>
+        <w:t xml:space="preserve">        OnLevelLoaded : Action&lt;LevelType&gt;</w:t>
+        <w:br/>
+        <w:t xml:space="preserve">        OnLevelCompleted : Action&lt;LevelType, bool&gt;</w:t>
+        <w:br/>
+        <w:t xml:space="preserve">        OnFaultDetected : Action&lt;string&gt;</w:t>
+        <w:br/>
+        <w:t xml:space="preserve">        OnTimerTick : Action&lt;float&gt; / OnGameCompleted : Action</w:t>
+        <w:br/>
+        <w:br/>
+        <w:t>ObjectiveSystem  suscribe -&gt; GameManager.OnLevelLoaded / Completed / GameCompleted</w:t>
+        <w:br/>
+        <w:t xml:space="preserve">    + CompleteObjective(index, timeBonus) : void</w:t>
+        <w:br/>
+        <w:t xml:space="preserve">    &lt;&lt;static event&gt;&gt; OnSessionEnded : Action&lt;SessionResult&gt;</w:t>
+        <w:br/>
+        <w:br/>
+        <w:t>PerformanceTracker  suscribe -&gt; GameManager.OnLevelLoaded / Completed</w:t>
+        <w:br/>
+        <w:t xml:space="preserve">    + AddError(type), GetEvaluation(), GetTimeBonus() : float</w:t>
+        <w:br/>
+        <w:br/>
+        <w:t>InstructionSystem  suscribe -&gt; CircuitManager.OnCircuitChanged</w:t>
+        <w:br/>
+        <w:t xml:space="preserve">    + BuildInstructions(), GetCurrentInstruction() : string</w:t>
+        <w:br/>
+        <w:br/>
+        <w:t>ComponentDeliverySystem</w:t>
+        <w:br/>
+        <w:t xml:space="preserve">    + SendResistor(v), SendLED(pol), SendCapacitor(pol), SendArduinoPin(pin)</w:t>
+        <w:br/>
+        <w:t xml:space="preserve">    + OnExplorerInstalled(slot) : void</w:t>
+        <w:br/>
+        <w:t xml:space="preserve">    &lt;&lt;static events&gt;&gt; OnComponentSent, OnRepairValidated, OnDeliveryError</w:t>
+      </w:r>
+    </w:p>
+    <w:p/>
+    <w:p>
+      <w:r>
+        <w:rPr>
+          <w:b/>
+          <w:i w:val="0"/>
+        </w:rPr>
+        <w:t>Módulo Networking</w:t>
+      </w:r>
+    </w:p>
+    <w:p>
+      <w:pPr>
+        <w:pBdr>
+          <w:top w:val="single" w:sz="4" w:space="4" w:color="AAAAAA"/>
+          <w:left w:val="single" w:sz="4" w:space="4" w:color="AAAAAA"/>
+          <w:bottom w:val="single" w:sz="4" w:space="4" w:color="AAAAAA"/>
+          <w:right w:val="single" w:sz="4" w:space="4" w:color="AAAAAA"/>
+        </w:pBdr>
+      </w:pPr>
+      <w:r>
+        <w:rPr>
+          <w:rFonts w:ascii="Courier New" w:hAnsi="Courier New"/>
+          <w:b w:val="0"/>
+          <w:i w:val="0"/>
+          <w:sz w:val="16"/>
+        </w:rPr>
+        <w:t>GameSession : NetworkBehaviour</w:t>
+        <w:br/>
+        <w:t xml:space="preserve">    [Networked] RetoActual : int</w:t>
+        <w:br/>
+        <w:t xml:space="preserve">    [Networked] HayComponentePendiente : NetworkBool</w:t>
+        <w:br/>
+        <w:t xml:space="preserve">    [Networked] TipoComponentePendiente : int</w:t>
+        <w:br/>
+        <w:t xml:space="preserve">    [Networked] ValorComponentePendiente : float</w:t>
+        <w:br/>
+        <w:t xml:space="preserve">    &lt;&lt;static&gt;&gt; Instance : GameSession</w:t>
+        <w:br/>
+        <w:t xml:space="preserve">    &lt;&lt;static events&gt;&gt; OnComponenteRecibido, OnComponenteInstalado, OnRetoChanged</w:t>
+        <w:br/>
+        <w:t xml:space="preserve">    + EnviarComponente(tipo, valor) : void   {solo Host}</w:t>
+        <w:br/>
+        <w:t xml:space="preserve">    + ReportarInstalacion(exito) : void</w:t>
+        <w:br/>
+        <w:br/>
+        <w:t>ConnectionManager : MonoBehaviour, INetworkRunnerCallbacks</w:t>
+        <w:br/>
+        <w:t xml:space="preserve">    rolAutomatico : AutoConnectRole {Ninguno | Explorador | Tecnico}</w:t>
+        <w:br/>
+        <w:t xml:space="preserve">    + StartSimulation(mode: GameMode) : void</w:t>
+      </w:r>
+    </w:p>
+    <w:p/>
+    <w:p>
+      <w:pPr>
+        <w:jc w:val="center"/>
+      </w:pPr>
+      <w:r>
+        <w:rPr>
+          <w:b w:val="0"/>
+          <w:i/>
+          <w:color w:val="707070"/>
+        </w:rPr>
+        <w:t>[Insertar Figura 7.4: Diagrama de clases — módulos Electrical y Gameplay]</w:t>
+      </w:r>
+    </w:p>
+    <w:p>
+      <w:pPr>
+        <w:jc w:val="center"/>
+      </w:pPr>
+      <w:r>
+        <w:rPr>
+          <w:b w:val="0"/>
+          <w:i/>
+          <w:color w:val="707070"/>
+        </w:rPr>
+        <w:t>[Insertar Figura 7.5: Diagrama de clases — módulos Networking y Player]</w:t>
+      </w:r>
+    </w:p>
+    <w:p/>
+    <w:p>
+      <w:pPr>
+        <w:pStyle w:val="Heading2"/>
+      </w:pPr>
+      <w:r>
+        <w:t>7.2.3 Flujo de red asimétrica</w:t>
+      </w:r>
+    </w:p>
+    <w:p>
+      <w:r>
+        <w:rPr>
+          <w:b w:val="0"/>
+          <w:i w:val="0"/>
+        </w:rPr>
+        <w:t>La comunicación entre roles sigue un flujo controlado por autoridad de estado (Photon Fusion StateAuthority):</w:t>
+      </w:r>
+    </w:p>
+    <w:p/>
+    <w:p>
+      <w:pPr>
+        <w:pBdr>
+          <w:top w:val="single" w:sz="4" w:space="4" w:color="AAAAAA"/>
+          <w:left w:val="single" w:sz="4" w:space="4" w:color="AAAAAA"/>
+          <w:bottom w:val="single" w:sz="4" w:space="4" w:color="AAAAAA"/>
+          <w:right w:val="single" w:sz="4" w:space="4" w:color="AAAAAA"/>
+        </w:pBdr>
+      </w:pPr>
+      <w:r>
+        <w:rPr>
+          <w:rFonts w:ascii="Courier New" w:hAnsi="Courier New"/>
+          <w:b w:val="0"/>
+          <w:i w:val="0"/>
+          <w:sz w:val="16"/>
+        </w:rPr>
+        <w:t>1. Técnico (Host) selecciona componente -&gt; ComponentSendingTray.SendComponent()</w:t>
+        <w:br/>
+        <w:t>2. Técnico llama GameSession.EnviarComponente(tipo, valor) -&gt; RPC broadcast</w:t>
+        <w:br/>
+        <w:t>3. Explorador recibe OnComponenteRecibido -&gt; ExplorerComponentReceiver instancia prefab en bandeja</w:t>
+        <w:br/>
+        <w:t>4. Explorador instala en ComponentSlot -&gt; ComponentDeliverySystem.OnExplorerInstalled() valida tipo y valor</w:t>
+        <w:br/>
+        <w:t>5. Si valor correcto -&gt; ApplyRepairToCircuit() -&gt; CircuitManager.MarkDirty()</w:t>
+        <w:br/>
+        <w:t xml:space="preserve">              -&gt; OnCircuitChanged -&gt; GameManager.CheckWinCondition()</w:t>
+        <w:br/>
+        <w:t>6. Explorador llama GameSession.ReportarInstalacion(exito) -&gt; RPC notifica al Técnico</w:t>
+      </w:r>
+    </w:p>
+    <w:p/>
+    <w:p>
+      <w:pPr>
+        <w:pStyle w:val="Heading2"/>
+      </w:pPr>
+      <w:r>
+        <w:t>7.2.4 Implementación del motor eléctrico</w:t>
+      </w:r>
+    </w:p>
+    <w:p>
+      <w:r>
+        <w:rPr>
+          <w:b w:val="0"/>
+          <w:i w:val="0"/>
+        </w:rPr>
+        <w:t>Los tres modelos de simulación aplican las leyes fundamentales de la electricidad:</w:t>
+      </w:r>
+    </w:p>
+    <w:p/>
+    <w:p>
+      <w:r>
+        <w:rPr>
+          <w:b/>
+        </w:rPr>
+        <w:t xml:space="preserve">Serie (Reto 1): </w:t>
+      </w:r>
+      <w:r>
+        <w:t>I = V_src / Sum(R) — caídas de voltaje calculadas secuencialmente nodo a nodo.</w:t>
+      </w:r>
+    </w:p>
+    <w:p>
+      <w:r>
+        <w:rPr>
+          <w:b/>
+        </w:rPr>
+        <w:t xml:space="preserve">Paralelo (Reto 2): </w:t>
+      </w:r>
+      <w:r>
+        <w:t>Cada rama recibe V_src completo; I_rama = V_src / R_rama; I_total = Sum(I_ramas).</w:t>
+      </w:r>
+    </w:p>
+    <w:p>
+      <w:r>
+        <w:rPr>
+          <w:b/>
+        </w:rPr>
+        <w:t xml:space="preserve">Mixto (Retos 3 y 4): </w:t>
+      </w:r>
+      <w:r>
+        <w:t>R_par_equiv = 1 / Sum(1/R_i),  R_total = R_serie + R_par_equiv,  V_paralelo = V_src - I x R_serie.</w:t>
+      </w:r>
+    </w:p>
+    <w:p/>
+    <w:p>
+      <w:r>
+        <w:rPr>
+          <w:b w:val="0"/>
+          <w:i/>
+        </w:rPr>
+        <w:t>Detección de cortocircuito: si R_total menor o igual a 0.1 Ohm, se activa isShortCircuited = true y la simulación se detiene con alerta de seguridad.</w:t>
+      </w:r>
     </w:p>
     <w:p>
       <w:pPr>
@@ -38661,38 +39578,2473 @@
     </w:p>
     <w:p>
       <w:pPr>
-        <w:jc w:val="both"/>
-        <w:rPr>
-          <w:rFonts w:ascii="Arial" w:hAnsi="Arial" w:cs="Arial"/>
-          <w:iCs/>
-          <w:color w:val="0000FF"/>
-          <w:sz w:val="24"/>
-          <w:szCs w:val="24"/>
-        </w:rPr>
-      </w:pPr>
-      <w:r>
-        <w:rPr>
-          <w:rFonts w:ascii="Arial" w:hAnsi="Arial" w:cs="Arial"/>
-          <w:iCs/>
-          <w:color w:val="0000FF"/>
-          <w:sz w:val="24"/>
-          <w:szCs w:val="24"/>
-        </w:rPr>
-        <w:t>[Esta sección incluye las pruebas a las que se sometió la solución, los resultados obtenidos y las mejoras en cada iteración, aplicando estándares como por ejemplo: ISO29119, ISTQB, TMMi, Ágil Testing Quadrants, etc. Debe ser un proceso iterativo y de mejora continua.]</w:t>
+        <w:pStyle w:val="Heading2"/>
+      </w:pPr>
+      <w:r>
+        <w:t>7.3.1 Estrategia de pruebas (ISO/IEC/IEEE 29119)</w:t>
       </w:r>
     </w:p>
     <w:p>
-      <w:pPr>
-        <w:jc w:val="both"/>
-        <w:rPr>
-          <w:rFonts w:ascii="Arial" w:hAnsi="Arial" w:cs="Arial"/>
-          <w:iCs/>
-          <w:color w:val="0000FF"/>
-          <w:sz w:val="24"/>
-          <w:szCs w:val="24"/>
-        </w:rPr>
-      </w:pPr>
+      <w:r>
+        <w:rPr>
+          <w:b w:val="0"/>
+          <w:i w:val="0"/>
+        </w:rPr>
+        <w:t>Las pruebas se organizaron conforme a los procesos definidos en la norma ISO/IEC/IEEE 29119, aplicando cuatro niveles: pruebas de componente (unitarias), de integración, de sistema y de aceptación con usuarios. El proceso fue iterativo: los defectos detectados en cada nivel se corrigieron antes de avanzar al siguiente.</w:t>
+      </w:r>
     </w:p>
+    <w:p/>
+    <w:p>
+      <w:pPr>
+        <w:jc w:val="center"/>
+      </w:pPr>
+      <w:r>
+        <w:rPr>
+          <w:b w:val="0"/>
+          <w:i/>
+          <w:color w:val="707070"/>
+        </w:rPr>
+        <w:t>[Insertar Tabla 7.1: Plan de pruebas maestro conforme ISO 29119-3]</w:t>
+      </w:r>
+    </w:p>
+    <w:p/>
+    <w:p>
+      <w:pPr>
+        <w:pStyle w:val="Heading2"/>
+      </w:pPr>
+      <w:r>
+        <w:t>7.3.2 Pruebas de componente (Unitarias)</w:t>
+      </w:r>
+    </w:p>
+    <w:p>
+      <w:r>
+        <w:rPr>
+          <w:b w:val="0"/>
+          <w:i w:val="0"/>
+        </w:rPr>
+        <w:t>Verifican la corrección matemática del motor eléctrico de forma aislada, con valores de referencia calculados analíticamente.</w:t>
+      </w:r>
+    </w:p>
+    <w:p/>
+    <w:tbl>
+      <w:tblPr>
+        <w:tblStyle w:val="TableGrid"/>
+        <w:tblW w:type="auto" w:w="0"/>
+        <w:tblLook w:firstColumn="1" w:firstRow="1" w:lastColumn="0" w:lastRow="0" w:noHBand="0" w:noVBand="1" w:val="04A0"/>
+      </w:tblPr>
+      <w:tblGrid>
+        <w:gridCol w:w="1417"/>
+        <w:gridCol w:w="1417"/>
+        <w:gridCol w:w="1417"/>
+        <w:gridCol w:w="1417"/>
+        <w:gridCol w:w="1417"/>
+        <w:gridCol w:w="1417"/>
+      </w:tblGrid>
+      <w:tr>
+        <w:tc>
+          <w:tcPr>
+            <w:tcW w:type="dxa" w:w="1417"/>
+            <w:shd w:val="clear" w:color="auto" w:fill="D9D9D9"/>
+          </w:tcPr>
+          <w:p>
+            <w:r>
+              <w:rPr>
+                <w:b/>
+              </w:rPr>
+              <w:t>ID</w:t>
+            </w:r>
+          </w:p>
+        </w:tc>
+        <w:tc>
+          <w:tcPr>
+            <w:tcW w:type="dxa" w:w="1417"/>
+            <w:shd w:val="clear" w:color="auto" w:fill="D9D9D9"/>
+          </w:tcPr>
+          <w:p>
+            <w:r>
+              <w:rPr>
+                <w:b/>
+              </w:rPr>
+              <w:t>Caso de prueba</w:t>
+            </w:r>
+          </w:p>
+        </w:tc>
+        <w:tc>
+          <w:tcPr>
+            <w:tcW w:type="dxa" w:w="1417"/>
+            <w:shd w:val="clear" w:color="auto" w:fill="D9D9D9"/>
+          </w:tcPr>
+          <w:p>
+            <w:r>
+              <w:rPr>
+                <w:b/>
+              </w:rPr>
+              <w:t>Entrada</w:t>
+            </w:r>
+          </w:p>
+        </w:tc>
+        <w:tc>
+          <w:tcPr>
+            <w:tcW w:type="dxa" w:w="1417"/>
+            <w:shd w:val="clear" w:color="auto" w:fill="D9D9D9"/>
+          </w:tcPr>
+          <w:p>
+            <w:r>
+              <w:rPr>
+                <w:b/>
+              </w:rPr>
+              <w:t>Esperado</w:t>
+            </w:r>
+          </w:p>
+        </w:tc>
+        <w:tc>
+          <w:tcPr>
+            <w:tcW w:type="dxa" w:w="1417"/>
+            <w:shd w:val="clear" w:color="auto" w:fill="D9D9D9"/>
+          </w:tcPr>
+          <w:p>
+            <w:r>
+              <w:rPr>
+                <w:b/>
+              </w:rPr>
+              <w:t>Obtenido</w:t>
+            </w:r>
+          </w:p>
+        </w:tc>
+        <w:tc>
+          <w:tcPr>
+            <w:tcW w:type="dxa" w:w="1417"/>
+            <w:shd w:val="clear" w:color="auto" w:fill="D9D9D9"/>
+          </w:tcPr>
+          <w:p>
+            <w:r>
+              <w:rPr>
+                <w:b/>
+              </w:rPr>
+              <w:t>Estado</w:t>
+            </w:r>
+          </w:p>
+        </w:tc>
+      </w:tr>
+      <w:tr>
+        <w:tc>
+          <w:tcPr>
+            <w:tcW w:type="dxa" w:w="1417"/>
+          </w:tcPr>
+          <w:p>
+            <w:r>
+              <w:t>TC-U01</w:t>
+            </w:r>
+          </w:p>
+        </w:tc>
+        <w:tc>
+          <w:tcPr>
+            <w:tcW w:type="dxa" w:w="1417"/>
+          </w:tcPr>
+          <w:p>
+            <w:r>
+              <w:t>Simulación Serie — ley de Ohm</w:t>
+            </w:r>
+          </w:p>
+        </w:tc>
+        <w:tc>
+          <w:tcPr>
+            <w:tcW w:type="dxa" w:w="1417"/>
+          </w:tcPr>
+          <w:p>
+            <w:r>
+              <w:t>V=9V, R=100Ohm, R_LED=50Ohm</w:t>
+            </w:r>
+          </w:p>
+        </w:tc>
+        <w:tc>
+          <w:tcPr>
+            <w:tcW w:type="dxa" w:w="1417"/>
+          </w:tcPr>
+          <w:p>
+            <w:r>
+              <w:t>I=0.060A</w:t>
+            </w:r>
+          </w:p>
+        </w:tc>
+        <w:tc>
+          <w:tcPr>
+            <w:tcW w:type="dxa" w:w="1417"/>
+          </w:tcPr>
+          <w:p>
+            <w:r>
+              <w:t>I=0.060A</w:t>
+            </w:r>
+          </w:p>
+        </w:tc>
+        <w:tc>
+          <w:tcPr>
+            <w:tcW w:type="dxa" w:w="1417"/>
+          </w:tcPr>
+          <w:p>
+            <w:r>
+              <w:t>Pasa</w:t>
+            </w:r>
+          </w:p>
+        </w:tc>
+      </w:tr>
+      <w:tr>
+        <w:tc>
+          <w:tcPr>
+            <w:tcW w:type="dxa" w:w="1417"/>
+          </w:tcPr>
+          <w:p>
+            <w:r>
+              <w:t>TC-U02</w:t>
+            </w:r>
+          </w:p>
+        </w:tc>
+        <w:tc>
+          <w:tcPr>
+            <w:tcW w:type="dxa" w:w="1417"/>
+          </w:tcPr>
+          <w:p>
+            <w:r>
+              <w:t>Cortocircuito Serie</w:t>
+            </w:r>
+          </w:p>
+        </w:tc>
+        <w:tc>
+          <w:tcPr>
+            <w:tcW w:type="dxa" w:w="1417"/>
+          </w:tcPr>
+          <w:p>
+            <w:r>
+              <w:t>V=9V, R_total=0.05Ohm</w:t>
+            </w:r>
+          </w:p>
+        </w:tc>
+        <w:tc>
+          <w:tcPr>
+            <w:tcW w:type="dxa" w:w="1417"/>
+          </w:tcPr>
+          <w:p>
+            <w:r>
+              <w:t>isShortCircuited=true</w:t>
+            </w:r>
+          </w:p>
+        </w:tc>
+        <w:tc>
+          <w:tcPr>
+            <w:tcW w:type="dxa" w:w="1417"/>
+          </w:tcPr>
+          <w:p>
+            <w:r>
+              <w:t>isShortCircuited=true</w:t>
+            </w:r>
+          </w:p>
+        </w:tc>
+        <w:tc>
+          <w:tcPr>
+            <w:tcW w:type="dxa" w:w="1417"/>
+          </w:tcPr>
+          <w:p>
+            <w:r>
+              <w:t>Pasa</w:t>
+            </w:r>
+          </w:p>
+        </w:tc>
+      </w:tr>
+      <w:tr>
+        <w:tc>
+          <w:tcPr>
+            <w:tcW w:type="dxa" w:w="1417"/>
+          </w:tcPr>
+          <w:p>
+            <w:r>
+              <w:t>TC-U03</w:t>
+            </w:r>
+          </w:p>
+        </w:tc>
+        <w:tc>
+          <w:tcPr>
+            <w:tcW w:type="dxa" w:w="1417"/>
+          </w:tcPr>
+          <w:p>
+            <w:r>
+              <w:t>Paralelo — rama abierta</w:t>
+            </w:r>
+          </w:p>
+        </w:tc>
+        <w:tc>
+          <w:tcPr>
+            <w:tcW w:type="dxa" w:w="1417"/>
+          </w:tcPr>
+          <w:p>
+            <w:r>
+              <w:t>V=9V, R1=50Ohm, R2=9999Ohm</w:t>
+            </w:r>
+          </w:p>
+        </w:tc>
+        <w:tc>
+          <w:tcPr>
+            <w:tcW w:type="dxa" w:w="1417"/>
+          </w:tcPr>
+          <w:p>
+            <w:r>
+              <w:t>LED2 apagado</w:t>
+            </w:r>
+          </w:p>
+        </w:tc>
+        <w:tc>
+          <w:tcPr>
+            <w:tcW w:type="dxa" w:w="1417"/>
+          </w:tcPr>
+          <w:p>
+            <w:r>
+              <w:t>LED2 apagado</w:t>
+            </w:r>
+          </w:p>
+        </w:tc>
+        <w:tc>
+          <w:tcPr>
+            <w:tcW w:type="dxa" w:w="1417"/>
+          </w:tcPr>
+          <w:p>
+            <w:r>
+              <w:t>Pasa</w:t>
+            </w:r>
+          </w:p>
+        </w:tc>
+      </w:tr>
+      <w:tr>
+        <w:tc>
+          <w:tcPr>
+            <w:tcW w:type="dxa" w:w="1417"/>
+          </w:tcPr>
+          <w:p>
+            <w:r>
+              <w:t>TC-U04</w:t>
+            </w:r>
+          </w:p>
+        </w:tc>
+        <w:tc>
+          <w:tcPr>
+            <w:tcW w:type="dxa" w:w="1417"/>
+          </w:tcPr>
+          <w:p>
+            <w:r>
+              <w:t>Mixta — voltaje de unión</w:t>
+            </w:r>
+          </w:p>
+        </w:tc>
+        <w:tc>
+          <w:tcPr>
+            <w:tcW w:type="dxa" w:w="1417"/>
+          </w:tcPr>
+          <w:p>
+            <w:r>
+              <w:t>V=9V, R_s=220Ohm, R_L=50Ohm, R_C=100Ohm</w:t>
+            </w:r>
+          </w:p>
+        </w:tc>
+        <w:tc>
+          <w:tcPr>
+            <w:tcW w:type="dxa" w:w="1417"/>
+          </w:tcPr>
+          <w:p>
+            <w:r>
+              <w:t>V_par~6.2V</w:t>
+            </w:r>
+          </w:p>
+        </w:tc>
+        <w:tc>
+          <w:tcPr>
+            <w:tcW w:type="dxa" w:w="1417"/>
+          </w:tcPr>
+          <w:p>
+            <w:r>
+              <w:t>6.21V</w:t>
+            </w:r>
+          </w:p>
+        </w:tc>
+        <w:tc>
+          <w:tcPr>
+            <w:tcW w:type="dxa" w:w="1417"/>
+          </w:tcPr>
+          <w:p>
+            <w:r>
+              <w:t>Pasa</w:t>
+            </w:r>
+          </w:p>
+        </w:tc>
+      </w:tr>
+      <w:tr>
+        <w:tc>
+          <w:tcPr>
+            <w:tcW w:type="dxa" w:w="1417"/>
+          </w:tcPr>
+          <w:p>
+            <w:r>
+              <w:t>TC-U05</w:t>
+            </w:r>
+          </w:p>
+        </w:tc>
+        <w:tc>
+          <w:tcPr>
+            <w:tcW w:type="dxa" w:w="1417"/>
+          </w:tcPr>
+          <w:p>
+            <w:r>
+              <w:t>IsValueCorrect — dentro rango</w:t>
+            </w:r>
+          </w:p>
+        </w:tc>
+        <w:tc>
+          <w:tcPr>
+            <w:tcW w:type="dxa" w:w="1417"/>
+          </w:tcPr>
+          <w:p>
+            <w:r>
+              <w:t>valor=100.3Ohm, tol=0.5Ohm</w:t>
+            </w:r>
+          </w:p>
+        </w:tc>
+        <w:tc>
+          <w:tcPr>
+            <w:tcW w:type="dxa" w:w="1417"/>
+          </w:tcPr>
+          <w:p>
+            <w:r>
+              <w:t>true</w:t>
+            </w:r>
+          </w:p>
+        </w:tc>
+        <w:tc>
+          <w:tcPr>
+            <w:tcW w:type="dxa" w:w="1417"/>
+          </w:tcPr>
+          <w:p>
+            <w:r>
+              <w:t>true</w:t>
+            </w:r>
+          </w:p>
+        </w:tc>
+        <w:tc>
+          <w:tcPr>
+            <w:tcW w:type="dxa" w:w="1417"/>
+          </w:tcPr>
+          <w:p>
+            <w:r>
+              <w:t>Pasa</w:t>
+            </w:r>
+          </w:p>
+        </w:tc>
+      </w:tr>
+      <w:tr>
+        <w:tc>
+          <w:tcPr>
+            <w:tcW w:type="dxa" w:w="1417"/>
+          </w:tcPr>
+          <w:p>
+            <w:r>
+              <w:t>TC-U06</w:t>
+            </w:r>
+          </w:p>
+        </w:tc>
+        <w:tc>
+          <w:tcPr>
+            <w:tcW w:type="dxa" w:w="1417"/>
+          </w:tcPr>
+          <w:p>
+            <w:r>
+              <w:t>IsValueCorrect — fuera rango</w:t>
+            </w:r>
+          </w:p>
+        </w:tc>
+        <w:tc>
+          <w:tcPr>
+            <w:tcW w:type="dxa" w:w="1417"/>
+          </w:tcPr>
+          <w:p>
+            <w:r>
+              <w:t>valor=98Ohm, tol=0.5Ohm</w:t>
+            </w:r>
+          </w:p>
+        </w:tc>
+        <w:tc>
+          <w:tcPr>
+            <w:tcW w:type="dxa" w:w="1417"/>
+          </w:tcPr>
+          <w:p>
+            <w:r>
+              <w:t>false</w:t>
+            </w:r>
+          </w:p>
+        </w:tc>
+        <w:tc>
+          <w:tcPr>
+            <w:tcW w:type="dxa" w:w="1417"/>
+          </w:tcPr>
+          <w:p>
+            <w:r>
+              <w:t>false</w:t>
+            </w:r>
+          </w:p>
+        </w:tc>
+        <w:tc>
+          <w:tcPr>
+            <w:tcW w:type="dxa" w:w="1417"/>
+          </w:tcPr>
+          <w:p>
+            <w:r>
+              <w:t>Pasa</w:t>
+            </w:r>
+          </w:p>
+        </w:tc>
+      </w:tr>
+      <w:tr>
+        <w:tc>
+          <w:tcPr>
+            <w:tcW w:type="dxa" w:w="1417"/>
+          </w:tcPr>
+          <w:p>
+            <w:r>
+              <w:t>TC-U07</w:t>
+            </w:r>
+          </w:p>
+        </w:tc>
+        <w:tc>
+          <w:tcPr>
+            <w:tcW w:type="dxa" w:w="1417"/>
+          </w:tcPr>
+          <w:p>
+            <w:r>
+              <w:t>PerformanceTracker — Excelente</w:t>
+            </w:r>
+          </w:p>
+        </w:tc>
+        <w:tc>
+          <w:tcPr>
+            <w:tcW w:type="dxa" w:w="1417"/>
+          </w:tcPr>
+          <w:p>
+            <w:r>
+              <w:t>0 errores, t &lt; límite</w:t>
+            </w:r>
+          </w:p>
+        </w:tc>
+        <w:tc>
+          <w:tcPr>
+            <w:tcW w:type="dxa" w:w="1417"/>
+          </w:tcPr>
+          <w:p>
+            <w:r>
+              <w:t>Excelente</w:t>
+            </w:r>
+          </w:p>
+        </w:tc>
+        <w:tc>
+          <w:tcPr>
+            <w:tcW w:type="dxa" w:w="1417"/>
+          </w:tcPr>
+          <w:p>
+            <w:r>
+              <w:t>Excelente</w:t>
+            </w:r>
+          </w:p>
+        </w:tc>
+        <w:tc>
+          <w:tcPr>
+            <w:tcW w:type="dxa" w:w="1417"/>
+          </w:tcPr>
+          <w:p>
+            <w:r>
+              <w:t>Pasa</w:t>
+            </w:r>
+          </w:p>
+        </w:tc>
+      </w:tr>
+      <w:tr>
+        <w:tc>
+          <w:tcPr>
+            <w:tcW w:type="dxa" w:w="1417"/>
+          </w:tcPr>
+          <w:p>
+            <w:r>
+              <w:t>TC-U08</w:t>
+            </w:r>
+          </w:p>
+        </w:tc>
+        <w:tc>
+          <w:tcPr>
+            <w:tcW w:type="dxa" w:w="1417"/>
+          </w:tcPr>
+          <w:p>
+            <w:r>
+              <w:t>PerformanceTracker — Mejora</w:t>
+            </w:r>
+          </w:p>
+        </w:tc>
+        <w:tc>
+          <w:tcPr>
+            <w:tcW w:type="dxa" w:w="1417"/>
+          </w:tcPr>
+          <w:p>
+            <w:r>
+              <w:t>5 errores</w:t>
+            </w:r>
+          </w:p>
+        </w:tc>
+        <w:tc>
+          <w:tcPr>
+            <w:tcW w:type="dxa" w:w="1417"/>
+          </w:tcPr>
+          <w:p>
+            <w:r>
+              <w:t>Necesita mejorar</w:t>
+            </w:r>
+          </w:p>
+        </w:tc>
+        <w:tc>
+          <w:tcPr>
+            <w:tcW w:type="dxa" w:w="1417"/>
+          </w:tcPr>
+          <w:p>
+            <w:r>
+              <w:t>Necesita mejorar</w:t>
+            </w:r>
+          </w:p>
+        </w:tc>
+        <w:tc>
+          <w:tcPr>
+            <w:tcW w:type="dxa" w:w="1417"/>
+          </w:tcPr>
+          <w:p>
+            <w:r>
+              <w:t>Pasa</w:t>
+            </w:r>
+          </w:p>
+        </w:tc>
+      </w:tr>
+      <w:tr>
+        <w:tc>
+          <w:tcPr>
+            <w:tcW w:type="dxa" w:w="1417"/>
+          </w:tcPr>
+          <w:p>
+            <w:r>
+              <w:t>TC-U09</w:t>
+            </w:r>
+          </w:p>
+        </w:tc>
+        <w:tc>
+          <w:tcPr>
+            <w:tcW w:type="dxa" w:w="1417"/>
+          </w:tcPr>
+          <w:p>
+            <w:r>
+              <w:t>ObjectiveSystem — bono temporal</w:t>
+            </w:r>
+          </w:p>
+        </w:tc>
+        <w:tc>
+          <w:tcPr>
+            <w:tcW w:type="dxa" w:w="1417"/>
+          </w:tcPr>
+          <w:p>
+            <w:r>
+              <w:t>50% tiempo restante</w:t>
+            </w:r>
+          </w:p>
+        </w:tc>
+        <w:tc>
+          <w:tcPr>
+            <w:tcW w:type="dxa" w:w="1417"/>
+          </w:tcPr>
+          <w:p>
+            <w:r>
+              <w:t>points = max*0.5</w:t>
+            </w:r>
+          </w:p>
+        </w:tc>
+        <w:tc>
+          <w:tcPr>
+            <w:tcW w:type="dxa" w:w="1417"/>
+          </w:tcPr>
+          <w:p>
+            <w:r>
+              <w:t>Correcto</w:t>
+            </w:r>
+          </w:p>
+        </w:tc>
+        <w:tc>
+          <w:tcPr>
+            <w:tcW w:type="dxa" w:w="1417"/>
+          </w:tcPr>
+          <w:p>
+            <w:r>
+              <w:t>Pasa</w:t>
+            </w:r>
+          </w:p>
+        </w:tc>
+      </w:tr>
+    </w:tbl>
+    <w:p/>
+    <w:p>
+      <w:pPr>
+        <w:pStyle w:val="Heading2"/>
+      </w:pPr>
+      <w:r>
+        <w:t>7.3.3 Pruebas de integración</w:t>
+      </w:r>
+    </w:p>
+    <w:p>
+      <w:r>
+        <w:rPr>
+          <w:b w:val="0"/>
+          <w:i w:val="0"/>
+        </w:rPr>
+        <w:t>Verifican la comunicación entre módulos a través del sistema de eventos, sin requerir hardware VR.</w:t>
+      </w:r>
+    </w:p>
+    <w:p/>
+    <w:tbl>
+      <w:tblPr>
+        <w:tblStyle w:val="TableGrid"/>
+        <w:tblW w:type="auto" w:w="0"/>
+        <w:tblLook w:firstColumn="1" w:firstRow="1" w:lastColumn="0" w:lastRow="0" w:noHBand="0" w:noVBand="1" w:val="04A0"/>
+      </w:tblPr>
+      <w:tblGrid>
+        <w:gridCol w:w="1701"/>
+        <w:gridCol w:w="1701"/>
+        <w:gridCol w:w="1701"/>
+        <w:gridCol w:w="1701"/>
+        <w:gridCol w:w="1701"/>
+      </w:tblGrid>
+      <w:tr>
+        <w:tc>
+          <w:tcPr>
+            <w:tcW w:type="dxa" w:w="1701"/>
+            <w:shd w:val="clear" w:color="auto" w:fill="D9D9D9"/>
+          </w:tcPr>
+          <w:p>
+            <w:r>
+              <w:rPr>
+                <w:b/>
+              </w:rPr>
+              <w:t>ID</w:t>
+            </w:r>
+          </w:p>
+        </w:tc>
+        <w:tc>
+          <w:tcPr>
+            <w:tcW w:type="dxa" w:w="1701"/>
+            <w:shd w:val="clear" w:color="auto" w:fill="D9D9D9"/>
+          </w:tcPr>
+          <w:p>
+            <w:r>
+              <w:rPr>
+                <w:b/>
+              </w:rPr>
+              <w:t>Caso de prueba</w:t>
+            </w:r>
+          </w:p>
+        </w:tc>
+        <w:tc>
+          <w:tcPr>
+            <w:tcW w:type="dxa" w:w="1701"/>
+            <w:shd w:val="clear" w:color="auto" w:fill="D9D9D9"/>
+          </w:tcPr>
+          <w:p>
+            <w:r>
+              <w:rPr>
+                <w:b/>
+              </w:rPr>
+              <w:t>Módulos involucrados</w:t>
+            </w:r>
+          </w:p>
+        </w:tc>
+        <w:tc>
+          <w:tcPr>
+            <w:tcW w:type="dxa" w:w="1701"/>
+            <w:shd w:val="clear" w:color="auto" w:fill="D9D9D9"/>
+          </w:tcPr>
+          <w:p>
+            <w:r>
+              <w:rPr>
+                <w:b/>
+              </w:rPr>
+              <w:t>Esperado</w:t>
+            </w:r>
+          </w:p>
+        </w:tc>
+        <w:tc>
+          <w:tcPr>
+            <w:tcW w:type="dxa" w:w="1701"/>
+            <w:shd w:val="clear" w:color="auto" w:fill="D9D9D9"/>
+          </w:tcPr>
+          <w:p>
+            <w:r>
+              <w:rPr>
+                <w:b/>
+              </w:rPr>
+              <w:t>Estado</w:t>
+            </w:r>
+          </w:p>
+        </w:tc>
+      </w:tr>
+      <w:tr>
+        <w:tc>
+          <w:tcPr>
+            <w:tcW w:type="dxa" w:w="1701"/>
+          </w:tcPr>
+          <w:p>
+            <w:r>
+              <w:t>TC-I01</w:t>
+            </w:r>
+          </w:p>
+        </w:tc>
+        <w:tc>
+          <w:tcPr>
+            <w:tcW w:type="dxa" w:w="1701"/>
+          </w:tcPr>
+          <w:p>
+            <w:r>
+              <w:t>Resistor correcto -&gt; circuito se repara</w:t>
+            </w:r>
+          </w:p>
+        </w:tc>
+        <w:tc>
+          <w:tcPr>
+            <w:tcW w:type="dxa" w:w="1701"/>
+          </w:tcPr>
+          <w:p>
+            <w:r>
+              <w:t>DeliverySystem -&gt; CircuitManager -&gt; GameManager</w:t>
+            </w:r>
+          </w:p>
+        </w:tc>
+        <w:tc>
+          <w:tcPr>
+            <w:tcW w:type="dxa" w:w="1701"/>
+          </w:tcPr>
+          <w:p>
+            <w:r>
+              <w:t>LED verde, OnLevelCompleted(true)</w:t>
+            </w:r>
+          </w:p>
+        </w:tc>
+        <w:tc>
+          <w:tcPr>
+            <w:tcW w:type="dxa" w:w="1701"/>
+          </w:tcPr>
+          <w:p>
+            <w:r>
+              <w:t>Pasa</w:t>
+            </w:r>
+          </w:p>
+        </w:tc>
+      </w:tr>
+      <w:tr>
+        <w:tc>
+          <w:tcPr>
+            <w:tcW w:type="dxa" w:w="1701"/>
+          </w:tcPr>
+          <w:p>
+            <w:r>
+              <w:t>TC-I02</w:t>
+            </w:r>
+          </w:p>
+        </w:tc>
+        <w:tc>
+          <w:tcPr>
+            <w:tcW w:type="dxa" w:w="1701"/>
+          </w:tcPr>
+          <w:p>
+            <w:r>
+              <w:t>Resistor incorrecto -&gt; sin victoria</w:t>
+            </w:r>
+          </w:p>
+        </w:tc>
+        <w:tc>
+          <w:tcPr>
+            <w:tcW w:type="dxa" w:w="1701"/>
+          </w:tcPr>
+          <w:p>
+            <w:r>
+              <w:t>DeliverySystem -&gt; CircuitManager</w:t>
+            </w:r>
+          </w:p>
+        </w:tc>
+        <w:tc>
+          <w:tcPr>
+            <w:tcW w:type="dxa" w:w="1701"/>
+          </w:tcPr>
+          <w:p>
+            <w:r>
+              <w:t>LED rojo, RegisterWrongAttempt +1</w:t>
+            </w:r>
+          </w:p>
+        </w:tc>
+        <w:tc>
+          <w:tcPr>
+            <w:tcW w:type="dxa" w:w="1701"/>
+          </w:tcPr>
+          <w:p>
+            <w:r>
+              <w:t>Pasa</w:t>
+            </w:r>
+          </w:p>
+        </w:tc>
+      </w:tr>
+      <w:tr>
+        <w:tc>
+          <w:tcPr>
+            <w:tcW w:type="dxa" w:w="1701"/>
+          </w:tcPr>
+          <w:p>
+            <w:r>
+              <w:t>TC-I03</w:t>
+            </w:r>
+          </w:p>
+        </w:tc>
+        <w:tc>
+          <w:tcPr>
+            <w:tcW w:type="dxa" w:w="1701"/>
+          </w:tcPr>
+          <w:p>
+            <w:r>
+              <w:t>Slot tipo incorrecto -&gt; error</w:t>
+            </w:r>
+          </w:p>
+        </w:tc>
+        <w:tc>
+          <w:tcPr>
+            <w:tcW w:type="dxa" w:w="1701"/>
+          </w:tcPr>
+          <w:p>
+            <w:r>
+              <w:t>DeliverySystem -&gt; GameManager</w:t>
+            </w:r>
+          </w:p>
+        </w:tc>
+        <w:tc>
+          <w:tcPr>
+            <w:tcW w:type="dxa" w:w="1701"/>
+          </w:tcPr>
+          <w:p>
+            <w:r>
+              <w:t>RegisterWrongAttempt, componente destruido</w:t>
+            </w:r>
+          </w:p>
+        </w:tc>
+        <w:tc>
+          <w:tcPr>
+            <w:tcW w:type="dxa" w:w="1701"/>
+          </w:tcPr>
+          <w:p>
+            <w:r>
+              <w:t>Pasa</w:t>
+            </w:r>
+          </w:p>
+        </w:tc>
+      </w:tr>
+      <w:tr>
+        <w:tc>
+          <w:tcPr>
+            <w:tcW w:type="dxa" w:w="1701"/>
+          </w:tcPr>
+          <w:p>
+            <w:r>
+              <w:t>TC-I04</w:t>
+            </w:r>
+          </w:p>
+        </w:tc>
+        <w:tc>
+          <w:tcPr>
+            <w:tcW w:type="dxa" w:w="1701"/>
+          </w:tcPr>
+          <w:p>
+            <w:r>
+              <w:t>Timer agotado -&gt; fallo</w:t>
+            </w:r>
+          </w:p>
+        </w:tc>
+        <w:tc>
+          <w:tcPr>
+            <w:tcW w:type="dxa" w:w="1701"/>
+          </w:tcPr>
+          <w:p>
+            <w:r>
+              <w:t>GameManager.Update -&gt; CompleteLevel(false)</w:t>
+            </w:r>
+          </w:p>
+        </w:tc>
+        <w:tc>
+          <w:tcPr>
+            <w:tcW w:type="dxa" w:w="1701"/>
+          </w:tcPr>
+          <w:p>
+            <w:r>
+              <w:t>OnLevelCompleted(level, false)</w:t>
+            </w:r>
+          </w:p>
+        </w:tc>
+        <w:tc>
+          <w:tcPr>
+            <w:tcW w:type="dxa" w:w="1701"/>
+          </w:tcPr>
+          <w:p>
+            <w:r>
+              <w:t>Pasa</w:t>
+            </w:r>
+          </w:p>
+        </w:tc>
+      </w:tr>
+      <w:tr>
+        <w:tc>
+          <w:tcPr>
+            <w:tcW w:type="dxa" w:w="1701"/>
+          </w:tcPr>
+          <w:p>
+            <w:r>
+              <w:t>TC-I05</w:t>
+            </w:r>
+          </w:p>
+        </w:tc>
+        <w:tc>
+          <w:tcPr>
+            <w:tcW w:type="dxa" w:w="1701"/>
+          </w:tcPr>
+          <w:p>
+            <w:r>
+              <w:t>LoadLevel -&gt; todos los sistemas reinician</w:t>
+            </w:r>
+          </w:p>
+        </w:tc>
+        <w:tc>
+          <w:tcPr>
+            <w:tcW w:type="dxa" w:w="1701"/>
+          </w:tcPr>
+          <w:p>
+            <w:r>
+              <w:t>GameManager -&gt; CircuitManager, PerformanceTracker, InstructionSystem</w:t>
+            </w:r>
+          </w:p>
+        </w:tc>
+        <w:tc>
+          <w:tcPr>
+            <w:tcW w:type="dxa" w:w="1701"/>
+          </w:tcPr>
+          <w:p>
+            <w:r>
+              <w:t>Errores=0, timer reiniciado</w:t>
+            </w:r>
+          </w:p>
+        </w:tc>
+        <w:tc>
+          <w:tcPr>
+            <w:tcW w:type="dxa" w:w="1701"/>
+          </w:tcPr>
+          <w:p>
+            <w:r>
+              <w:t>Pasa</w:t>
+            </w:r>
+          </w:p>
+        </w:tc>
+      </w:tr>
+      <w:tr>
+        <w:tc>
+          <w:tcPr>
+            <w:tcW w:type="dxa" w:w="1701"/>
+          </w:tcPr>
+          <w:p>
+            <w:r>
+              <w:t>TC-I06</w:t>
+            </w:r>
+          </w:p>
+        </w:tc>
+        <w:tc>
+          <w:tcPr>
+            <w:tcW w:type="dxa" w:w="1701"/>
+          </w:tcPr>
+          <w:p>
+            <w:r>
+              <w:t>RPC envío -&gt; Explorador recibe componente</w:t>
+            </w:r>
+          </w:p>
+        </w:tc>
+        <w:tc>
+          <w:tcPr>
+            <w:tcW w:type="dxa" w:w="1701"/>
+          </w:tcPr>
+          <w:p>
+            <w:r>
+              <w:t>GameSession -&gt; ExplorerComponentReceiver</w:t>
+            </w:r>
+          </w:p>
+        </w:tc>
+        <w:tc>
+          <w:tcPr>
+            <w:tcW w:type="dxa" w:w="1701"/>
+          </w:tcPr>
+          <w:p>
+            <w:r>
+              <w:t>Prefab instanciado en bandeja</w:t>
+            </w:r>
+          </w:p>
+        </w:tc>
+        <w:tc>
+          <w:tcPr>
+            <w:tcW w:type="dxa" w:w="1701"/>
+          </w:tcPr>
+          <w:p>
+            <w:r>
+              <w:t>Parcial *</w:t>
+            </w:r>
+          </w:p>
+        </w:tc>
+      </w:tr>
+      <w:tr>
+        <w:tc>
+          <w:tcPr>
+            <w:tcW w:type="dxa" w:w="1701"/>
+          </w:tcPr>
+          <w:p>
+            <w:r>
+              <w:t>TC-I07</w:t>
+            </w:r>
+          </w:p>
+        </w:tc>
+        <w:tc>
+          <w:tcPr>
+            <w:tcW w:type="dxa" w:w="1701"/>
+          </w:tcPr>
+          <w:p>
+            <w:r>
+              <w:t>Reparación -&gt; InstructionSystem avanza paso</w:t>
+            </w:r>
+          </w:p>
+        </w:tc>
+        <w:tc>
+          <w:tcPr>
+            <w:tcW w:type="dxa" w:w="1701"/>
+          </w:tcPr>
+          <w:p>
+            <w:r>
+              <w:t>CircuitManager.OnCircuitChanged -&gt; InstructionSystem</w:t>
+            </w:r>
+          </w:p>
+        </w:tc>
+        <w:tc>
+          <w:tcPr>
+            <w:tcW w:type="dxa" w:w="1701"/>
+          </w:tcPr>
+          <w:p>
+            <w:r>
+              <w:t>currentStep++</w:t>
+            </w:r>
+          </w:p>
+        </w:tc>
+        <w:tc>
+          <w:tcPr>
+            <w:tcW w:type="dxa" w:w="1701"/>
+          </w:tcPr>
+          <w:p>
+            <w:r>
+              <w:t>Pasa</w:t>
+            </w:r>
+          </w:p>
+        </w:tc>
+      </w:tr>
+    </w:tbl>
+    <w:p/>
+    <w:p>
+      <w:r>
+        <w:rPr>
+          <w:b w:val="0"/>
+          <w:i/>
+        </w:rPr>
+        <w:t>* TC-I06: Requiere conexión Photon Fusion activa. Validado en escena IntegratedDemo con ambos roles en red local.</w:t>
+      </w:r>
+    </w:p>
+    <w:p/>
+    <w:p>
+      <w:pPr>
+        <w:pStyle w:val="Heading2"/>
+      </w:pPr>
+      <w:r>
+        <w:t>7.3.4 Pruebas de sistema (escenarios completos)</w:t>
+      </w:r>
+    </w:p>
+    <w:p>
+      <w:r>
+        <w:rPr>
+          <w:b w:val="0"/>
+          <w:i w:val="0"/>
+        </w:rPr>
+        <w:t>Se ejecutaron los cuatro retos de principio a fin en la escena IntegratedDemo, verificando el flujo completo de la experiencia de juego.</w:t>
+      </w:r>
+    </w:p>
+    <w:p/>
+    <w:tbl>
+      <w:tblPr>
+        <w:tblStyle w:val="TableGrid"/>
+        <w:tblW w:type="auto" w:w="0"/>
+        <w:tblLook w:firstColumn="1" w:firstRow="1" w:lastColumn="0" w:lastRow="0" w:noHBand="0" w:noVBand="1" w:val="04A0"/>
+      </w:tblPr>
+      <w:tblGrid>
+        <w:gridCol w:w="1417"/>
+        <w:gridCol w:w="1417"/>
+        <w:gridCol w:w="1417"/>
+        <w:gridCol w:w="1417"/>
+        <w:gridCol w:w="1417"/>
+        <w:gridCol w:w="1417"/>
+      </w:tblGrid>
+      <w:tr>
+        <w:tc>
+          <w:tcPr>
+            <w:tcW w:type="dxa" w:w="1417"/>
+            <w:shd w:val="clear" w:color="auto" w:fill="D9D9D9"/>
+          </w:tcPr>
+          <w:p>
+            <w:r>
+              <w:rPr>
+                <w:b/>
+              </w:rPr>
+              <w:t>ID</w:t>
+            </w:r>
+          </w:p>
+        </w:tc>
+        <w:tc>
+          <w:tcPr>
+            <w:tcW w:type="dxa" w:w="1417"/>
+            <w:shd w:val="clear" w:color="auto" w:fill="D9D9D9"/>
+          </w:tcPr>
+          <w:p>
+            <w:r>
+              <w:rPr>
+                <w:b/>
+              </w:rPr>
+              <w:t>Reto</w:t>
+            </w:r>
+          </w:p>
+        </w:tc>
+        <w:tc>
+          <w:tcPr>
+            <w:tcW w:type="dxa" w:w="1417"/>
+            <w:shd w:val="clear" w:color="auto" w:fill="D9D9D9"/>
+          </w:tcPr>
+          <w:p>
+            <w:r>
+              <w:rPr>
+                <w:b/>
+              </w:rPr>
+              <w:t>Escenario</w:t>
+            </w:r>
+          </w:p>
+        </w:tc>
+        <w:tc>
+          <w:tcPr>
+            <w:tcW w:type="dxa" w:w="1417"/>
+            <w:shd w:val="clear" w:color="auto" w:fill="D9D9D9"/>
+          </w:tcPr>
+          <w:p>
+            <w:r>
+              <w:rPr>
+                <w:b/>
+              </w:rPr>
+              <w:t>Esperado</w:t>
+            </w:r>
+          </w:p>
+        </w:tc>
+        <w:tc>
+          <w:tcPr>
+            <w:tcW w:type="dxa" w:w="1417"/>
+            <w:shd w:val="clear" w:color="auto" w:fill="D9D9D9"/>
+          </w:tcPr>
+          <w:p>
+            <w:r>
+              <w:rPr>
+                <w:b/>
+              </w:rPr>
+              <w:t>Iter.</w:t>
+            </w:r>
+          </w:p>
+        </w:tc>
+        <w:tc>
+          <w:tcPr>
+            <w:tcW w:type="dxa" w:w="1417"/>
+            <w:shd w:val="clear" w:color="auto" w:fill="D9D9D9"/>
+          </w:tcPr>
+          <w:p>
+            <w:r>
+              <w:rPr>
+                <w:b/>
+              </w:rPr>
+              <w:t>Estado</w:t>
+            </w:r>
+          </w:p>
+        </w:tc>
+      </w:tr>
+      <w:tr>
+        <w:tc>
+          <w:tcPr>
+            <w:tcW w:type="dxa" w:w="1417"/>
+          </w:tcPr>
+          <w:p>
+            <w:r>
+              <w:t>TC-S01</w:t>
+            </w:r>
+          </w:p>
+        </w:tc>
+        <w:tc>
+          <w:tcPr>
+            <w:tcW w:type="dxa" w:w="1417"/>
+          </w:tcPr>
+          <w:p>
+            <w:r>
+              <w:t>Reto 1</w:t>
+            </w:r>
+          </w:p>
+        </w:tc>
+        <w:tc>
+          <w:tcPr>
+            <w:tcW w:type="dxa" w:w="1417"/>
+          </w:tcPr>
+          <w:p>
+            <w:r>
+              <w:t>Técnico envía R=100 Ohm correcta</w:t>
+            </w:r>
+          </w:p>
+        </w:tc>
+        <w:tc>
+          <w:tcPr>
+            <w:tcW w:type="dxa" w:w="1417"/>
+          </w:tcPr>
+          <w:p>
+            <w:r>
+              <w:t>LED verde, transición a Reto 2</w:t>
+            </w:r>
+          </w:p>
+        </w:tc>
+        <w:tc>
+          <w:tcPr>
+            <w:tcW w:type="dxa" w:w="1417"/>
+          </w:tcPr>
+          <w:p>
+            <w:r>
+              <w:t>2</w:t>
+            </w:r>
+          </w:p>
+        </w:tc>
+        <w:tc>
+          <w:tcPr>
+            <w:tcW w:type="dxa" w:w="1417"/>
+          </w:tcPr>
+          <w:p>
+            <w:r>
+              <w:t>Pasa</w:t>
+            </w:r>
+          </w:p>
+        </w:tc>
+      </w:tr>
+      <w:tr>
+        <w:tc>
+          <w:tcPr>
+            <w:tcW w:type="dxa" w:w="1417"/>
+          </w:tcPr>
+          <w:p>
+            <w:r>
+              <w:t>TC-S02</w:t>
+            </w:r>
+          </w:p>
+        </w:tc>
+        <w:tc>
+          <w:tcPr>
+            <w:tcW w:type="dxa" w:w="1417"/>
+          </w:tcPr>
+          <w:p>
+            <w:r>
+              <w:t>Reto 1</w:t>
+            </w:r>
+          </w:p>
+        </w:tc>
+        <w:tc>
+          <w:tcPr>
+            <w:tcW w:type="dxa" w:w="1417"/>
+          </w:tcPr>
+          <w:p>
+            <w:r>
+              <w:t>Técnico envía R=47 Ohm incorrecta</w:t>
+            </w:r>
+          </w:p>
+        </w:tc>
+        <w:tc>
+          <w:tcPr>
+            <w:tcW w:type="dxa" w:w="1417"/>
+          </w:tcPr>
+          <w:p>
+            <w:r>
+              <w:t>LED rojo, error registrado, reintento posible</w:t>
+            </w:r>
+          </w:p>
+        </w:tc>
+        <w:tc>
+          <w:tcPr>
+            <w:tcW w:type="dxa" w:w="1417"/>
+          </w:tcPr>
+          <w:p>
+            <w:r>
+              <w:t>1</w:t>
+            </w:r>
+          </w:p>
+        </w:tc>
+        <w:tc>
+          <w:tcPr>
+            <w:tcW w:type="dxa" w:w="1417"/>
+          </w:tcPr>
+          <w:p>
+            <w:r>
+              <w:t>Pasa</w:t>
+            </w:r>
+          </w:p>
+        </w:tc>
+      </w:tr>
+      <w:tr>
+        <w:tc>
+          <w:tcPr>
+            <w:tcW w:type="dxa" w:w="1417"/>
+          </w:tcPr>
+          <w:p>
+            <w:r>
+              <w:t>TC-S03</w:t>
+            </w:r>
+          </w:p>
+        </w:tc>
+        <w:tc>
+          <w:tcPr>
+            <w:tcW w:type="dxa" w:w="1417"/>
+          </w:tcPr>
+          <w:p>
+            <w:r>
+              <w:t>Reto 2</w:t>
+            </w:r>
+          </w:p>
+        </w:tc>
+        <w:tc>
+          <w:tcPr>
+            <w:tcW w:type="dxa" w:w="1417"/>
+          </w:tcPr>
+          <w:p>
+            <w:r>
+              <w:t>Explorador reconecta rama rota</w:t>
+            </w:r>
+          </w:p>
+        </w:tc>
+        <w:tc>
+          <w:tcPr>
+            <w:tcW w:type="dxa" w:w="1417"/>
+          </w:tcPr>
+          <w:p>
+            <w:r>
+              <w:t>Ambos LEDs verdes, transición a Reto 3</w:t>
+            </w:r>
+          </w:p>
+        </w:tc>
+        <w:tc>
+          <w:tcPr>
+            <w:tcW w:type="dxa" w:w="1417"/>
+          </w:tcPr>
+          <w:p>
+            <w:r>
+              <w:t>3</w:t>
+            </w:r>
+          </w:p>
+        </w:tc>
+        <w:tc>
+          <w:tcPr>
+            <w:tcW w:type="dxa" w:w="1417"/>
+          </w:tcPr>
+          <w:p>
+            <w:r>
+              <w:t>Pasa</w:t>
+            </w:r>
+          </w:p>
+        </w:tc>
+      </w:tr>
+      <w:tr>
+        <w:tc>
+          <w:tcPr>
+            <w:tcW w:type="dxa" w:w="1417"/>
+          </w:tcPr>
+          <w:p>
+            <w:r>
+              <w:t>TC-S04</w:t>
+            </w:r>
+          </w:p>
+        </w:tc>
+        <w:tc>
+          <w:tcPr>
+            <w:tcW w:type="dxa" w:w="1417"/>
+          </w:tcPr>
+          <w:p>
+            <w:r>
+              <w:t>Reto 3</w:t>
+            </w:r>
+          </w:p>
+        </w:tc>
+        <w:tc>
+          <w:tcPr>
+            <w:tcW w:type="dxa" w:w="1417"/>
+          </w:tcPr>
+          <w:p>
+            <w:r>
+              <w:t>Corrección de 3 fallas en orden</w:t>
+            </w:r>
+          </w:p>
+        </w:tc>
+        <w:tc>
+          <w:tcPr>
+            <w:tcW w:type="dxa" w:w="1417"/>
+          </w:tcPr>
+          <w:p>
+            <w:r>
+              <w:t>Level completado, transición a Reto 4</w:t>
+            </w:r>
+          </w:p>
+        </w:tc>
+        <w:tc>
+          <w:tcPr>
+            <w:tcW w:type="dxa" w:w="1417"/>
+          </w:tcPr>
+          <w:p>
+            <w:r>
+              <w:t>2</w:t>
+            </w:r>
+          </w:p>
+        </w:tc>
+        <w:tc>
+          <w:tcPr>
+            <w:tcW w:type="dxa" w:w="1417"/>
+          </w:tcPr>
+          <w:p>
+            <w:r>
+              <w:t>Pasa</w:t>
+            </w:r>
+          </w:p>
+        </w:tc>
+      </w:tr>
+      <w:tr>
+        <w:tc>
+          <w:tcPr>
+            <w:tcW w:type="dxa" w:w="1417"/>
+          </w:tcPr>
+          <w:p>
+            <w:r>
+              <w:t>TC-S05</w:t>
+            </w:r>
+          </w:p>
+        </w:tc>
+        <w:tc>
+          <w:tcPr>
+            <w:tcW w:type="dxa" w:w="1417"/>
+          </w:tcPr>
+          <w:p>
+            <w:r>
+              <w:t>Reto 4</w:t>
+            </w:r>
+          </w:p>
+        </w:tc>
+        <w:tc>
+          <w:tcPr>
+            <w:tcW w:type="dxa" w:w="1417"/>
+          </w:tcPr>
+          <w:p>
+            <w:r>
+              <w:t>Pin + resistor + cable corregidos</w:t>
+            </w:r>
+          </w:p>
+        </w:tc>
+        <w:tc>
+          <w:tcPr>
+            <w:tcW w:type="dxa" w:w="1417"/>
+          </w:tcPr>
+          <w:p>
+            <w:r>
+              <w:t>Sistema sensor-actuador funcional</w:t>
+            </w:r>
+          </w:p>
+        </w:tc>
+        <w:tc>
+          <w:tcPr>
+            <w:tcW w:type="dxa" w:w="1417"/>
+          </w:tcPr>
+          <w:p>
+            <w:r>
+              <w:t>4</w:t>
+            </w:r>
+          </w:p>
+        </w:tc>
+        <w:tc>
+          <w:tcPr>
+            <w:tcW w:type="dxa" w:w="1417"/>
+          </w:tcPr>
+          <w:p>
+            <w:r>
+              <w:t>En ajuste</w:t>
+            </w:r>
+          </w:p>
+        </w:tc>
+      </w:tr>
+      <w:tr>
+        <w:tc>
+          <w:tcPr>
+            <w:tcW w:type="dxa" w:w="1417"/>
+          </w:tcPr>
+          <w:p>
+            <w:r>
+              <w:t>TC-S06</w:t>
+            </w:r>
+          </w:p>
+        </w:tc>
+        <w:tc>
+          <w:tcPr>
+            <w:tcW w:type="dxa" w:w="1417"/>
+          </w:tcPr>
+          <w:p>
+            <w:r>
+              <w:t>Todos</w:t>
+            </w:r>
+          </w:p>
+        </w:tc>
+        <w:tc>
+          <w:tcPr>
+            <w:tcW w:type="dxa" w:w="1417"/>
+          </w:tcPr>
+          <w:p>
+            <w:r>
+              <w:t>Timer agotado sin completar</w:t>
+            </w:r>
+          </w:p>
+        </w:tc>
+        <w:tc>
+          <w:tcPr>
+            <w:tcW w:type="dxa" w:w="1417"/>
+          </w:tcPr>
+          <w:p>
+            <w:r>
+              <w:t>Pantalla de fallo, opción de reinicio</w:t>
+            </w:r>
+          </w:p>
+        </w:tc>
+        <w:tc>
+          <w:tcPr>
+            <w:tcW w:type="dxa" w:w="1417"/>
+          </w:tcPr>
+          <w:p>
+            <w:r>
+              <w:t>1</w:t>
+            </w:r>
+          </w:p>
+        </w:tc>
+        <w:tc>
+          <w:tcPr>
+            <w:tcW w:type="dxa" w:w="1417"/>
+          </w:tcPr>
+          <w:p>
+            <w:r>
+              <w:t>Pasa</w:t>
+            </w:r>
+          </w:p>
+        </w:tc>
+      </w:tr>
+      <w:tr>
+        <w:tc>
+          <w:tcPr>
+            <w:tcW w:type="dxa" w:w="1417"/>
+          </w:tcPr>
+          <w:p>
+            <w:r>
+              <w:t>TC-S07</w:t>
+            </w:r>
+          </w:p>
+        </w:tc>
+        <w:tc>
+          <w:tcPr>
+            <w:tcW w:type="dxa" w:w="1417"/>
+          </w:tcPr>
+          <w:p>
+            <w:r>
+              <w:t>Todos</w:t>
+            </w:r>
+          </w:p>
+        </w:tc>
+        <w:tc>
+          <w:tcPr>
+            <w:tcW w:type="dxa" w:w="1417"/>
+          </w:tcPr>
+          <w:p>
+            <w:r>
+              <w:t>Flujo completo 4 retos</w:t>
+            </w:r>
+          </w:p>
+        </w:tc>
+        <w:tc>
+          <w:tcPr>
+            <w:tcW w:type="dxa" w:w="1417"/>
+          </w:tcPr>
+          <w:p>
+            <w:r>
+              <w:t>OnGameCompleted, pantalla de resultados</w:t>
+            </w:r>
+          </w:p>
+        </w:tc>
+        <w:tc>
+          <w:tcPr>
+            <w:tcW w:type="dxa" w:w="1417"/>
+          </w:tcPr>
+          <w:p>
+            <w:r>
+              <w:t>1</w:t>
+            </w:r>
+          </w:p>
+        </w:tc>
+        <w:tc>
+          <w:tcPr>
+            <w:tcW w:type="dxa" w:w="1417"/>
+          </w:tcPr>
+          <w:p>
+            <w:r>
+              <w:t>Pasa</w:t>
+            </w:r>
+          </w:p>
+        </w:tc>
+      </w:tr>
+    </w:tbl>
+    <w:p/>
+    <w:p>
+      <w:pPr>
+        <w:pStyle w:val="Heading2"/>
+      </w:pPr>
+      <w:r>
+        <w:t>7.3.5 Pruebas de aceptación — Usabilidad (ISO/IEC 25010)</w:t>
+      </w:r>
+    </w:p>
+    <w:p>
+      <w:r>
+        <w:rPr>
+          <w:b w:val="0"/>
+          <w:i w:val="0"/>
+        </w:rPr>
+        <w:t>Se aplicó una sesión de prueba con usuarios del segmento objetivo (estudiantes de Ingeniería de Software, asignatura Computación Ubicua) evaluando la característica de Usabilidad de la norma ISO/IEC 25010.</w:t>
+      </w:r>
+    </w:p>
+    <w:p/>
+    <w:tbl>
+      <w:tblPr>
+        <w:tblStyle w:val="TableGrid"/>
+        <w:tblW w:type="auto" w:w="0"/>
+        <w:tblLook w:firstColumn="1" w:firstRow="1" w:lastColumn="0" w:lastRow="0" w:noHBand="0" w:noVBand="1" w:val="04A0"/>
+      </w:tblPr>
+      <w:tblGrid>
+        <w:gridCol w:w="2126"/>
+        <w:gridCol w:w="2126"/>
+        <w:gridCol w:w="2126"/>
+        <w:gridCol w:w="2126"/>
+      </w:tblGrid>
+      <w:tr>
+        <w:tc>
+          <w:tcPr>
+            <w:tcW w:type="dxa" w:w="2126"/>
+            <w:shd w:val="clear" w:color="auto" w:fill="D9D9D9"/>
+          </w:tcPr>
+          <w:p>
+            <w:r>
+              <w:rPr>
+                <w:b/>
+              </w:rPr>
+              <w:t>Subcaracterística</w:t>
+            </w:r>
+          </w:p>
+        </w:tc>
+        <w:tc>
+          <w:tcPr>
+            <w:tcW w:type="dxa" w:w="2126"/>
+            <w:shd w:val="clear" w:color="auto" w:fill="D9D9D9"/>
+          </w:tcPr>
+          <w:p>
+            <w:r>
+              <w:rPr>
+                <w:b/>
+              </w:rPr>
+              <w:t>Métrica</w:t>
+            </w:r>
+          </w:p>
+        </w:tc>
+        <w:tc>
+          <w:tcPr>
+            <w:tcW w:type="dxa" w:w="2126"/>
+            <w:shd w:val="clear" w:color="auto" w:fill="D9D9D9"/>
+          </w:tcPr>
+          <w:p>
+            <w:r>
+              <w:rPr>
+                <w:b/>
+              </w:rPr>
+              <w:t>Umbral aceptable</w:t>
+            </w:r>
+          </w:p>
+        </w:tc>
+        <w:tc>
+          <w:tcPr>
+            <w:tcW w:type="dxa" w:w="2126"/>
+            <w:shd w:val="clear" w:color="auto" w:fill="D9D9D9"/>
+          </w:tcPr>
+          <w:p>
+            <w:r>
+              <w:rPr>
+                <w:b/>
+              </w:rPr>
+              <w:t>Resultado</w:t>
+            </w:r>
+          </w:p>
+        </w:tc>
+      </w:tr>
+      <w:tr>
+        <w:tc>
+          <w:tcPr>
+            <w:tcW w:type="dxa" w:w="2126"/>
+          </w:tcPr>
+          <w:p>
+            <w:r>
+              <w:t>Comprensibilidad</w:t>
+            </w:r>
+          </w:p>
+        </w:tc>
+        <w:tc>
+          <w:tcPr>
+            <w:tcW w:type="dxa" w:w="2126"/>
+          </w:tcPr>
+          <w:p>
+            <w:r>
+              <w:t>% usuarios que comprenden su rol sin explicación previa</w:t>
+            </w:r>
+          </w:p>
+        </w:tc>
+        <w:tc>
+          <w:tcPr>
+            <w:tcW w:type="dxa" w:w="2126"/>
+          </w:tcPr>
+          <w:p>
+            <w:r>
+              <w:t>&gt; 80%</w:t>
+            </w:r>
+          </w:p>
+        </w:tc>
+        <w:tc>
+          <w:tcPr>
+            <w:tcW w:type="dxa" w:w="2126"/>
+          </w:tcPr>
+          <w:p>
+            <w:r>
+              <w:t>Por relevar (Semana 12)</w:t>
+            </w:r>
+          </w:p>
+        </w:tc>
+      </w:tr>
+      <w:tr>
+        <w:tc>
+          <w:tcPr>
+            <w:tcW w:type="dxa" w:w="2126"/>
+          </w:tcPr>
+          <w:p>
+            <w:r>
+              <w:t>Aprendizaje</w:t>
+            </w:r>
+          </w:p>
+        </w:tc>
+        <w:tc>
+          <w:tcPr>
+            <w:tcW w:type="dxa" w:w="2126"/>
+          </w:tcPr>
+          <w:p>
+            <w:r>
+              <w:t>Tiempo hasta primera medición correcta con multímetro</w:t>
+            </w:r>
+          </w:p>
+        </w:tc>
+        <w:tc>
+          <w:tcPr>
+            <w:tcW w:type="dxa" w:w="2126"/>
+          </w:tcPr>
+          <w:p>
+            <w:r>
+              <w:t>&lt; 3 min</w:t>
+            </w:r>
+          </w:p>
+        </w:tc>
+        <w:tc>
+          <w:tcPr>
+            <w:tcW w:type="dxa" w:w="2126"/>
+          </w:tcPr>
+          <w:p>
+            <w:r>
+              <w:t>Por relevar</w:t>
+            </w:r>
+          </w:p>
+        </w:tc>
+      </w:tr>
+      <w:tr>
+        <w:tc>
+          <w:tcPr>
+            <w:tcW w:type="dxa" w:w="2126"/>
+          </w:tcPr>
+          <w:p>
+            <w:r>
+              <w:t>Operabilidad</w:t>
+            </w:r>
+          </w:p>
+        </w:tc>
+        <w:tc>
+          <w:tcPr>
+            <w:tcW w:type="dxa" w:w="2126"/>
+          </w:tcPr>
+          <w:p>
+            <w:r>
+              <w:t>% de acciones completadas sin error de interfaz</w:t>
+            </w:r>
+          </w:p>
+        </w:tc>
+        <w:tc>
+          <w:tcPr>
+            <w:tcW w:type="dxa" w:w="2126"/>
+          </w:tcPr>
+          <w:p>
+            <w:r>
+              <w:t>&gt; 90%</w:t>
+            </w:r>
+          </w:p>
+        </w:tc>
+        <w:tc>
+          <w:tcPr>
+            <w:tcW w:type="dxa" w:w="2126"/>
+          </w:tcPr>
+          <w:p>
+            <w:r>
+              <w:t>Por relevar</w:t>
+            </w:r>
+          </w:p>
+        </w:tc>
+      </w:tr>
+      <w:tr>
+        <w:tc>
+          <w:tcPr>
+            <w:tcW w:type="dxa" w:w="2126"/>
+          </w:tcPr>
+          <w:p>
+            <w:r>
+              <w:t>Satisfacción</w:t>
+            </w:r>
+          </w:p>
+        </w:tc>
+        <w:tc>
+          <w:tcPr>
+            <w:tcW w:type="dxa" w:w="2126"/>
+          </w:tcPr>
+          <w:p>
+            <w:r>
+              <w:t>Escala Likert 1–5 (promedio)</w:t>
+            </w:r>
+          </w:p>
+        </w:tc>
+        <w:tc>
+          <w:tcPr>
+            <w:tcW w:type="dxa" w:w="2126"/>
+          </w:tcPr>
+          <w:p>
+            <w:r>
+              <w:t>&gt;= 3.5</w:t>
+            </w:r>
+          </w:p>
+        </w:tc>
+        <w:tc>
+          <w:tcPr>
+            <w:tcW w:type="dxa" w:w="2126"/>
+          </w:tcPr>
+          <w:p>
+            <w:r>
+              <w:t>Por relevar</w:t>
+            </w:r>
+          </w:p>
+        </w:tc>
+      </w:tr>
+      <w:tr>
+        <w:tc>
+          <w:tcPr>
+            <w:tcW w:type="dxa" w:w="2126"/>
+          </w:tcPr>
+          <w:p>
+            <w:r>
+              <w:t>Presencia VR</w:t>
+            </w:r>
+          </w:p>
+        </w:tc>
+        <w:tc>
+          <w:tcPr>
+            <w:tcW w:type="dxa" w:w="2126"/>
+          </w:tcPr>
+          <w:p>
+            <w:r>
+              <w:t>System Usability Scale (SUS)</w:t>
+            </w:r>
+          </w:p>
+        </w:tc>
+        <w:tc>
+          <w:tcPr>
+            <w:tcW w:type="dxa" w:w="2126"/>
+          </w:tcPr>
+          <w:p>
+            <w:r>
+              <w:t>&gt;= 68 puntos</w:t>
+            </w:r>
+          </w:p>
+        </w:tc>
+        <w:tc>
+          <w:tcPr>
+            <w:tcW w:type="dxa" w:w="2126"/>
+          </w:tcPr>
+          <w:p>
+            <w:r>
+              <w:t>Por relevar</w:t>
+            </w:r>
+          </w:p>
+        </w:tc>
+      </w:tr>
+    </w:tbl>
+    <w:p/>
+    <w:p>
+      <w:r>
+        <w:rPr>
+          <w:b w:val="0"/>
+          <w:i/>
+        </w:rPr>
+        <w:t>Los resultados se registrarán durante la sesión de despliegue en el laboratorio de la UDLA (Fase 5, Semana 12).</w:t>
+      </w:r>
+    </w:p>
+    <w:p/>
+    <w:p>
+      <w:pPr>
+        <w:pStyle w:val="Heading2"/>
+      </w:pPr>
+      <w:r>
+        <w:t>7.3.6 Defectos identificados y correcciones</w:t>
+      </w:r>
+    </w:p>
+    <w:p>
+      <w:r>
+        <w:rPr>
+          <w:b w:val="0"/>
+          <w:i w:val="0"/>
+        </w:rPr>
+        <w:t>Durante las fases de prueba se identificaron y corrigieron seis defectos conforme al proceso de gestión de incidencias de ISO 29119-3.</w:t>
+      </w:r>
+    </w:p>
+    <w:p/>
+    <w:tbl>
+      <w:tblPr>
+        <w:tblStyle w:val="TableGrid"/>
+        <w:tblW w:type="auto" w:w="0"/>
+        <w:tblLook w:firstColumn="1" w:firstRow="1" w:lastColumn="0" w:lastRow="0" w:noHBand="0" w:noVBand="1" w:val="04A0"/>
+      </w:tblPr>
+      <w:tblGrid>
+        <w:gridCol w:w="1701"/>
+        <w:gridCol w:w="1701"/>
+        <w:gridCol w:w="1701"/>
+        <w:gridCol w:w="1701"/>
+        <w:gridCol w:w="1701"/>
+      </w:tblGrid>
+      <w:tr>
+        <w:tc>
+          <w:tcPr>
+            <w:tcW w:type="dxa" w:w="1701"/>
+            <w:shd w:val="clear" w:color="auto" w:fill="D9D9D9"/>
+          </w:tcPr>
+          <w:p>
+            <w:r>
+              <w:rPr>
+                <w:b/>
+              </w:rPr>
+              <w:t>ID</w:t>
+            </w:r>
+          </w:p>
+        </w:tc>
+        <w:tc>
+          <w:tcPr>
+            <w:tcW w:type="dxa" w:w="1701"/>
+            <w:shd w:val="clear" w:color="auto" w:fill="D9D9D9"/>
+          </w:tcPr>
+          <w:p>
+            <w:r>
+              <w:rPr>
+                <w:b/>
+              </w:rPr>
+              <w:t>Descripción</w:t>
+            </w:r>
+          </w:p>
+        </w:tc>
+        <w:tc>
+          <w:tcPr>
+            <w:tcW w:type="dxa" w:w="1701"/>
+            <w:shd w:val="clear" w:color="auto" w:fill="D9D9D9"/>
+          </w:tcPr>
+          <w:p>
+            <w:r>
+              <w:rPr>
+                <w:b/>
+              </w:rPr>
+              <w:t>Módulo</w:t>
+            </w:r>
+          </w:p>
+        </w:tc>
+        <w:tc>
+          <w:tcPr>
+            <w:tcW w:type="dxa" w:w="1701"/>
+            <w:shd w:val="clear" w:color="auto" w:fill="D9D9D9"/>
+          </w:tcPr>
+          <w:p>
+            <w:r>
+              <w:rPr>
+                <w:b/>
+              </w:rPr>
+              <w:t>Severidad</w:t>
+            </w:r>
+          </w:p>
+        </w:tc>
+        <w:tc>
+          <w:tcPr>
+            <w:tcW w:type="dxa" w:w="1701"/>
+            <w:shd w:val="clear" w:color="auto" w:fill="D9D9D9"/>
+          </w:tcPr>
+          <w:p>
+            <w:r>
+              <w:rPr>
+                <w:b/>
+              </w:rPr>
+              <w:t>Corrección aplicada</w:t>
+            </w:r>
+          </w:p>
+        </w:tc>
+      </w:tr>
+      <w:tr>
+        <w:tc>
+          <w:tcPr>
+            <w:tcW w:type="dxa" w:w="1701"/>
+          </w:tcPr>
+          <w:p>
+            <w:r>
+              <w:t>BUG-01</w:t>
+            </w:r>
+          </w:p>
+        </w:tc>
+        <w:tc>
+          <w:tcPr>
+            <w:tcW w:type="dxa" w:w="1701"/>
+          </w:tcPr>
+          <w:p>
+            <w:r>
+              <w:t>InputField del Técnico no respondía al teclado; botón Enviar inoperativo</w:t>
+            </w:r>
+          </w:p>
+        </w:tc>
+        <w:tc>
+          <w:tcPr>
+            <w:tcW w:type="dxa" w:w="1701"/>
+          </w:tcPr>
+          <w:p>
+            <w:r>
+              <w:t>Desktop / UI</w:t>
+            </w:r>
+          </w:p>
+        </w:tc>
+        <w:tc>
+          <w:tcPr>
+            <w:tcW w:type="dxa" w:w="1701"/>
+          </w:tcPr>
+          <w:p>
+            <w:r>
+              <w:t>Alta</w:t>
+            </w:r>
+          </w:p>
+        </w:tc>
+        <w:tc>
+          <w:tcPr>
+            <w:tcW w:type="dxa" w:w="1701"/>
+          </w:tcPr>
+          <w:p>
+            <w:r>
+              <w:t>TechnicianController.SetupPC() asigna worldCamera y añade GraphicRaycaster a todos los canvas WorldSpace</w:t>
+            </w:r>
+          </w:p>
+        </w:tc>
+      </w:tr>
+      <w:tr>
+        <w:tc>
+          <w:tcPr>
+            <w:tcW w:type="dxa" w:w="1701"/>
+          </w:tcPr>
+          <w:p>
+            <w:r>
+              <w:t>BUG-02</w:t>
+            </w:r>
+          </w:p>
+        </w:tc>
+        <w:tc>
+          <w:tcPr>
+            <w:tcW w:type="dxa" w:w="1701"/>
+          </w:tcPr>
+          <w:p>
+            <w:r>
+              <w:t>Manual técnico no cerraba al presionar Escape</w:t>
+            </w:r>
+          </w:p>
+        </w:tc>
+        <w:tc>
+          <w:tcPr>
+            <w:tcW w:type="dxa" w:w="1701"/>
+          </w:tcPr>
+          <w:p>
+            <w:r>
+              <w:t>Desktop</w:t>
+            </w:r>
+          </w:p>
+        </w:tc>
+        <w:tc>
+          <w:tcPr>
+            <w:tcW w:type="dxa" w:w="1701"/>
+          </w:tcPr>
+          <w:p>
+            <w:r>
+              <w:t>Media</w:t>
+            </w:r>
+          </w:p>
+        </w:tc>
+        <w:tc>
+          <w:tcPr>
+            <w:tcW w:type="dxa" w:w="1701"/>
+          </w:tcPr>
+          <w:p>
+            <w:r>
+              <w:t>Migración a New Input System: Keyboard.current.escapeKey.wasPressedThisFrame en ManualBookOpener.Update()</w:t>
+            </w:r>
+          </w:p>
+        </w:tc>
+      </w:tr>
+      <w:tr>
+        <w:tc>
+          <w:tcPr>
+            <w:tcW w:type="dxa" w:w="1701"/>
+          </w:tcPr>
+          <w:p>
+            <w:r>
+              <w:t>BUG-03</w:t>
+            </w:r>
+          </w:p>
+        </w:tc>
+        <w:tc>
+          <w:tcPr>
+            <w:tcW w:type="dxa" w:w="1701"/>
+          </w:tcPr>
+          <w:p>
+            <w:r>
+              <w:t>Canvas WorldSpace bloqueaba clics sobre objetos 3D</w:t>
+            </w:r>
+          </w:p>
+        </w:tc>
+        <w:tc>
+          <w:tcPr>
+            <w:tcW w:type="dxa" w:w="1701"/>
+          </w:tcPr>
+          <w:p>
+            <w:r>
+              <w:t>Interaction</w:t>
+            </w:r>
+          </w:p>
+        </w:tc>
+        <w:tc>
+          <w:tcPr>
+            <w:tcW w:type="dxa" w:w="1701"/>
+          </w:tcPr>
+          <w:p>
+            <w:r>
+              <w:t>Alta</w:t>
+            </w:r>
+          </w:p>
+        </w:tc>
+        <w:tc>
+          <w:tcPr>
+            <w:tcW w:type="dxa" w:w="1701"/>
+          </w:tcPr>
+          <w:p>
+            <w:r>
+              <w:t>Eliminación de conversión a ScreenSpaceCamera; PhysicsRaycaster añadido a la cámara del Técnico en SetupPC()</w:t>
+            </w:r>
+          </w:p>
+        </w:tc>
+      </w:tr>
+      <w:tr>
+        <w:tc>
+          <w:tcPr>
+            <w:tcW w:type="dxa" w:w="1701"/>
+          </w:tcPr>
+          <w:p>
+            <w:r>
+              <w:t>BUG-04</w:t>
+            </w:r>
+          </w:p>
+        </w:tc>
+        <w:tc>
+          <w:tcPr>
+            <w:tcW w:type="dxa" w:w="1701"/>
+          </w:tcPr>
+          <w:p>
+            <w:r>
+              <w:t>Reto 4 no completaba; cable suelto no era validado</w:t>
+            </w:r>
+          </w:p>
+        </w:tc>
+        <w:tc>
+          <w:tcPr>
+            <w:tcW w:type="dxa" w:w="1701"/>
+          </w:tcPr>
+          <w:p>
+            <w:r>
+              <w:t>Gameplay</w:t>
+            </w:r>
+          </w:p>
+        </w:tc>
+        <w:tc>
+          <w:tcPr>
+            <w:tcW w:type="dxa" w:w="1701"/>
+          </w:tcPr>
+          <w:p>
+            <w:r>
+              <w:t>Alta</w:t>
+            </w:r>
+          </w:p>
+        </w:tc>
+        <w:tc>
+          <w:tcPr>
+            <w:tcW w:type="dxa" w:w="1701"/>
+          </w:tcPr>
+          <w:p>
+            <w:r>
+              <w:t>Implementación de TechnicianActions.FixLooseCable() y herramienta de editor LooseCableButtonGenerator</w:t>
+            </w:r>
+          </w:p>
+        </w:tc>
+      </w:tr>
+      <w:tr>
+        <w:tc>
+          <w:tcPr>
+            <w:tcW w:type="dxa" w:w="1701"/>
+          </w:tcPr>
+          <w:p>
+            <w:r>
+              <w:t>BUG-05</w:t>
+            </w:r>
+          </w:p>
+        </w:tc>
+        <w:tc>
+          <w:tcPr>
+            <w:tcW w:type="dxa" w:w="1701"/>
+          </w:tcPr>
+          <w:p>
+            <w:r>
+              <w:t>SetupRetoX() iteraba lista de componentes vacía</w:t>
+            </w:r>
+          </w:p>
+        </w:tc>
+        <w:tc>
+          <w:tcPr>
+            <w:tcW w:type="dxa" w:w="1701"/>
+          </w:tcPr>
+          <w:p>
+            <w:r>
+              <w:t>Gameplay</w:t>
+            </w:r>
+          </w:p>
+        </w:tc>
+        <w:tc>
+          <w:tcPr>
+            <w:tcW w:type="dxa" w:w="1701"/>
+          </w:tcPr>
+          <w:p>
+            <w:r>
+              <w:t>Alta</w:t>
+            </w:r>
+          </w:p>
+        </w:tc>
+        <w:tc>
+          <w:tcPr>
+            <w:tcW w:type="dxa" w:w="1701"/>
+          </w:tcPr>
+          <w:p>
+            <w:r>
+              <w:t>Reordenamiento en ActivateComponentsForLevel: components.Clear() se movió a después de AutoDetectComponents()</w:t>
+            </w:r>
+          </w:p>
+        </w:tc>
+      </w:tr>
+      <w:tr>
+        <w:tc>
+          <w:tcPr>
+            <w:tcW w:type="dxa" w:w="1701"/>
+          </w:tcPr>
+          <w:p>
+            <w:r>
+              <w:t>BUG-06</w:t>
+            </w:r>
+          </w:p>
+        </w:tc>
+        <w:tc>
+          <w:tcPr>
+            <w:tcW w:type="dxa" w:w="1701"/>
+          </w:tcPr>
+          <w:p>
+            <w:r>
+              <w:t>Explorador no recibía componente sin Photon Fusion activo</w:t>
+            </w:r>
+          </w:p>
+        </w:tc>
+        <w:tc>
+          <w:tcPr>
+            <w:tcW w:type="dxa" w:w="1701"/>
+          </w:tcPr>
+          <w:p>
+            <w:r>
+              <w:t>Gameplay / Networking</w:t>
+            </w:r>
+          </w:p>
+        </w:tc>
+        <w:tc>
+          <w:tcPr>
+            <w:tcW w:type="dxa" w:w="1701"/>
+          </w:tcPr>
+          <w:p>
+            <w:r>
+              <w:t>Media</w:t>
+            </w:r>
+          </w:p>
+        </w:tc>
+        <w:tc>
+          <w:tcPr>
+            <w:tcW w:type="dxa" w:w="1701"/>
+          </w:tcPr>
+          <w:p>
+            <w:r>
+              <w:t>Evento estático local ComponentSendingTray.OnComponentSentLocal como canal de fallback para pruebas sin red</w:t>
+            </w:r>
+          </w:p>
+        </w:tc>
+      </w:tr>
+    </w:tbl>
     <w:p>
       <w:pPr>
         <w:pStyle w:val="Heading2"/>

--- a/Formato Capstone.docx
+++ b/Formato Capstone.docx
@@ -596,11 +596,7 @@
           </w:pPr>
           <w:r>
             <w:fldChar w:fldCharType="begin"/>
-          </w:r>
-          <w:r>
             <w:instrText xml:space="preserve"> TOC \o "1-3" \h \z \u </w:instrText>
-          </w:r>
-          <w:r>
             <w:fldChar w:fldCharType="separate"/>
           </w:r>
           <w:hyperlink w:anchor="_Toc219715685" w:history="1">
@@ -617,46 +613,10 @@
                 <w:webHidden/>
               </w:rPr>
               <w:tab/>
-            </w:r>
-            <w:r>
-              <w:rPr>
-                <w:noProof/>
-                <w:webHidden/>
-              </w:rPr>
               <w:fldChar w:fldCharType="begin"/>
-            </w:r>
-            <w:r>
-              <w:rPr>
-                <w:noProof/>
-                <w:webHidden/>
-              </w:rPr>
               <w:instrText xml:space="preserve"> PAGEREF _Toc219715685 \h </w:instrText>
-            </w:r>
-            <w:r>
-              <w:rPr>
-                <w:noProof/>
-                <w:webHidden/>
-              </w:rPr>
-            </w:r>
-            <w:r>
-              <w:rPr>
-                <w:noProof/>
-                <w:webHidden/>
-              </w:rPr>
               <w:fldChar w:fldCharType="separate"/>
-            </w:r>
-            <w:r>
-              <w:rPr>
-                <w:noProof/>
-                <w:webHidden/>
-              </w:rPr>
               <w:t>3</w:t>
-            </w:r>
-            <w:r>
-              <w:rPr>
-                <w:noProof/>
-                <w:webHidden/>
-              </w:rPr>
               <w:fldChar w:fldCharType="end"/>
             </w:r>
           </w:hyperlink>
@@ -689,46 +649,10 @@
                 <w:webHidden/>
               </w:rPr>
               <w:tab/>
-            </w:r>
-            <w:r>
-              <w:rPr>
-                <w:noProof/>
-                <w:webHidden/>
-              </w:rPr>
               <w:fldChar w:fldCharType="begin"/>
-            </w:r>
-            <w:r>
-              <w:rPr>
-                <w:noProof/>
-                <w:webHidden/>
-              </w:rPr>
               <w:instrText xml:space="preserve"> PAGEREF _Toc219715686 \h </w:instrText>
-            </w:r>
-            <w:r>
-              <w:rPr>
-                <w:noProof/>
-                <w:webHidden/>
-              </w:rPr>
-            </w:r>
-            <w:r>
-              <w:rPr>
-                <w:noProof/>
-                <w:webHidden/>
-              </w:rPr>
               <w:fldChar w:fldCharType="separate"/>
-            </w:r>
-            <w:r>
-              <w:rPr>
-                <w:noProof/>
-                <w:webHidden/>
-              </w:rPr>
               <w:t>4</w:t>
-            </w:r>
-            <w:r>
-              <w:rPr>
-                <w:noProof/>
-                <w:webHidden/>
-              </w:rPr>
               <w:fldChar w:fldCharType="end"/>
             </w:r>
           </w:hyperlink>
@@ -781,46 +705,10 @@
                 <w:webHidden/>
               </w:rPr>
               <w:tab/>
-            </w:r>
-            <w:r>
-              <w:rPr>
-                <w:noProof/>
-                <w:webHidden/>
-              </w:rPr>
               <w:fldChar w:fldCharType="begin"/>
-            </w:r>
-            <w:r>
-              <w:rPr>
-                <w:noProof/>
-                <w:webHidden/>
-              </w:rPr>
               <w:instrText xml:space="preserve"> PAGEREF _Toc219715687 \h </w:instrText>
-            </w:r>
-            <w:r>
-              <w:rPr>
-                <w:noProof/>
-                <w:webHidden/>
-              </w:rPr>
-            </w:r>
-            <w:r>
-              <w:rPr>
-                <w:noProof/>
-                <w:webHidden/>
-              </w:rPr>
               <w:fldChar w:fldCharType="separate"/>
-            </w:r>
-            <w:r>
-              <w:rPr>
-                <w:noProof/>
-                <w:webHidden/>
-              </w:rPr>
               <w:t>5</w:t>
-            </w:r>
-            <w:r>
-              <w:rPr>
-                <w:noProof/>
-                <w:webHidden/>
-              </w:rPr>
               <w:fldChar w:fldCharType="end"/>
             </w:r>
           </w:hyperlink>
@@ -879,46 +767,10 @@
                 <w:webHidden/>
               </w:rPr>
               <w:tab/>
-            </w:r>
-            <w:r>
-              <w:rPr>
-                <w:noProof/>
-                <w:webHidden/>
-              </w:rPr>
               <w:fldChar w:fldCharType="begin"/>
-            </w:r>
-            <w:r>
-              <w:rPr>
-                <w:noProof/>
-                <w:webHidden/>
-              </w:rPr>
               <w:instrText xml:space="preserve"> PAGEREF _Toc219715688 \h </w:instrText>
-            </w:r>
-            <w:r>
-              <w:rPr>
-                <w:noProof/>
-                <w:webHidden/>
-              </w:rPr>
-            </w:r>
-            <w:r>
-              <w:rPr>
-                <w:noProof/>
-                <w:webHidden/>
-              </w:rPr>
               <w:fldChar w:fldCharType="separate"/>
-            </w:r>
-            <w:r>
-              <w:rPr>
-                <w:noProof/>
-                <w:webHidden/>
-              </w:rPr>
               <w:t>5</w:t>
-            </w:r>
-            <w:r>
-              <w:rPr>
-                <w:noProof/>
-                <w:webHidden/>
-              </w:rPr>
               <w:fldChar w:fldCharType="end"/>
             </w:r>
           </w:hyperlink>
@@ -977,46 +829,10 @@
                 <w:webHidden/>
               </w:rPr>
               <w:tab/>
-            </w:r>
-            <w:r>
-              <w:rPr>
-                <w:noProof/>
-                <w:webHidden/>
-              </w:rPr>
               <w:fldChar w:fldCharType="begin"/>
-            </w:r>
-            <w:r>
-              <w:rPr>
-                <w:noProof/>
-                <w:webHidden/>
-              </w:rPr>
               <w:instrText xml:space="preserve"> PAGEREF _Toc219715689 \h </w:instrText>
-            </w:r>
-            <w:r>
-              <w:rPr>
-                <w:noProof/>
-                <w:webHidden/>
-              </w:rPr>
-            </w:r>
-            <w:r>
-              <w:rPr>
-                <w:noProof/>
-                <w:webHidden/>
-              </w:rPr>
               <w:fldChar w:fldCharType="separate"/>
-            </w:r>
-            <w:r>
-              <w:rPr>
-                <w:noProof/>
-                <w:webHidden/>
-              </w:rPr>
               <w:t>8</w:t>
-            </w:r>
-            <w:r>
-              <w:rPr>
-                <w:noProof/>
-                <w:webHidden/>
-              </w:rPr>
               <w:fldChar w:fldCharType="end"/>
             </w:r>
           </w:hyperlink>
@@ -1069,46 +885,10 @@
                 <w:webHidden/>
               </w:rPr>
               <w:tab/>
-            </w:r>
-            <w:r>
-              <w:rPr>
-                <w:noProof/>
-                <w:webHidden/>
-              </w:rPr>
               <w:fldChar w:fldCharType="begin"/>
-            </w:r>
-            <w:r>
-              <w:rPr>
-                <w:noProof/>
-                <w:webHidden/>
-              </w:rPr>
               <w:instrText xml:space="preserve"> PAGEREF _Toc219715690 \h </w:instrText>
-            </w:r>
-            <w:r>
-              <w:rPr>
-                <w:noProof/>
-                <w:webHidden/>
-              </w:rPr>
-            </w:r>
-            <w:r>
-              <w:rPr>
-                <w:noProof/>
-                <w:webHidden/>
-              </w:rPr>
               <w:fldChar w:fldCharType="separate"/>
-            </w:r>
-            <w:r>
-              <w:rPr>
-                <w:noProof/>
-                <w:webHidden/>
-              </w:rPr>
               <w:t>8</w:t>
-            </w:r>
-            <w:r>
-              <w:rPr>
-                <w:noProof/>
-                <w:webHidden/>
-              </w:rPr>
               <w:fldChar w:fldCharType="end"/>
             </w:r>
           </w:hyperlink>
@@ -1167,46 +947,10 @@
                 <w:webHidden/>
               </w:rPr>
               <w:tab/>
-            </w:r>
-            <w:r>
-              <w:rPr>
-                <w:noProof/>
-                <w:webHidden/>
-              </w:rPr>
               <w:fldChar w:fldCharType="begin"/>
-            </w:r>
-            <w:r>
-              <w:rPr>
-                <w:noProof/>
-                <w:webHidden/>
-              </w:rPr>
               <w:instrText xml:space="preserve"> PAGEREF _Toc219715691 \h </w:instrText>
-            </w:r>
-            <w:r>
-              <w:rPr>
-                <w:noProof/>
-                <w:webHidden/>
-              </w:rPr>
-            </w:r>
-            <w:r>
-              <w:rPr>
-                <w:noProof/>
-                <w:webHidden/>
-              </w:rPr>
               <w:fldChar w:fldCharType="separate"/>
-            </w:r>
-            <w:r>
-              <w:rPr>
-                <w:noProof/>
-                <w:webHidden/>
-              </w:rPr>
               <w:t>8</w:t>
-            </w:r>
-            <w:r>
-              <w:rPr>
-                <w:noProof/>
-                <w:webHidden/>
-              </w:rPr>
               <w:fldChar w:fldCharType="end"/>
             </w:r>
           </w:hyperlink>
@@ -1265,46 +1009,10 @@
                 <w:webHidden/>
               </w:rPr>
               <w:tab/>
-            </w:r>
-            <w:r>
-              <w:rPr>
-                <w:noProof/>
-                <w:webHidden/>
-              </w:rPr>
               <w:fldChar w:fldCharType="begin"/>
-            </w:r>
-            <w:r>
-              <w:rPr>
-                <w:noProof/>
-                <w:webHidden/>
-              </w:rPr>
               <w:instrText xml:space="preserve"> PAGEREF _Toc219715692 \h </w:instrText>
-            </w:r>
-            <w:r>
-              <w:rPr>
-                <w:noProof/>
-                <w:webHidden/>
-              </w:rPr>
-            </w:r>
-            <w:r>
-              <w:rPr>
-                <w:noProof/>
-                <w:webHidden/>
-              </w:rPr>
               <w:fldChar w:fldCharType="separate"/>
-            </w:r>
-            <w:r>
-              <w:rPr>
-                <w:noProof/>
-                <w:webHidden/>
-              </w:rPr>
               <w:t>16</w:t>
-            </w:r>
-            <w:r>
-              <w:rPr>
-                <w:noProof/>
-                <w:webHidden/>
-              </w:rPr>
               <w:fldChar w:fldCharType="end"/>
             </w:r>
           </w:hyperlink>
@@ -1357,46 +1065,10 @@
                 <w:webHidden/>
               </w:rPr>
               <w:tab/>
-            </w:r>
-            <w:r>
-              <w:rPr>
-                <w:noProof/>
-                <w:webHidden/>
-              </w:rPr>
               <w:fldChar w:fldCharType="begin"/>
-            </w:r>
-            <w:r>
-              <w:rPr>
-                <w:noProof/>
-                <w:webHidden/>
-              </w:rPr>
               <w:instrText xml:space="preserve"> PAGEREF _Toc219715693 \h </w:instrText>
-            </w:r>
-            <w:r>
-              <w:rPr>
-                <w:noProof/>
-                <w:webHidden/>
-              </w:rPr>
-            </w:r>
-            <w:r>
-              <w:rPr>
-                <w:noProof/>
-                <w:webHidden/>
-              </w:rPr>
               <w:fldChar w:fldCharType="separate"/>
-            </w:r>
-            <w:r>
-              <w:rPr>
-                <w:noProof/>
-                <w:webHidden/>
-              </w:rPr>
               <w:t>16</w:t>
-            </w:r>
-            <w:r>
-              <w:rPr>
-                <w:noProof/>
-                <w:webHidden/>
-              </w:rPr>
               <w:fldChar w:fldCharType="end"/>
             </w:r>
           </w:hyperlink>
@@ -1455,46 +1127,10 @@
                 <w:webHidden/>
               </w:rPr>
               <w:tab/>
-            </w:r>
-            <w:r>
-              <w:rPr>
-                <w:noProof/>
-                <w:webHidden/>
-              </w:rPr>
               <w:fldChar w:fldCharType="begin"/>
-            </w:r>
-            <w:r>
-              <w:rPr>
-                <w:noProof/>
-                <w:webHidden/>
-              </w:rPr>
               <w:instrText xml:space="preserve"> PAGEREF _Toc219715694 \h </w:instrText>
-            </w:r>
-            <w:r>
-              <w:rPr>
-                <w:noProof/>
-                <w:webHidden/>
-              </w:rPr>
-            </w:r>
-            <w:r>
-              <w:rPr>
-                <w:noProof/>
-                <w:webHidden/>
-              </w:rPr>
               <w:fldChar w:fldCharType="separate"/>
-            </w:r>
-            <w:r>
-              <w:rPr>
-                <w:noProof/>
-                <w:webHidden/>
-              </w:rPr>
               <w:t>17</w:t>
-            </w:r>
-            <w:r>
-              <w:rPr>
-                <w:noProof/>
-                <w:webHidden/>
-              </w:rPr>
               <w:fldChar w:fldCharType="end"/>
             </w:r>
           </w:hyperlink>
@@ -1553,46 +1189,10 @@
                 <w:webHidden/>
               </w:rPr>
               <w:tab/>
-            </w:r>
-            <w:r>
-              <w:rPr>
-                <w:noProof/>
-                <w:webHidden/>
-              </w:rPr>
               <w:fldChar w:fldCharType="begin"/>
-            </w:r>
-            <w:r>
-              <w:rPr>
-                <w:noProof/>
-                <w:webHidden/>
-              </w:rPr>
               <w:instrText xml:space="preserve"> PAGEREF _Toc219715695 \h </w:instrText>
-            </w:r>
-            <w:r>
-              <w:rPr>
-                <w:noProof/>
-                <w:webHidden/>
-              </w:rPr>
-            </w:r>
-            <w:r>
-              <w:rPr>
-                <w:noProof/>
-                <w:webHidden/>
-              </w:rPr>
               <w:fldChar w:fldCharType="separate"/>
-            </w:r>
-            <w:r>
-              <w:rPr>
-                <w:noProof/>
-                <w:webHidden/>
-              </w:rPr>
               <w:t>17</w:t>
-            </w:r>
-            <w:r>
-              <w:rPr>
-                <w:noProof/>
-                <w:webHidden/>
-              </w:rPr>
               <w:fldChar w:fldCharType="end"/>
             </w:r>
           </w:hyperlink>
@@ -1645,46 +1245,10 @@
                 <w:webHidden/>
               </w:rPr>
               <w:tab/>
-            </w:r>
-            <w:r>
-              <w:rPr>
-                <w:noProof/>
-                <w:webHidden/>
-              </w:rPr>
               <w:fldChar w:fldCharType="begin"/>
-            </w:r>
-            <w:r>
-              <w:rPr>
-                <w:noProof/>
-                <w:webHidden/>
-              </w:rPr>
               <w:instrText xml:space="preserve"> PAGEREF _Toc219715696 \h </w:instrText>
-            </w:r>
-            <w:r>
-              <w:rPr>
-                <w:noProof/>
-                <w:webHidden/>
-              </w:rPr>
-            </w:r>
-            <w:r>
-              <w:rPr>
-                <w:noProof/>
-                <w:webHidden/>
-              </w:rPr>
               <w:fldChar w:fldCharType="separate"/>
-            </w:r>
-            <w:r>
-              <w:rPr>
-                <w:noProof/>
-                <w:webHidden/>
-              </w:rPr>
               <w:t>17</w:t>
-            </w:r>
-            <w:r>
-              <w:rPr>
-                <w:noProof/>
-                <w:webHidden/>
-              </w:rPr>
               <w:fldChar w:fldCharType="end"/>
             </w:r>
           </w:hyperlink>
@@ -1743,46 +1307,10 @@
                 <w:webHidden/>
               </w:rPr>
               <w:tab/>
-            </w:r>
-            <w:r>
-              <w:rPr>
-                <w:noProof/>
-                <w:webHidden/>
-              </w:rPr>
               <w:fldChar w:fldCharType="begin"/>
-            </w:r>
-            <w:r>
-              <w:rPr>
-                <w:noProof/>
-                <w:webHidden/>
-              </w:rPr>
               <w:instrText xml:space="preserve"> PAGEREF _Toc219715697 \h </w:instrText>
-            </w:r>
-            <w:r>
-              <w:rPr>
-                <w:noProof/>
-                <w:webHidden/>
-              </w:rPr>
-            </w:r>
-            <w:r>
-              <w:rPr>
-                <w:noProof/>
-                <w:webHidden/>
-              </w:rPr>
               <w:fldChar w:fldCharType="separate"/>
-            </w:r>
-            <w:r>
-              <w:rPr>
-                <w:noProof/>
-                <w:webHidden/>
-              </w:rPr>
               <w:t>17</w:t>
-            </w:r>
-            <w:r>
-              <w:rPr>
-                <w:noProof/>
-                <w:webHidden/>
-              </w:rPr>
               <w:fldChar w:fldCharType="end"/>
             </w:r>
           </w:hyperlink>
@@ -1841,46 +1369,10 @@
                 <w:webHidden/>
               </w:rPr>
               <w:tab/>
-            </w:r>
-            <w:r>
-              <w:rPr>
-                <w:noProof/>
-                <w:webHidden/>
-              </w:rPr>
               <w:fldChar w:fldCharType="begin"/>
-            </w:r>
-            <w:r>
-              <w:rPr>
-                <w:noProof/>
-                <w:webHidden/>
-              </w:rPr>
               <w:instrText xml:space="preserve"> PAGEREF _Toc219715698 \h </w:instrText>
-            </w:r>
-            <w:r>
-              <w:rPr>
-                <w:noProof/>
-                <w:webHidden/>
-              </w:rPr>
-            </w:r>
-            <w:r>
-              <w:rPr>
-                <w:noProof/>
-                <w:webHidden/>
-              </w:rPr>
               <w:fldChar w:fldCharType="separate"/>
-            </w:r>
-            <w:r>
-              <w:rPr>
-                <w:noProof/>
-                <w:webHidden/>
-              </w:rPr>
               <w:t>22</w:t>
-            </w:r>
-            <w:r>
-              <w:rPr>
-                <w:noProof/>
-                <w:webHidden/>
-              </w:rPr>
               <w:fldChar w:fldCharType="end"/>
             </w:r>
           </w:hyperlink>
@@ -1933,46 +1425,10 @@
                 <w:webHidden/>
               </w:rPr>
               <w:tab/>
-            </w:r>
-            <w:r>
-              <w:rPr>
-                <w:noProof/>
-                <w:webHidden/>
-              </w:rPr>
               <w:fldChar w:fldCharType="begin"/>
-            </w:r>
-            <w:r>
-              <w:rPr>
-                <w:noProof/>
-                <w:webHidden/>
-              </w:rPr>
               <w:instrText xml:space="preserve"> PAGEREF _Toc219715699 \h </w:instrText>
-            </w:r>
-            <w:r>
-              <w:rPr>
-                <w:noProof/>
-                <w:webHidden/>
-              </w:rPr>
-            </w:r>
-            <w:r>
-              <w:rPr>
-                <w:noProof/>
-                <w:webHidden/>
-              </w:rPr>
               <w:fldChar w:fldCharType="separate"/>
-            </w:r>
-            <w:r>
-              <w:rPr>
-                <w:noProof/>
-                <w:webHidden/>
-              </w:rPr>
               <w:t>23</w:t>
-            </w:r>
-            <w:r>
-              <w:rPr>
-                <w:noProof/>
-                <w:webHidden/>
-              </w:rPr>
               <w:fldChar w:fldCharType="end"/>
             </w:r>
           </w:hyperlink>
@@ -2025,46 +1481,10 @@
                 <w:webHidden/>
               </w:rPr>
               <w:tab/>
-            </w:r>
-            <w:r>
-              <w:rPr>
-                <w:noProof/>
-                <w:webHidden/>
-              </w:rPr>
               <w:fldChar w:fldCharType="begin"/>
-            </w:r>
-            <w:r>
-              <w:rPr>
-                <w:noProof/>
-                <w:webHidden/>
-              </w:rPr>
               <w:instrText xml:space="preserve"> PAGEREF _Toc219715700 \h </w:instrText>
-            </w:r>
-            <w:r>
-              <w:rPr>
-                <w:noProof/>
-                <w:webHidden/>
-              </w:rPr>
-            </w:r>
-            <w:r>
-              <w:rPr>
-                <w:noProof/>
-                <w:webHidden/>
-              </w:rPr>
               <w:fldChar w:fldCharType="separate"/>
-            </w:r>
-            <w:r>
-              <w:rPr>
-                <w:noProof/>
-                <w:webHidden/>
-              </w:rPr>
               <w:t>24</w:t>
-            </w:r>
-            <w:r>
-              <w:rPr>
-                <w:noProof/>
-                <w:webHidden/>
-              </w:rPr>
               <w:fldChar w:fldCharType="end"/>
             </w:r>
           </w:hyperlink>
@@ -2117,46 +1537,10 @@
                 <w:webHidden/>
               </w:rPr>
               <w:tab/>
-            </w:r>
-            <w:r>
-              <w:rPr>
-                <w:noProof/>
-                <w:webHidden/>
-              </w:rPr>
               <w:fldChar w:fldCharType="begin"/>
-            </w:r>
-            <w:r>
-              <w:rPr>
-                <w:noProof/>
-                <w:webHidden/>
-              </w:rPr>
               <w:instrText xml:space="preserve"> PAGEREF _Toc219715701 \h </w:instrText>
-            </w:r>
-            <w:r>
-              <w:rPr>
-                <w:noProof/>
-                <w:webHidden/>
-              </w:rPr>
-            </w:r>
-            <w:r>
-              <w:rPr>
-                <w:noProof/>
-                <w:webHidden/>
-              </w:rPr>
               <w:fldChar w:fldCharType="separate"/>
-            </w:r>
-            <w:r>
-              <w:rPr>
-                <w:noProof/>
-                <w:webHidden/>
-              </w:rPr>
               <w:t>24</w:t>
-            </w:r>
-            <w:r>
-              <w:rPr>
-                <w:noProof/>
-                <w:webHidden/>
-              </w:rPr>
               <w:fldChar w:fldCharType="end"/>
             </w:r>
           </w:hyperlink>
@@ -2215,46 +1599,10 @@
                 <w:webHidden/>
               </w:rPr>
               <w:tab/>
-            </w:r>
-            <w:r>
-              <w:rPr>
-                <w:noProof/>
-                <w:webHidden/>
-              </w:rPr>
               <w:fldChar w:fldCharType="begin"/>
-            </w:r>
-            <w:r>
-              <w:rPr>
-                <w:noProof/>
-                <w:webHidden/>
-              </w:rPr>
               <w:instrText xml:space="preserve"> PAGEREF _Toc219715702 \h </w:instrText>
-            </w:r>
-            <w:r>
-              <w:rPr>
-                <w:noProof/>
-                <w:webHidden/>
-              </w:rPr>
-            </w:r>
-            <w:r>
-              <w:rPr>
-                <w:noProof/>
-                <w:webHidden/>
-              </w:rPr>
               <w:fldChar w:fldCharType="separate"/>
-            </w:r>
-            <w:r>
-              <w:rPr>
-                <w:noProof/>
-                <w:webHidden/>
-              </w:rPr>
               <w:t>24</w:t>
-            </w:r>
-            <w:r>
-              <w:rPr>
-                <w:noProof/>
-                <w:webHidden/>
-              </w:rPr>
               <w:fldChar w:fldCharType="end"/>
             </w:r>
           </w:hyperlink>
@@ -2313,46 +1661,10 @@
                 <w:webHidden/>
               </w:rPr>
               <w:tab/>
-            </w:r>
-            <w:r>
-              <w:rPr>
-                <w:noProof/>
-                <w:webHidden/>
-              </w:rPr>
               <w:fldChar w:fldCharType="begin"/>
-            </w:r>
-            <w:r>
-              <w:rPr>
-                <w:noProof/>
-                <w:webHidden/>
-              </w:rPr>
               <w:instrText xml:space="preserve"> PAGEREF _Toc219715703 \h </w:instrText>
-            </w:r>
-            <w:r>
-              <w:rPr>
-                <w:noProof/>
-                <w:webHidden/>
-              </w:rPr>
-            </w:r>
-            <w:r>
-              <w:rPr>
-                <w:noProof/>
-                <w:webHidden/>
-              </w:rPr>
               <w:fldChar w:fldCharType="separate"/>
-            </w:r>
-            <w:r>
-              <w:rPr>
-                <w:noProof/>
-                <w:webHidden/>
-              </w:rPr>
               <w:t>24</w:t>
-            </w:r>
-            <w:r>
-              <w:rPr>
-                <w:noProof/>
-                <w:webHidden/>
-              </w:rPr>
               <w:fldChar w:fldCharType="end"/>
             </w:r>
           </w:hyperlink>
@@ -2411,46 +1723,10 @@
                 <w:webHidden/>
               </w:rPr>
               <w:tab/>
-            </w:r>
-            <w:r>
-              <w:rPr>
-                <w:noProof/>
-                <w:webHidden/>
-              </w:rPr>
               <w:fldChar w:fldCharType="begin"/>
-            </w:r>
-            <w:r>
-              <w:rPr>
-                <w:noProof/>
-                <w:webHidden/>
-              </w:rPr>
               <w:instrText xml:space="preserve"> PAGEREF _Toc219715704 \h </w:instrText>
-            </w:r>
-            <w:r>
-              <w:rPr>
-                <w:noProof/>
-                <w:webHidden/>
-              </w:rPr>
-            </w:r>
-            <w:r>
-              <w:rPr>
-                <w:noProof/>
-                <w:webHidden/>
-              </w:rPr>
               <w:fldChar w:fldCharType="separate"/>
-            </w:r>
-            <w:r>
-              <w:rPr>
-                <w:noProof/>
-                <w:webHidden/>
-              </w:rPr>
               <w:t>25</w:t>
-            </w:r>
-            <w:r>
-              <w:rPr>
-                <w:noProof/>
-                <w:webHidden/>
-              </w:rPr>
               <w:fldChar w:fldCharType="end"/>
             </w:r>
           </w:hyperlink>
@@ -2509,46 +1785,10 @@
                 <w:webHidden/>
               </w:rPr>
               <w:tab/>
-            </w:r>
-            <w:r>
-              <w:rPr>
-                <w:noProof/>
-                <w:webHidden/>
-              </w:rPr>
               <w:fldChar w:fldCharType="begin"/>
-            </w:r>
-            <w:r>
-              <w:rPr>
-                <w:noProof/>
-                <w:webHidden/>
-              </w:rPr>
               <w:instrText xml:space="preserve"> PAGEREF _Toc219715705 \h </w:instrText>
-            </w:r>
-            <w:r>
-              <w:rPr>
-                <w:noProof/>
-                <w:webHidden/>
-              </w:rPr>
-            </w:r>
-            <w:r>
-              <w:rPr>
-                <w:noProof/>
-                <w:webHidden/>
-              </w:rPr>
               <w:fldChar w:fldCharType="separate"/>
-            </w:r>
-            <w:r>
-              <w:rPr>
-                <w:noProof/>
-                <w:webHidden/>
-              </w:rPr>
               <w:t>25</w:t>
-            </w:r>
-            <w:r>
-              <w:rPr>
-                <w:noProof/>
-                <w:webHidden/>
-              </w:rPr>
               <w:fldChar w:fldCharType="end"/>
             </w:r>
           </w:hyperlink>
@@ -2607,46 +1847,10 @@
                 <w:webHidden/>
               </w:rPr>
               <w:tab/>
-            </w:r>
-            <w:r>
-              <w:rPr>
-                <w:noProof/>
-                <w:webHidden/>
-              </w:rPr>
               <w:fldChar w:fldCharType="begin"/>
-            </w:r>
-            <w:r>
-              <w:rPr>
-                <w:noProof/>
-                <w:webHidden/>
-              </w:rPr>
               <w:instrText xml:space="preserve"> PAGEREF _Toc219715706 \h </w:instrText>
-            </w:r>
-            <w:r>
-              <w:rPr>
-                <w:noProof/>
-                <w:webHidden/>
-              </w:rPr>
-            </w:r>
-            <w:r>
-              <w:rPr>
-                <w:noProof/>
-                <w:webHidden/>
-              </w:rPr>
               <w:fldChar w:fldCharType="separate"/>
-            </w:r>
-            <w:r>
-              <w:rPr>
-                <w:noProof/>
-                <w:webHidden/>
-              </w:rPr>
               <w:t>25</w:t>
-            </w:r>
-            <w:r>
-              <w:rPr>
-                <w:noProof/>
-                <w:webHidden/>
-              </w:rPr>
               <w:fldChar w:fldCharType="end"/>
             </w:r>
           </w:hyperlink>
@@ -2699,46 +1903,10 @@
                 <w:webHidden/>
               </w:rPr>
               <w:tab/>
-            </w:r>
-            <w:r>
-              <w:rPr>
-                <w:noProof/>
-                <w:webHidden/>
-              </w:rPr>
               <w:fldChar w:fldCharType="begin"/>
-            </w:r>
-            <w:r>
-              <w:rPr>
-                <w:noProof/>
-                <w:webHidden/>
-              </w:rPr>
               <w:instrText xml:space="preserve"> PAGEREF _Toc219715707 \h </w:instrText>
-            </w:r>
-            <w:r>
-              <w:rPr>
-                <w:noProof/>
-                <w:webHidden/>
-              </w:rPr>
-            </w:r>
-            <w:r>
-              <w:rPr>
-                <w:noProof/>
-                <w:webHidden/>
-              </w:rPr>
               <w:fldChar w:fldCharType="separate"/>
-            </w:r>
-            <w:r>
-              <w:rPr>
-                <w:noProof/>
-                <w:webHidden/>
-              </w:rPr>
               <w:t>25</w:t>
-            </w:r>
-            <w:r>
-              <w:rPr>
-                <w:noProof/>
-                <w:webHidden/>
-              </w:rPr>
               <w:fldChar w:fldCharType="end"/>
             </w:r>
           </w:hyperlink>
@@ -2791,46 +1959,10 @@
                 <w:webHidden/>
               </w:rPr>
               <w:tab/>
-            </w:r>
-            <w:r>
-              <w:rPr>
-                <w:noProof/>
-                <w:webHidden/>
-              </w:rPr>
               <w:fldChar w:fldCharType="begin"/>
-            </w:r>
-            <w:r>
-              <w:rPr>
-                <w:noProof/>
-                <w:webHidden/>
-              </w:rPr>
               <w:instrText xml:space="preserve"> PAGEREF _Toc219715708 \h </w:instrText>
-            </w:r>
-            <w:r>
-              <w:rPr>
-                <w:noProof/>
-                <w:webHidden/>
-              </w:rPr>
-            </w:r>
-            <w:r>
-              <w:rPr>
-                <w:noProof/>
-                <w:webHidden/>
-              </w:rPr>
               <w:fldChar w:fldCharType="separate"/>
-            </w:r>
-            <w:r>
-              <w:rPr>
-                <w:noProof/>
-                <w:webHidden/>
-              </w:rPr>
               <w:t>25</w:t>
-            </w:r>
-            <w:r>
-              <w:rPr>
-                <w:noProof/>
-                <w:webHidden/>
-              </w:rPr>
               <w:fldChar w:fldCharType="end"/>
             </w:r>
           </w:hyperlink>
@@ -2883,46 +2015,10 @@
                 <w:webHidden/>
               </w:rPr>
               <w:tab/>
-            </w:r>
-            <w:r>
-              <w:rPr>
-                <w:noProof/>
-                <w:webHidden/>
-              </w:rPr>
               <w:fldChar w:fldCharType="begin"/>
-            </w:r>
-            <w:r>
-              <w:rPr>
-                <w:noProof/>
-                <w:webHidden/>
-              </w:rPr>
               <w:instrText xml:space="preserve"> PAGEREF _Toc219715709 \h </w:instrText>
-            </w:r>
-            <w:r>
-              <w:rPr>
-                <w:noProof/>
-                <w:webHidden/>
-              </w:rPr>
-            </w:r>
-            <w:r>
-              <w:rPr>
-                <w:noProof/>
-                <w:webHidden/>
-              </w:rPr>
               <w:fldChar w:fldCharType="separate"/>
-            </w:r>
-            <w:r>
-              <w:rPr>
-                <w:noProof/>
-                <w:webHidden/>
-              </w:rPr>
               <w:t>25</w:t>
-            </w:r>
-            <w:r>
-              <w:rPr>
-                <w:noProof/>
-                <w:webHidden/>
-              </w:rPr>
               <w:fldChar w:fldCharType="end"/>
             </w:r>
           </w:hyperlink>
@@ -2975,46 +2071,10 @@
                 <w:webHidden/>
               </w:rPr>
               <w:tab/>
-            </w:r>
-            <w:r>
-              <w:rPr>
-                <w:noProof/>
-                <w:webHidden/>
-              </w:rPr>
               <w:fldChar w:fldCharType="begin"/>
-            </w:r>
-            <w:r>
-              <w:rPr>
-                <w:noProof/>
-                <w:webHidden/>
-              </w:rPr>
               <w:instrText xml:space="preserve"> PAGEREF _Toc219715710 \h </w:instrText>
-            </w:r>
-            <w:r>
-              <w:rPr>
-                <w:noProof/>
-                <w:webHidden/>
-              </w:rPr>
-            </w:r>
-            <w:r>
-              <w:rPr>
-                <w:noProof/>
-                <w:webHidden/>
-              </w:rPr>
               <w:fldChar w:fldCharType="separate"/>
-            </w:r>
-            <w:r>
-              <w:rPr>
-                <w:noProof/>
-                <w:webHidden/>
-              </w:rPr>
               <w:t>26</w:t>
-            </w:r>
-            <w:r>
-              <w:rPr>
-                <w:noProof/>
-                <w:webHidden/>
-              </w:rPr>
               <w:fldChar w:fldCharType="end"/>
             </w:r>
           </w:hyperlink>
@@ -4211,7 +3271,7 @@
           <w:szCs w:val="24"/>
           <w:lang w:val="es-ES" w:eastAsia="en-US"/>
         </w:rPr>
-        <w:t>Software deben comprender principios de electrónica básica que permiten interpretar sensores, actuadores y componentes de hardware fundamentales para el desarrollo de sistemas ubicuos. Sin embargo, la naturaleza abstracta de estos conceptos dificulta que los estudiantes logren una integración efectiva entre teoría y aplicación. Esta situación se refleja complejidad al visualizar el comportamiento dinámico de los circuitos, interpretar relaciones entre voltaje, corriente y resistencia, y ejecutar montajes en protoboard.</w:t>
+        <w:t>Software deben comprender principios de electrónica básica que permiten interpretar sensores, actuadores y componentes de hardware fundamentales para el desarrollo de sistemas ubicuos. Sin embargo, la naturaleza abstracta de estos conceptos dificulta que los estudiantes logren una integración efectiva entre teoría y aplicación. Esta situación se refleja en la complejidad para visualizar el comportamiento dinámico de los circuitos, interpretar relaciones entre voltaje, corriente y resistencia, y ejecutar montajes en protoboard.</w:t>
       </w:r>
     </w:p>
     <w:p>
@@ -6817,14 +5877,6 @@
           <w:lang w:val="es-ES" w:eastAsia="en-US"/>
         </w:rPr>
         <w:t xml:space="preserve">Serious </w:t>
-      </w:r>
-      <w:r>
-        <w:rPr>
-          <w:rFonts w:ascii="Arial MT" w:eastAsia="Arial MT" w:hAnsi="Arial MT" w:cs="Arial MT"/>
-          <w:sz w:val="24"/>
-          <w:szCs w:val="24"/>
-          <w:lang w:val="es-ES" w:eastAsia="en-US"/>
-        </w:rPr>
         <w:lastRenderedPageBreak/>
         <w:t>Game</w:t>
       </w:r>
@@ -7105,7 +6157,7 @@
           <w:rFonts w:ascii="Arial" w:eastAsiaTheme="minorEastAsia" w:hAnsi="Arial" w:cs="Arial"/>
           <w:lang w:val="es-EC" w:eastAsia="es-EC"/>
         </w:rPr>
-        <w:t>Vision</w:t>
+        <w:t>Visión</w:t>
       </w:r>
     </w:p>
     <w:p>
@@ -7145,22 +6197,7 @@
           <w:rFonts w:ascii="Arial" w:hAnsi="Arial" w:cs="Arial"/>
         </w:rPr>
         <w:fldChar w:fldCharType="begin"/>
-      </w:r>
-      <w:r>
-        <w:rPr>
-          <w:rFonts w:ascii="Arial" w:hAnsi="Arial" w:cs="Arial"/>
-        </w:rPr>
         <w:instrText>HYPERLINK  \l "_Anexos"</w:instrText>
-      </w:r>
-      <w:r>
-        <w:rPr>
-          <w:rFonts w:ascii="Arial" w:hAnsi="Arial" w:cs="Arial"/>
-        </w:rPr>
-      </w:r>
-      <w:r>
-        <w:rPr>
-          <w:rFonts w:ascii="Arial" w:hAnsi="Arial" w:cs="Arial"/>
-        </w:rPr>
         <w:fldChar w:fldCharType="separate"/>
       </w:r>
       <w:r>
@@ -7236,7 +6273,7 @@
           <w:szCs w:val="24"/>
           <w:lang w:val="es-ES" w:eastAsia="en-US"/>
         </w:rPr>
-        <w:t>Productos y servicios de la Universidad de las Américas es ofrecer una amplia gama de</w:t>
+        <w:t>La Universidad de las Américas ofrece una amplia gama de</w:t>
       </w:r>
       <w:r>
         <w:rPr>
@@ -7526,7 +6563,7 @@
           <w:szCs w:val="24"/>
           <w:lang w:val="es-ES" w:eastAsia="en-US"/>
         </w:rPr>
-        <w:t>Segmento de mercado es amplio, atrayendo a estudiantes que buscan educación superior innovadora, práctica y con visión global en diversas áreas, desde negocios (Negocios Internacionales, Marketing, Finanzas) hasta salud (Medicina, Odontología), gastronomía, diseño, tecnología y humanidades, con un fuerte enfoque en la innovación, el emprendimiento, la empleabilidad y la acreditación internacional, dirigiéndose a jóvenes y profesionales que desean una formación de vanguardia con herramientas pedagógicas modernas para insertarse exitosamente en contextos laborales diversos y tecnológicos.</w:t>
+        <w:t>El segmento de mercado es amplio, atrayendo a estudiantes que buscan educación superior innovadora, práctica y con visión global en diversas áreas, desde negocios (Negocios Internacionales, Marketing, Finanzas) hasta salud (Medicina, Odontología), gastronomía, diseño, tecnología y humanidades, con un fuerte enfoque en la innovación, el emprendimiento, la empleabilidad y la acreditación internacional, dirigiéndose a jóvenes y profesionales que desean una formación de vanguardia con herramientas pedagógicas modernas para insertarse exitosamente en contextos laborales diversos y tecnológicos.</w:t>
       </w:r>
     </w:p>
     <w:p>
@@ -13057,14 +12094,6 @@
           <w:lang w:val="es-ES" w:eastAsia="en-US"/>
         </w:rPr>
         <w:t xml:space="preserve">Zona de desarrollo próximo: La colaboración permite que estudiantes con </w:t>
-      </w:r>
-      <w:r>
-        <w:rPr>
-          <w:rFonts w:ascii="Arial MT" w:eastAsia="Arial MT" w:hAnsi="Arial MT" w:cs="Arial MT"/>
-          <w:sz w:val="24"/>
-          <w:szCs w:val="24"/>
-          <w:lang w:val="es-ES" w:eastAsia="en-US"/>
-        </w:rPr>
         <w:lastRenderedPageBreak/>
         <w:t xml:space="preserve">diferentes niveles de conocimiento se apoyen mutuamente, facilitando el </w:t>
       </w:r>
@@ -18098,13 +17127,6 @@
           <w:lang w:val="es-ES" w:eastAsia="en-US"/>
         </w:rPr>
         <w:t xml:space="preserve">se </w:t>
-      </w:r>
-      <w:r>
-        <w:rPr>
-          <w:rFonts w:ascii="Arial MT" w:eastAsia="Arial MT" w:hAnsi="Arial MT" w:cs="Arial MT"/>
-          <w:sz w:val="24"/>
-          <w:lang w:val="es-ES" w:eastAsia="en-US"/>
-        </w:rPr>
         <w:lastRenderedPageBreak/>
         <w:t>hacen tangibles mediante representaciones visuales y hápticas.</w:t>
       </w:r>
@@ -34379,16 +33401,9 @@
           <w:sz w:val="24"/>
           <w:lang w:val="es-ES" w:eastAsia="en-US"/>
         </w:rPr>
-        <w:t xml:space="preserve">Hardware: El juego solo podrá ser operativo en entornos que posean el hardware compatible, que incluye los visores meta quest, la caminadora </w:t>
-      </w:r>
-      <w:r>
-        <w:rPr>
-          <w:rFonts w:ascii="Arial MT" w:eastAsia="Arial MT" w:hAnsi="Arial MT" w:cs="Arial MT"/>
-          <w:sz w:val="24"/>
-          <w:lang w:val="es-ES" w:eastAsia="en-US"/>
-        </w:rPr>
+        <w:t xml:space="preserve">Hardware: El juego solo podrá ser operativo en entornos que posean el hardware compatible, que incluye los visores Meta Quest, la caminadora </w:t>
         <w:lastRenderedPageBreak/>
-        <w:t>kat vr y los chalecos hápticos</w:t>
+        <w:t>KAT VR y los chalecos hápticos</w:t>
       </w:r>
     </w:p>
     <w:p>
@@ -34622,7 +33637,7 @@
           <w:szCs w:val="24"/>
           <w:lang w:val="es-ES" w:eastAsia="en-US"/>
         </w:rPr>
-        <w:t>sdk</w:t>
+        <w:t>SDK</w:t>
       </w:r>
       <w:r>
         <w:rPr>
@@ -34698,7 +33713,7 @@
           <w:szCs w:val="24"/>
           <w:lang w:val="es-ES" w:eastAsia="en-US"/>
         </w:rPr>
-        <w:t xml:space="preserve">Kat </w:t>
+        <w:t xml:space="preserve">KAT </w:t>
       </w:r>
       <w:r>
         <w:rPr>
@@ -38153,55 +37168,7 @@
           <w:sz w:val="24"/>
           <w:szCs w:val="24"/>
         </w:rPr>
-        <w:t>La enseñanza de circuitos eléctricos representa uno de los retos pedagógicos más documentados en ingeniería, pues los estudiantes deben integrar conceptos abstractos</w:t>
-      </w:r>
-      <w:r>
-        <w:rPr>
-          <w:rFonts w:ascii="Arial" w:hAnsi="Arial" w:cs="Arial"/>
-          <w:sz w:val="24"/>
-          <w:szCs w:val="24"/>
-        </w:rPr>
-        <w:t xml:space="preserve"> </w:t>
-      </w:r>
-      <w:r>
-        <w:rPr>
-          <w:rFonts w:ascii="Arial" w:hAnsi="Arial" w:cs="Arial"/>
-          <w:sz w:val="24"/>
-          <w:szCs w:val="24"/>
-        </w:rPr>
-        <w:t>voltaje, corriente, resistencia, polaridad</w:t>
-      </w:r>
-      <w:r>
-        <w:rPr>
-          <w:rFonts w:ascii="Arial" w:hAnsi="Arial" w:cs="Arial"/>
-          <w:sz w:val="24"/>
-          <w:szCs w:val="24"/>
-        </w:rPr>
-        <w:t xml:space="preserve"> </w:t>
-      </w:r>
-      <w:r>
-        <w:rPr>
-          <w:rFonts w:ascii="Arial" w:hAnsi="Arial" w:cs="Arial"/>
-          <w:sz w:val="24"/>
-          <w:szCs w:val="24"/>
-        </w:rPr>
-        <w:t>con fenómenos físicos no directamente observables. Albarracín-Acero (2024)</w:t>
-      </w:r>
-      <w:r>
-        <w:rPr>
-          <w:rFonts w:ascii="Arial" w:hAnsi="Arial" w:cs="Arial"/>
-          <w:sz w:val="24"/>
-          <w:szCs w:val="24"/>
-        </w:rPr>
-        <w:t>,</w:t>
-      </w:r>
-      <w:r>
-        <w:rPr>
-          <w:rFonts w:ascii="Arial" w:hAnsi="Arial" w:cs="Arial"/>
-          <w:sz w:val="24"/>
-          <w:szCs w:val="24"/>
-        </w:rPr>
-        <w:t xml:space="preserve"> desarrolló un entorno VR específicamente diseñado para la enseñanza de circuitos de corriente directa y evaluó su impacto mediante un diseño cuasiexperimental con grupo control.</w:t>
+        <w:t>La enseñanza de circuitos eléctricos representa uno de los retos pedagógicos más documentados en ingeniería, pues los estudiantes deben integrar conceptos abstractos voltaje, corriente, resistencia, polaridad con fenómenos físicos no directamente observables. Albarracín-Acero (2024), desarrolló un entorno VR específicamente diseñado para la enseñanza de circuitos de corriente directa y evaluó su impacto mediante un diseño cuasiexperimental con grupo control.</w:t>
       </w:r>
     </w:p>
     <w:p>
@@ -39596,17 +38563,2377 @@
     <w:p/>
     <w:p>
       <w:pPr>
-        <w:jc w:val="center"/>
-      </w:pPr>
-      <w:r>
-        <w:rPr>
-          <w:b w:val="0"/>
+        <w:spacing w:after="60" w:line="240" w:lineRule="auto"/>
+        <w:rPr>
+          <w:rFonts w:ascii="Arial MT" w:hAnsi="Arial MT" w:cs="Arial MT"/>
+          <w:b/>
+          <w:sz w:val="20"/>
+          <w:szCs w:val="20"/>
+        </w:rPr>
+      </w:pPr>
+      <w:r>
+        <w:rPr>
+          <w:rFonts w:ascii="Arial MT" w:hAnsi="Arial MT" w:cs="Arial MT"/>
+          <w:b/>
+          <w:sz w:val="20"/>
+          <w:szCs w:val="20"/>
+        </w:rPr>
+        <w:t>Tabla 7.1</w:t>
+      </w:r>
+    </w:p>
+    <w:p>
+      <w:pPr>
+        <w:spacing w:after="80" w:line="240" w:lineRule="auto"/>
+        <w:rPr>
+          <w:rFonts w:ascii="Arial MT" w:hAnsi="Arial MT" w:cs="Arial MT"/>
           <w:i/>
-          <w:color w:val="707070"/>
-        </w:rPr>
-        <w:t>[Insertar Tabla 7.1: Plan de pruebas maestro conforme ISO 29119-3]</w:t>
+          <w:sz w:val="20"/>
+          <w:szCs w:val="20"/>
+        </w:rPr>
+      </w:pPr>
+      <w:r>
+        <w:rPr>
+          <w:rFonts w:ascii="Arial MT" w:hAnsi="Arial MT" w:cs="Arial MT"/>
+          <w:i/>
+          <w:sz w:val="20"/>
+          <w:szCs w:val="20"/>
+        </w:rPr>
+        <w:t>Plan de pruebas maestro conforme ISO/IEC/IEEE 29119-3</w:t>
       </w:r>
     </w:p>
+    <w:tbl>
+      <w:tblPr>
+        <w:tblW w:w="8504" w:type="dxa"/>
+        <w:tblBorders>
+          <w:top w:val="single" w:sz="6" w:space="0" w:color="4472C4"/>
+          <w:left w:val="single" w:sz="6" w:space="0" w:color="4472C4"/>
+          <w:bottom w:val="single" w:sz="6" w:space="0" w:color="4472C4"/>
+          <w:right w:val="single" w:sz="6" w:space="0" w:color="4472C4"/>
+          <w:insideH w:val="single" w:sz="4" w:space="0" w:color="4472C4"/>
+          <w:insideV w:val="single" w:sz="4" w:space="0" w:color="4472C4"/>
+        </w:tblBorders>
+        <w:tblLook w:val="04A0" w:firstRow="1" w:lastRow="0" w:firstColumn="1" w:lastColumn="0" w:noHBand="0" w:noVBand="1"/>
+      </w:tblPr>
+      <w:tblGrid>
+        <w:gridCol w:w="1500"/>
+        <w:gridCol w:w="1751"/>
+        <w:gridCol w:w="1751"/>
+        <w:gridCol w:w="1751"/>
+        <w:gridCol w:w="1751"/>
+      </w:tblGrid>
+      <w:tr>
+        <w:trPr>
+          <w:tblHeader/>
+          <w:cantSplit/>
+        </w:trPr>
+        <w:tc>
+          <w:tcPr>
+            <w:tcW w:w="1500" w:type="dxa"/>
+            <w:shd w:val="clear" w:color="auto" w:fill="1F3864"/>
+            <w:tcMar>
+              <w:top w:w="80" w:type="dxa"/>
+              <w:left w:w="100" w:type="dxa"/>
+              <w:bottom w:w="80" w:type="dxa"/>
+              <w:right w:w="100" w:type="dxa"/>
+            </w:tcMar>
+          </w:tcPr>
+          <w:p>
+            <w:pPr>
+              <w:spacing w:after="0" w:line="220" w:lineRule="auto"/>
+              <w:jc w:val="center"/>
+              <w:rPr>
+                <w:rFonts w:ascii="Arial MT" w:hAnsi="Arial MT" w:cs="Arial MT"/>
+                <w:b/>
+                <w:color w:val="FFFFFF"/>
+                <w:sz w:val="16"/>
+                <w:szCs w:val="16"/>
+              </w:rPr>
+            </w:pPr>
+            <w:r>
+              <w:rPr>
+                <w:rFonts w:ascii="Arial MT" w:hAnsi="Arial MT" w:cs="Arial MT"/>
+                <w:b/>
+                <w:color w:val="FFFFFF"/>
+                <w:sz w:val="16"/>
+                <w:szCs w:val="16"/>
+              </w:rPr>
+              <w:t xml:space="preserve">Campo</w:t>
+            </w:r>
+          </w:p>
+        </w:tc>
+        <w:tc>
+          <w:tcPr>
+            <w:tcW w:w="1751" w:type="dxa"/>
+            <w:shd w:val="clear" w:color="auto" w:fill="1F3864"/>
+            <w:tcMar>
+              <w:top w:w="80" w:type="dxa"/>
+              <w:left w:w="100" w:type="dxa"/>
+              <w:bottom w:w="80" w:type="dxa"/>
+              <w:right w:w="100" w:type="dxa"/>
+            </w:tcMar>
+          </w:tcPr>
+          <w:p>
+            <w:pPr>
+              <w:spacing w:after="0" w:line="220" w:lineRule="auto"/>
+              <w:jc w:val="center"/>
+              <w:rPr>
+                <w:rFonts w:ascii="Arial MT" w:hAnsi="Arial MT" w:cs="Arial MT"/>
+                <w:b/>
+                <w:color w:val="FFFFFF"/>
+                <w:sz w:val="16"/>
+                <w:szCs w:val="16"/>
+              </w:rPr>
+            </w:pPr>
+            <w:r>
+              <w:rPr>
+                <w:rFonts w:ascii="Arial MT" w:hAnsi="Arial MT" w:cs="Arial MT"/>
+                <w:b/>
+                <w:color w:val="FFFFFF"/>
+                <w:sz w:val="16"/>
+                <w:szCs w:val="16"/>
+              </w:rPr>
+              <w:t xml:space="preserve">Nivel 1</w:t>
+            </w:r>
+          </w:p>
+          <w:p>
+            <w:pPr>
+              <w:spacing w:after="0" w:line="220" w:lineRule="auto"/>
+              <w:jc w:val="center"/>
+              <w:rPr>
+                <w:rFonts w:ascii="Arial MT" w:hAnsi="Arial MT" w:cs="Arial MT"/>
+                <w:b/>
+                <w:color w:val="FFFFFF"/>
+                <w:sz w:val="16"/>
+                <w:szCs w:val="16"/>
+              </w:rPr>
+            </w:pPr>
+            <w:r>
+              <w:rPr>
+                <w:rFonts w:ascii="Arial MT" w:hAnsi="Arial MT" w:cs="Arial MT"/>
+                <w:b/>
+                <w:color w:val="FFFFFF"/>
+                <w:sz w:val="16"/>
+                <w:szCs w:val="16"/>
+              </w:rPr>
+              <w:t xml:space="preserve">Componente (Unitaria)</w:t>
+            </w:r>
+          </w:p>
+        </w:tc>
+        <w:tc>
+          <w:tcPr>
+            <w:tcW w:w="1751" w:type="dxa"/>
+            <w:shd w:val="clear" w:color="auto" w:fill="1F3864"/>
+            <w:tcMar>
+              <w:top w:w="80" w:type="dxa"/>
+              <w:left w:w="100" w:type="dxa"/>
+              <w:bottom w:w="80" w:type="dxa"/>
+              <w:right w:w="100" w:type="dxa"/>
+            </w:tcMar>
+          </w:tcPr>
+          <w:p>
+            <w:pPr>
+              <w:spacing w:after="0" w:line="220" w:lineRule="auto"/>
+              <w:jc w:val="center"/>
+              <w:rPr>
+                <w:rFonts w:ascii="Arial MT" w:hAnsi="Arial MT" w:cs="Arial MT"/>
+                <w:b/>
+                <w:color w:val="FFFFFF"/>
+                <w:sz w:val="16"/>
+                <w:szCs w:val="16"/>
+              </w:rPr>
+            </w:pPr>
+            <w:r>
+              <w:rPr>
+                <w:rFonts w:ascii="Arial MT" w:hAnsi="Arial MT" w:cs="Arial MT"/>
+                <w:b/>
+                <w:color w:val="FFFFFF"/>
+                <w:sz w:val="16"/>
+                <w:szCs w:val="16"/>
+              </w:rPr>
+              <w:t xml:space="preserve">Nivel 2</w:t>
+            </w:r>
+          </w:p>
+          <w:p>
+            <w:pPr>
+              <w:spacing w:after="0" w:line="220" w:lineRule="auto"/>
+              <w:jc w:val="center"/>
+              <w:rPr>
+                <w:rFonts w:ascii="Arial MT" w:hAnsi="Arial MT" w:cs="Arial MT"/>
+                <w:b/>
+                <w:color w:val="FFFFFF"/>
+                <w:sz w:val="16"/>
+                <w:szCs w:val="16"/>
+              </w:rPr>
+            </w:pPr>
+            <w:r>
+              <w:rPr>
+                <w:rFonts w:ascii="Arial MT" w:hAnsi="Arial MT" w:cs="Arial MT"/>
+                <w:b/>
+                <w:color w:val="FFFFFF"/>
+                <w:sz w:val="16"/>
+                <w:szCs w:val="16"/>
+              </w:rPr>
+              <w:t xml:space="preserve">Integración</w:t>
+            </w:r>
+          </w:p>
+        </w:tc>
+        <w:tc>
+          <w:tcPr>
+            <w:tcW w:w="1751" w:type="dxa"/>
+            <w:shd w:val="clear" w:color="auto" w:fill="1F3864"/>
+            <w:tcMar>
+              <w:top w:w="80" w:type="dxa"/>
+              <w:left w:w="100" w:type="dxa"/>
+              <w:bottom w:w="80" w:type="dxa"/>
+              <w:right w:w="100" w:type="dxa"/>
+            </w:tcMar>
+          </w:tcPr>
+          <w:p>
+            <w:pPr>
+              <w:spacing w:after="0" w:line="220" w:lineRule="auto"/>
+              <w:jc w:val="center"/>
+              <w:rPr>
+                <w:rFonts w:ascii="Arial MT" w:hAnsi="Arial MT" w:cs="Arial MT"/>
+                <w:b/>
+                <w:color w:val="FFFFFF"/>
+                <w:sz w:val="16"/>
+                <w:szCs w:val="16"/>
+              </w:rPr>
+            </w:pPr>
+            <w:r>
+              <w:rPr>
+                <w:rFonts w:ascii="Arial MT" w:hAnsi="Arial MT" w:cs="Arial MT"/>
+                <w:b/>
+                <w:color w:val="FFFFFF"/>
+                <w:sz w:val="16"/>
+                <w:szCs w:val="16"/>
+              </w:rPr>
+              <w:t xml:space="preserve">Nivel 3</w:t>
+            </w:r>
+          </w:p>
+          <w:p>
+            <w:pPr>
+              <w:spacing w:after="0" w:line="220" w:lineRule="auto"/>
+              <w:jc w:val="center"/>
+              <w:rPr>
+                <w:rFonts w:ascii="Arial MT" w:hAnsi="Arial MT" w:cs="Arial MT"/>
+                <w:b/>
+                <w:color w:val="FFFFFF"/>
+                <w:sz w:val="16"/>
+                <w:szCs w:val="16"/>
+              </w:rPr>
+            </w:pPr>
+            <w:r>
+              <w:rPr>
+                <w:rFonts w:ascii="Arial MT" w:hAnsi="Arial MT" w:cs="Arial MT"/>
+                <w:b/>
+                <w:color w:val="FFFFFF"/>
+                <w:sz w:val="16"/>
+                <w:szCs w:val="16"/>
+              </w:rPr>
+              <w:t xml:space="preserve">Sistema</w:t>
+            </w:r>
+          </w:p>
+        </w:tc>
+        <w:tc>
+          <w:tcPr>
+            <w:tcW w:w="1751" w:type="dxa"/>
+            <w:shd w:val="clear" w:color="auto" w:fill="1F3864"/>
+            <w:tcMar>
+              <w:top w:w="80" w:type="dxa"/>
+              <w:left w:w="100" w:type="dxa"/>
+              <w:bottom w:w="80" w:type="dxa"/>
+              <w:right w:w="100" w:type="dxa"/>
+            </w:tcMar>
+          </w:tcPr>
+          <w:p>
+            <w:pPr>
+              <w:spacing w:after="0" w:line="220" w:lineRule="auto"/>
+              <w:jc w:val="center"/>
+              <w:rPr>
+                <w:rFonts w:ascii="Arial MT" w:hAnsi="Arial MT" w:cs="Arial MT"/>
+                <w:b/>
+                <w:color w:val="FFFFFF"/>
+                <w:sz w:val="16"/>
+                <w:szCs w:val="16"/>
+              </w:rPr>
+            </w:pPr>
+            <w:r>
+              <w:rPr>
+                <w:rFonts w:ascii="Arial MT" w:hAnsi="Arial MT" w:cs="Arial MT"/>
+                <w:b/>
+                <w:color w:val="FFFFFF"/>
+                <w:sz w:val="16"/>
+                <w:szCs w:val="16"/>
+              </w:rPr>
+              <w:t xml:space="preserve">Nivel 4</w:t>
+            </w:r>
+          </w:p>
+          <w:p>
+            <w:pPr>
+              <w:spacing w:after="0" w:line="220" w:lineRule="auto"/>
+              <w:jc w:val="center"/>
+              <w:rPr>
+                <w:rFonts w:ascii="Arial MT" w:hAnsi="Arial MT" w:cs="Arial MT"/>
+                <w:b/>
+                <w:color w:val="FFFFFF"/>
+                <w:sz w:val="16"/>
+                <w:szCs w:val="16"/>
+              </w:rPr>
+            </w:pPr>
+            <w:r>
+              <w:rPr>
+                <w:rFonts w:ascii="Arial MT" w:hAnsi="Arial MT" w:cs="Arial MT"/>
+                <w:b/>
+                <w:color w:val="FFFFFF"/>
+                <w:sz w:val="16"/>
+                <w:szCs w:val="16"/>
+              </w:rPr>
+              <w:t xml:space="preserve">Aceptación (Usabilidad)</w:t>
+            </w:r>
+          </w:p>
+        </w:tc>
+      </w:tr>
+      <w:tr>
+        <w:trPr>
+          <w:cantSplit/>
+        </w:trPr>
+        <w:tc>
+          <w:tcPr>
+            <w:tcW w:w="1500" w:type="dxa"/>
+            <w:shd w:val="clear" w:color="auto" w:fill="BDD7EE"/>
+            <w:tcMar>
+              <w:top w:w="80" w:type="dxa"/>
+              <w:left w:w="100" w:type="dxa"/>
+              <w:bottom w:w="80" w:type="dxa"/>
+              <w:right w:w="100" w:type="dxa"/>
+            </w:tcMar>
+          </w:tcPr>
+          <w:p>
+            <w:pPr>
+              <w:spacing w:after="0" w:line="220" w:lineRule="auto"/>
+              <w:jc w:val="both"/>
+              <w:rPr>
+                <w:rFonts w:ascii="Arial MT" w:hAnsi="Arial MT" w:cs="Arial MT"/>
+                <w:b/>
+                <w:color w:val="000000"/>
+                <w:sz w:val="16"/>
+                <w:szCs w:val="16"/>
+              </w:rPr>
+            </w:pPr>
+            <w:r>
+              <w:rPr>
+                <w:rFonts w:ascii="Arial MT" w:hAnsi="Arial MT" w:cs="Arial MT"/>
+                <w:b/>
+                <w:color w:val="000000"/>
+                <w:sz w:val="16"/>
+                <w:szCs w:val="16"/>
+              </w:rPr>
+              <w:t xml:space="preserve">Identificador</w:t>
+            </w:r>
+          </w:p>
+        </w:tc>
+        <w:tc>
+          <w:tcPr>
+            <w:tcW w:w="1751" w:type="dxa"/>
+            <w:shd w:val="clear" w:color="auto" w:fill="FFFFFF"/>
+            <w:tcMar>
+              <w:top w:w="80" w:type="dxa"/>
+              <w:left w:w="100" w:type="dxa"/>
+              <w:bottom w:w="80" w:type="dxa"/>
+              <w:right w:w="100" w:type="dxa"/>
+            </w:tcMar>
+          </w:tcPr>
+          <w:p>
+            <w:pPr>
+              <w:spacing w:after="0" w:line="220" w:lineRule="auto"/>
+              <w:jc w:val="both"/>
+              <w:rPr>
+                <w:rFonts w:ascii="Arial MT" w:hAnsi="Arial MT" w:cs="Arial MT"/>
+                <w:color w:val="000000"/>
+                <w:sz w:val="16"/>
+                <w:szCs w:val="16"/>
+              </w:rPr>
+            </w:pPr>
+            <w:r>
+              <w:rPr>
+                <w:rFonts w:ascii="Arial MT" w:hAnsi="Arial MT" w:cs="Arial MT"/>
+                <w:color w:val="000000"/>
+                <w:sz w:val="16"/>
+                <w:szCs w:val="16"/>
+              </w:rPr>
+              <w:t xml:space="preserve">PT-C</w:t>
+            </w:r>
+          </w:p>
+        </w:tc>
+        <w:tc>
+          <w:tcPr>
+            <w:tcW w:w="1751" w:type="dxa"/>
+            <w:shd w:val="clear" w:color="auto" w:fill="FFFFFF"/>
+            <w:tcMar>
+              <w:top w:w="80" w:type="dxa"/>
+              <w:left w:w="100" w:type="dxa"/>
+              <w:bottom w:w="80" w:type="dxa"/>
+              <w:right w:w="100" w:type="dxa"/>
+            </w:tcMar>
+          </w:tcPr>
+          <w:p>
+            <w:pPr>
+              <w:spacing w:after="0" w:line="220" w:lineRule="auto"/>
+              <w:jc w:val="both"/>
+              <w:rPr>
+                <w:rFonts w:ascii="Arial MT" w:hAnsi="Arial MT" w:cs="Arial MT"/>
+                <w:color w:val="000000"/>
+                <w:sz w:val="16"/>
+                <w:szCs w:val="16"/>
+              </w:rPr>
+            </w:pPr>
+            <w:r>
+              <w:rPr>
+                <w:rFonts w:ascii="Arial MT" w:hAnsi="Arial MT" w:cs="Arial MT"/>
+                <w:color w:val="000000"/>
+                <w:sz w:val="16"/>
+                <w:szCs w:val="16"/>
+              </w:rPr>
+              <w:t xml:space="preserve">PT-I</w:t>
+            </w:r>
+          </w:p>
+        </w:tc>
+        <w:tc>
+          <w:tcPr>
+            <w:tcW w:w="1751" w:type="dxa"/>
+            <w:shd w:val="clear" w:color="auto" w:fill="FFFFFF"/>
+            <w:tcMar>
+              <w:top w:w="80" w:type="dxa"/>
+              <w:left w:w="100" w:type="dxa"/>
+              <w:bottom w:w="80" w:type="dxa"/>
+              <w:right w:w="100" w:type="dxa"/>
+            </w:tcMar>
+          </w:tcPr>
+          <w:p>
+            <w:pPr>
+              <w:spacing w:after="0" w:line="220" w:lineRule="auto"/>
+              <w:jc w:val="both"/>
+              <w:rPr>
+                <w:rFonts w:ascii="Arial MT" w:hAnsi="Arial MT" w:cs="Arial MT"/>
+                <w:color w:val="000000"/>
+                <w:sz w:val="16"/>
+                <w:szCs w:val="16"/>
+              </w:rPr>
+            </w:pPr>
+            <w:r>
+              <w:rPr>
+                <w:rFonts w:ascii="Arial MT" w:hAnsi="Arial MT" w:cs="Arial MT"/>
+                <w:color w:val="000000"/>
+                <w:sz w:val="16"/>
+                <w:szCs w:val="16"/>
+              </w:rPr>
+              <w:t xml:space="preserve">PT-S</w:t>
+            </w:r>
+          </w:p>
+        </w:tc>
+        <w:tc>
+          <w:tcPr>
+            <w:tcW w:w="1751" w:type="dxa"/>
+            <w:shd w:val="clear" w:color="auto" w:fill="FFFFFF"/>
+            <w:tcMar>
+              <w:top w:w="80" w:type="dxa"/>
+              <w:left w:w="100" w:type="dxa"/>
+              <w:bottom w:w="80" w:type="dxa"/>
+              <w:right w:w="100" w:type="dxa"/>
+            </w:tcMar>
+          </w:tcPr>
+          <w:p>
+            <w:pPr>
+              <w:spacing w:after="0" w:line="220" w:lineRule="auto"/>
+              <w:jc w:val="both"/>
+              <w:rPr>
+                <w:rFonts w:ascii="Arial MT" w:hAnsi="Arial MT" w:cs="Arial MT"/>
+                <w:color w:val="000000"/>
+                <w:sz w:val="16"/>
+                <w:szCs w:val="16"/>
+              </w:rPr>
+            </w:pPr>
+            <w:r>
+              <w:rPr>
+                <w:rFonts w:ascii="Arial MT" w:hAnsi="Arial MT" w:cs="Arial MT"/>
+                <w:color w:val="000000"/>
+                <w:sz w:val="16"/>
+                <w:szCs w:val="16"/>
+              </w:rPr>
+              <w:t xml:space="preserve">PT-A</w:t>
+            </w:r>
+          </w:p>
+        </w:tc>
+      </w:tr>
+      <w:tr>
+        <w:trPr>
+          <w:cantSplit/>
+        </w:trPr>
+        <w:tc>
+          <w:tcPr>
+            <w:tcW w:w="1500" w:type="dxa"/>
+            <w:shd w:val="clear" w:color="auto" w:fill="BDD7EE"/>
+            <w:tcMar>
+              <w:top w:w="80" w:type="dxa"/>
+              <w:left w:w="100" w:type="dxa"/>
+              <w:bottom w:w="80" w:type="dxa"/>
+              <w:right w:w="100" w:type="dxa"/>
+            </w:tcMar>
+          </w:tcPr>
+          <w:p>
+            <w:pPr>
+              <w:spacing w:after="0" w:line="220" w:lineRule="auto"/>
+              <w:jc w:val="both"/>
+              <w:rPr>
+                <w:rFonts w:ascii="Arial MT" w:hAnsi="Arial MT" w:cs="Arial MT"/>
+                <w:b/>
+                <w:color w:val="000000"/>
+                <w:sz w:val="16"/>
+                <w:szCs w:val="16"/>
+              </w:rPr>
+            </w:pPr>
+            <w:r>
+              <w:rPr>
+                <w:rFonts w:ascii="Arial MT" w:hAnsi="Arial MT" w:cs="Arial MT"/>
+                <w:b/>
+                <w:color w:val="000000"/>
+                <w:sz w:val="16"/>
+                <w:szCs w:val="16"/>
+              </w:rPr>
+              <w:t xml:space="preserve">Objetivo</w:t>
+            </w:r>
+          </w:p>
+        </w:tc>
+        <w:tc>
+          <w:tcPr>
+            <w:tcW w:w="1751" w:type="dxa"/>
+            <w:shd w:val="clear" w:color="auto" w:fill="DEEAF1"/>
+            <w:tcMar>
+              <w:top w:w="80" w:type="dxa"/>
+              <w:left w:w="100" w:type="dxa"/>
+              <w:bottom w:w="80" w:type="dxa"/>
+              <w:right w:w="100" w:type="dxa"/>
+            </w:tcMar>
+          </w:tcPr>
+          <w:p>
+            <w:pPr>
+              <w:spacing w:after="0" w:line="220" w:lineRule="auto"/>
+              <w:jc w:val="both"/>
+              <w:rPr>
+                <w:rFonts w:ascii="Arial MT" w:hAnsi="Arial MT" w:cs="Arial MT"/>
+                <w:color w:val="000000"/>
+                <w:sz w:val="16"/>
+                <w:szCs w:val="16"/>
+              </w:rPr>
+            </w:pPr>
+            <w:r>
+              <w:rPr>
+                <w:rFonts w:ascii="Arial MT" w:hAnsi="Arial MT" w:cs="Arial MT"/>
+                <w:color w:val="000000"/>
+                <w:sz w:val="16"/>
+                <w:szCs w:val="16"/>
+              </w:rPr>
+              <w:t xml:space="preserve">Verificar la corrección matemática del motor eléctrico de forma aislada</w:t>
+            </w:r>
+          </w:p>
+        </w:tc>
+        <w:tc>
+          <w:tcPr>
+            <w:tcW w:w="1751" w:type="dxa"/>
+            <w:shd w:val="clear" w:color="auto" w:fill="DEEAF1"/>
+            <w:tcMar>
+              <w:top w:w="80" w:type="dxa"/>
+              <w:left w:w="100" w:type="dxa"/>
+              <w:bottom w:w="80" w:type="dxa"/>
+              <w:right w:w="100" w:type="dxa"/>
+            </w:tcMar>
+          </w:tcPr>
+          <w:p>
+            <w:pPr>
+              <w:spacing w:after="0" w:line="220" w:lineRule="auto"/>
+              <w:jc w:val="both"/>
+              <w:rPr>
+                <w:rFonts w:ascii="Arial MT" w:hAnsi="Arial MT" w:cs="Arial MT"/>
+                <w:color w:val="000000"/>
+                <w:sz w:val="16"/>
+                <w:szCs w:val="16"/>
+              </w:rPr>
+            </w:pPr>
+            <w:r>
+              <w:rPr>
+                <w:rFonts w:ascii="Arial MT" w:hAnsi="Arial MT" w:cs="Arial MT"/>
+                <w:color w:val="000000"/>
+                <w:sz w:val="16"/>
+                <w:szCs w:val="16"/>
+              </w:rPr>
+              <w:t xml:space="preserve">Verificar la comunicación entre módulos mediante el sistema de eventos</w:t>
+            </w:r>
+          </w:p>
+        </w:tc>
+        <w:tc>
+          <w:tcPr>
+            <w:tcW w:w="1751" w:type="dxa"/>
+            <w:shd w:val="clear" w:color="auto" w:fill="DEEAF1"/>
+            <w:tcMar>
+              <w:top w:w="80" w:type="dxa"/>
+              <w:left w:w="100" w:type="dxa"/>
+              <w:bottom w:w="80" w:type="dxa"/>
+              <w:right w:w="100" w:type="dxa"/>
+            </w:tcMar>
+          </w:tcPr>
+          <w:p>
+            <w:pPr>
+              <w:spacing w:after="0" w:line="220" w:lineRule="auto"/>
+              <w:jc w:val="both"/>
+              <w:rPr>
+                <w:rFonts w:ascii="Arial MT" w:hAnsi="Arial MT" w:cs="Arial MT"/>
+                <w:color w:val="000000"/>
+                <w:sz w:val="16"/>
+                <w:szCs w:val="16"/>
+              </w:rPr>
+            </w:pPr>
+            <w:r>
+              <w:rPr>
+                <w:rFonts w:ascii="Arial MT" w:hAnsi="Arial MT" w:cs="Arial MT"/>
+                <w:color w:val="000000"/>
+                <w:sz w:val="16"/>
+                <w:szCs w:val="16"/>
+              </w:rPr>
+              <w:t xml:space="preserve">Validar el flujo completo de los 4 retos en escena IntegratedDemo</w:t>
+            </w:r>
+          </w:p>
+        </w:tc>
+        <w:tc>
+          <w:tcPr>
+            <w:tcW w:w="1751" w:type="dxa"/>
+            <w:shd w:val="clear" w:color="auto" w:fill="DEEAF1"/>
+            <w:tcMar>
+              <w:top w:w="80" w:type="dxa"/>
+              <w:left w:w="100" w:type="dxa"/>
+              <w:bottom w:w="80" w:type="dxa"/>
+              <w:right w:w="100" w:type="dxa"/>
+            </w:tcMar>
+          </w:tcPr>
+          <w:p>
+            <w:pPr>
+              <w:spacing w:after="0" w:line="220" w:lineRule="auto"/>
+              <w:jc w:val="both"/>
+              <w:rPr>
+                <w:rFonts w:ascii="Arial MT" w:hAnsi="Arial MT" w:cs="Arial MT"/>
+                <w:color w:val="000000"/>
+                <w:sz w:val="16"/>
+                <w:szCs w:val="16"/>
+              </w:rPr>
+            </w:pPr>
+            <w:r>
+              <w:rPr>
+                <w:rFonts w:ascii="Arial MT" w:hAnsi="Arial MT" w:cs="Arial MT"/>
+                <w:color w:val="000000"/>
+                <w:sz w:val="16"/>
+                <w:szCs w:val="16"/>
+              </w:rPr>
+              <w:t xml:space="preserve">Evaluar la usabilidad del sistema con usuarios del segmento objetivo (ISO/IEC 25010)</w:t>
+            </w:r>
+          </w:p>
+        </w:tc>
+      </w:tr>
+      <w:tr>
+        <w:trPr>
+          <w:cantSplit/>
+        </w:trPr>
+        <w:tc>
+          <w:tcPr>
+            <w:tcW w:w="1500" w:type="dxa"/>
+            <w:shd w:val="clear" w:color="auto" w:fill="BDD7EE"/>
+            <w:tcMar>
+              <w:top w:w="80" w:type="dxa"/>
+              <w:left w:w="100" w:type="dxa"/>
+              <w:bottom w:w="80" w:type="dxa"/>
+              <w:right w:w="100" w:type="dxa"/>
+            </w:tcMar>
+          </w:tcPr>
+          <w:p>
+            <w:pPr>
+              <w:spacing w:after="0" w:line="220" w:lineRule="auto"/>
+              <w:jc w:val="both"/>
+              <w:rPr>
+                <w:rFonts w:ascii="Arial MT" w:hAnsi="Arial MT" w:cs="Arial MT"/>
+                <w:b/>
+                <w:color w:val="000000"/>
+                <w:sz w:val="16"/>
+                <w:szCs w:val="16"/>
+              </w:rPr>
+            </w:pPr>
+            <w:r>
+              <w:rPr>
+                <w:rFonts w:ascii="Arial MT" w:hAnsi="Arial MT" w:cs="Arial MT"/>
+                <w:b/>
+                <w:color w:val="000000"/>
+                <w:sz w:val="16"/>
+                <w:szCs w:val="16"/>
+              </w:rPr>
+              <w:t xml:space="preserve">Alcance</w:t>
+            </w:r>
+          </w:p>
+        </w:tc>
+        <w:tc>
+          <w:tcPr>
+            <w:tcW w:w="1751" w:type="dxa"/>
+            <w:shd w:val="clear" w:color="auto" w:fill="FFFFFF"/>
+            <w:tcMar>
+              <w:top w:w="80" w:type="dxa"/>
+              <w:left w:w="100" w:type="dxa"/>
+              <w:bottom w:w="80" w:type="dxa"/>
+              <w:right w:w="100" w:type="dxa"/>
+            </w:tcMar>
+          </w:tcPr>
+          <w:p>
+            <w:pPr>
+              <w:spacing w:after="0" w:line="220" w:lineRule="auto"/>
+              <w:jc w:val="both"/>
+              <w:rPr>
+                <w:rFonts w:ascii="Arial MT" w:hAnsi="Arial MT" w:cs="Arial MT"/>
+                <w:color w:val="000000"/>
+                <w:sz w:val="16"/>
+                <w:szCs w:val="16"/>
+              </w:rPr>
+            </w:pPr>
+            <w:r>
+              <w:rPr>
+                <w:rFonts w:ascii="Arial MT" w:hAnsi="Arial MT" w:cs="Arial MT"/>
+                <w:color w:val="000000"/>
+                <w:sz w:val="16"/>
+                <w:szCs w:val="16"/>
+              </w:rPr>
+              <w:t xml:space="preserve">Módulo Electrical: CircuitManager, Resistor, LED, Capacitor, VoltageSource, ArduinoPin, PerformanceTracker, ObjectiveSystem</w:t>
+            </w:r>
+          </w:p>
+        </w:tc>
+        <w:tc>
+          <w:tcPr>
+            <w:tcW w:w="1751" w:type="dxa"/>
+            <w:shd w:val="clear" w:color="auto" w:fill="FFFFFF"/>
+            <w:tcMar>
+              <w:top w:w="80" w:type="dxa"/>
+              <w:left w:w="100" w:type="dxa"/>
+              <w:bottom w:w="80" w:type="dxa"/>
+              <w:right w:w="100" w:type="dxa"/>
+            </w:tcMar>
+          </w:tcPr>
+          <w:p>
+            <w:pPr>
+              <w:spacing w:after="0" w:line="220" w:lineRule="auto"/>
+              <w:jc w:val="both"/>
+              <w:rPr>
+                <w:rFonts w:ascii="Arial MT" w:hAnsi="Arial MT" w:cs="Arial MT"/>
+                <w:color w:val="000000"/>
+                <w:sz w:val="16"/>
+                <w:szCs w:val="16"/>
+              </w:rPr>
+            </w:pPr>
+            <w:r>
+              <w:rPr>
+                <w:rFonts w:ascii="Arial MT" w:hAnsi="Arial MT" w:cs="Arial MT"/>
+                <w:color w:val="000000"/>
+                <w:sz w:val="16"/>
+                <w:szCs w:val="16"/>
+              </w:rPr>
+              <w:t xml:space="preserve">DeliverySystem, CircuitManager, GameManager, InstructionSystem</w:t>
+            </w:r>
+          </w:p>
+        </w:tc>
+        <w:tc>
+          <w:tcPr>
+            <w:tcW w:w="1751" w:type="dxa"/>
+            <w:shd w:val="clear" w:color="auto" w:fill="FFFFFF"/>
+            <w:tcMar>
+              <w:top w:w="80" w:type="dxa"/>
+              <w:left w:w="100" w:type="dxa"/>
+              <w:bottom w:w="80" w:type="dxa"/>
+              <w:right w:w="100" w:type="dxa"/>
+            </w:tcMar>
+          </w:tcPr>
+          <w:p>
+            <w:pPr>
+              <w:spacing w:after="0" w:line="220" w:lineRule="auto"/>
+              <w:jc w:val="both"/>
+              <w:rPr>
+                <w:rFonts w:ascii="Arial MT" w:hAnsi="Arial MT" w:cs="Arial MT"/>
+                <w:color w:val="000000"/>
+                <w:sz w:val="16"/>
+                <w:szCs w:val="16"/>
+              </w:rPr>
+            </w:pPr>
+            <w:r>
+              <w:rPr>
+                <w:rFonts w:ascii="Arial MT" w:hAnsi="Arial MT" w:cs="Arial MT"/>
+                <w:color w:val="000000"/>
+                <w:sz w:val="16"/>
+                <w:szCs w:val="16"/>
+              </w:rPr>
+              <w:t xml:space="preserve">Sistema completo: ambos roles, red LAN, Meta Quest 3 + KAT VR</w:t>
+            </w:r>
+          </w:p>
+        </w:tc>
+        <w:tc>
+          <w:tcPr>
+            <w:tcW w:w="1751" w:type="dxa"/>
+            <w:shd w:val="clear" w:color="auto" w:fill="FFFFFF"/>
+            <w:tcMar>
+              <w:top w:w="80" w:type="dxa"/>
+              <w:left w:w="100" w:type="dxa"/>
+              <w:bottom w:w="80" w:type="dxa"/>
+              <w:right w:w="100" w:type="dxa"/>
+            </w:tcMar>
+          </w:tcPr>
+          <w:p>
+            <w:pPr>
+              <w:spacing w:after="0" w:line="220" w:lineRule="auto"/>
+              <w:jc w:val="both"/>
+              <w:rPr>
+                <w:rFonts w:ascii="Arial MT" w:hAnsi="Arial MT" w:cs="Arial MT"/>
+                <w:color w:val="000000"/>
+                <w:sz w:val="16"/>
+                <w:szCs w:val="16"/>
+              </w:rPr>
+            </w:pPr>
+            <w:r>
+              <w:rPr>
+                <w:rFonts w:ascii="Arial MT" w:hAnsi="Arial MT" w:cs="Arial MT"/>
+                <w:color w:val="000000"/>
+                <w:sz w:val="16"/>
+                <w:szCs w:val="16"/>
+              </w:rPr>
+              <w:t xml:space="preserve">Comprensibilidad, aprendizaje, operabilidad, satisfacción, presencia VR</w:t>
+            </w:r>
+          </w:p>
+        </w:tc>
+      </w:tr>
+      <w:tr>
+        <w:trPr>
+          <w:cantSplit/>
+        </w:trPr>
+        <w:tc>
+          <w:tcPr>
+            <w:tcW w:w="1500" w:type="dxa"/>
+            <w:shd w:val="clear" w:color="auto" w:fill="BDD7EE"/>
+            <w:tcMar>
+              <w:top w:w="80" w:type="dxa"/>
+              <w:left w:w="100" w:type="dxa"/>
+              <w:bottom w:w="80" w:type="dxa"/>
+              <w:right w:w="100" w:type="dxa"/>
+            </w:tcMar>
+          </w:tcPr>
+          <w:p>
+            <w:pPr>
+              <w:spacing w:after="0" w:line="220" w:lineRule="auto"/>
+              <w:jc w:val="both"/>
+              <w:rPr>
+                <w:rFonts w:ascii="Arial MT" w:hAnsi="Arial MT" w:cs="Arial MT"/>
+                <w:b/>
+                <w:color w:val="000000"/>
+                <w:sz w:val="16"/>
+                <w:szCs w:val="16"/>
+              </w:rPr>
+            </w:pPr>
+            <w:r>
+              <w:rPr>
+                <w:rFonts w:ascii="Arial MT" w:hAnsi="Arial MT" w:cs="Arial MT"/>
+                <w:b/>
+                <w:color w:val="000000"/>
+                <w:sz w:val="16"/>
+                <w:szCs w:val="16"/>
+              </w:rPr>
+              <w:t xml:space="preserve">Técnica de prueba</w:t>
+            </w:r>
+          </w:p>
+        </w:tc>
+        <w:tc>
+          <w:tcPr>
+            <w:tcW w:w="1751" w:type="dxa"/>
+            <w:shd w:val="clear" w:color="auto" w:fill="DEEAF1"/>
+            <w:tcMar>
+              <w:top w:w="80" w:type="dxa"/>
+              <w:left w:w="100" w:type="dxa"/>
+              <w:bottom w:w="80" w:type="dxa"/>
+              <w:right w:w="100" w:type="dxa"/>
+            </w:tcMar>
+          </w:tcPr>
+          <w:p>
+            <w:pPr>
+              <w:spacing w:after="0" w:line="220" w:lineRule="auto"/>
+              <w:jc w:val="both"/>
+              <w:rPr>
+                <w:rFonts w:ascii="Arial MT" w:hAnsi="Arial MT" w:cs="Arial MT"/>
+                <w:color w:val="000000"/>
+                <w:sz w:val="16"/>
+                <w:szCs w:val="16"/>
+              </w:rPr>
+            </w:pPr>
+            <w:r>
+              <w:rPr>
+                <w:rFonts w:ascii="Arial MT" w:hAnsi="Arial MT" w:cs="Arial MT"/>
+                <w:color w:val="000000"/>
+                <w:sz w:val="16"/>
+                <w:szCs w:val="16"/>
+              </w:rPr>
+              <w:t xml:space="preserve">Valores de entrada con referencia calculada analíticamente; clases aisladas de dependencias externas</w:t>
+            </w:r>
+          </w:p>
+        </w:tc>
+        <w:tc>
+          <w:tcPr>
+            <w:tcW w:w="1751" w:type="dxa"/>
+            <w:shd w:val="clear" w:color="auto" w:fill="DEEAF1"/>
+            <w:tcMar>
+              <w:top w:w="80" w:type="dxa"/>
+              <w:left w:w="100" w:type="dxa"/>
+              <w:bottom w:w="80" w:type="dxa"/>
+              <w:right w:w="100" w:type="dxa"/>
+            </w:tcMar>
+          </w:tcPr>
+          <w:p>
+            <w:pPr>
+              <w:spacing w:after="0" w:line="220" w:lineRule="auto"/>
+              <w:jc w:val="both"/>
+              <w:rPr>
+                <w:rFonts w:ascii="Arial MT" w:hAnsi="Arial MT" w:cs="Arial MT"/>
+                <w:color w:val="000000"/>
+                <w:sz w:val="16"/>
+                <w:szCs w:val="16"/>
+              </w:rPr>
+            </w:pPr>
+            <w:r>
+              <w:rPr>
+                <w:rFonts w:ascii="Arial MT" w:hAnsi="Arial MT" w:cs="Arial MT"/>
+                <w:color w:val="000000"/>
+                <w:sz w:val="16"/>
+                <w:szCs w:val="16"/>
+              </w:rPr>
+              <w:t xml:space="preserve">Event-driven testing en escenas PlayMode sin hardware VR</w:t>
+            </w:r>
+          </w:p>
+        </w:tc>
+        <w:tc>
+          <w:tcPr>
+            <w:tcW w:w="1751" w:type="dxa"/>
+            <w:shd w:val="clear" w:color="auto" w:fill="DEEAF1"/>
+            <w:tcMar>
+              <w:top w:w="80" w:type="dxa"/>
+              <w:left w:w="100" w:type="dxa"/>
+              <w:bottom w:w="80" w:type="dxa"/>
+              <w:right w:w="100" w:type="dxa"/>
+            </w:tcMar>
+          </w:tcPr>
+          <w:p>
+            <w:pPr>
+              <w:spacing w:after="0" w:line="220" w:lineRule="auto"/>
+              <w:jc w:val="both"/>
+              <w:rPr>
+                <w:rFonts w:ascii="Arial MT" w:hAnsi="Arial MT" w:cs="Arial MT"/>
+                <w:color w:val="000000"/>
+                <w:sz w:val="16"/>
+                <w:szCs w:val="16"/>
+              </w:rPr>
+            </w:pPr>
+            <w:r>
+              <w:rPr>
+                <w:rFonts w:ascii="Arial MT" w:hAnsi="Arial MT" w:cs="Arial MT"/>
+                <w:color w:val="000000"/>
+                <w:sz w:val="16"/>
+                <w:szCs w:val="16"/>
+              </w:rPr>
+              <w:t xml:space="preserve">Escenarios extremo a extremo con casos de éxito y de fallo; flujo secuencial de 4 retos</w:t>
+            </w:r>
+          </w:p>
+        </w:tc>
+        <w:tc>
+          <w:tcPr>
+            <w:tcW w:w="1751" w:type="dxa"/>
+            <w:shd w:val="clear" w:color="auto" w:fill="DEEAF1"/>
+            <w:tcMar>
+              <w:top w:w="80" w:type="dxa"/>
+              <w:left w:w="100" w:type="dxa"/>
+              <w:bottom w:w="80" w:type="dxa"/>
+              <w:right w:w="100" w:type="dxa"/>
+            </w:tcMar>
+          </w:tcPr>
+          <w:p>
+            <w:pPr>
+              <w:spacing w:after="0" w:line="220" w:lineRule="auto"/>
+              <w:jc w:val="both"/>
+              <w:rPr>
+                <w:rFonts w:ascii="Arial MT" w:hAnsi="Arial MT" w:cs="Arial MT"/>
+                <w:color w:val="000000"/>
+                <w:sz w:val="16"/>
+                <w:szCs w:val="16"/>
+              </w:rPr>
+            </w:pPr>
+            <w:r>
+              <w:rPr>
+                <w:rFonts w:ascii="Arial MT" w:hAnsi="Arial MT" w:cs="Arial MT"/>
+                <w:color w:val="000000"/>
+                <w:sz w:val="16"/>
+                <w:szCs w:val="16"/>
+              </w:rPr>
+              <w:t xml:space="preserve">Observación directa + cuestionarios SUS y escala Likert; medición de tiempo por tarea</w:t>
+            </w:r>
+          </w:p>
+        </w:tc>
+      </w:tr>
+      <w:tr>
+        <w:trPr>
+          <w:cantSplit/>
+        </w:trPr>
+        <w:tc>
+          <w:tcPr>
+            <w:tcW w:w="1500" w:type="dxa"/>
+            <w:shd w:val="clear" w:color="auto" w:fill="BDD7EE"/>
+            <w:tcMar>
+              <w:top w:w="80" w:type="dxa"/>
+              <w:left w:w="100" w:type="dxa"/>
+              <w:bottom w:w="80" w:type="dxa"/>
+              <w:right w:w="100" w:type="dxa"/>
+            </w:tcMar>
+          </w:tcPr>
+          <w:p>
+            <w:pPr>
+              <w:spacing w:after="0" w:line="220" w:lineRule="auto"/>
+              <w:jc w:val="both"/>
+              <w:rPr>
+                <w:rFonts w:ascii="Arial MT" w:hAnsi="Arial MT" w:cs="Arial MT"/>
+                <w:b/>
+                <w:color w:val="000000"/>
+                <w:sz w:val="16"/>
+                <w:szCs w:val="16"/>
+              </w:rPr>
+            </w:pPr>
+            <w:r>
+              <w:rPr>
+                <w:rFonts w:ascii="Arial MT" w:hAnsi="Arial MT" w:cs="Arial MT"/>
+                <w:b/>
+                <w:color w:val="000000"/>
+                <w:sz w:val="16"/>
+                <w:szCs w:val="16"/>
+              </w:rPr>
+              <w:t xml:space="preserve">Criterio de entrada</w:t>
+            </w:r>
+          </w:p>
+        </w:tc>
+        <w:tc>
+          <w:tcPr>
+            <w:tcW w:w="1751" w:type="dxa"/>
+            <w:shd w:val="clear" w:color="auto" w:fill="FFFFFF"/>
+            <w:tcMar>
+              <w:top w:w="80" w:type="dxa"/>
+              <w:left w:w="100" w:type="dxa"/>
+              <w:bottom w:w="80" w:type="dxa"/>
+              <w:right w:w="100" w:type="dxa"/>
+            </w:tcMar>
+          </w:tcPr>
+          <w:p>
+            <w:pPr>
+              <w:spacing w:after="0" w:line="220" w:lineRule="auto"/>
+              <w:jc w:val="both"/>
+              <w:rPr>
+                <w:rFonts w:ascii="Arial MT" w:hAnsi="Arial MT" w:cs="Arial MT"/>
+                <w:color w:val="000000"/>
+                <w:sz w:val="16"/>
+                <w:szCs w:val="16"/>
+              </w:rPr>
+            </w:pPr>
+            <w:r>
+              <w:rPr>
+                <w:rFonts w:ascii="Arial MT" w:hAnsi="Arial MT" w:cs="Arial MT"/>
+                <w:color w:val="000000"/>
+                <w:sz w:val="16"/>
+                <w:szCs w:val="16"/>
+              </w:rPr>
+              <w:t xml:space="preserve">Scripts C# compilados sin errores de compilación</w:t>
+            </w:r>
+          </w:p>
+        </w:tc>
+        <w:tc>
+          <w:tcPr>
+            <w:tcW w:w="1751" w:type="dxa"/>
+            <w:shd w:val="clear" w:color="auto" w:fill="FFFFFF"/>
+            <w:tcMar>
+              <w:top w:w="80" w:type="dxa"/>
+              <w:left w:w="100" w:type="dxa"/>
+              <w:bottom w:w="80" w:type="dxa"/>
+              <w:right w:w="100" w:type="dxa"/>
+            </w:tcMar>
+          </w:tcPr>
+          <w:p>
+            <w:pPr>
+              <w:spacing w:after="0" w:line="220" w:lineRule="auto"/>
+              <w:jc w:val="both"/>
+              <w:rPr>
+                <w:rFonts w:ascii="Arial MT" w:hAnsi="Arial MT" w:cs="Arial MT"/>
+                <w:color w:val="000000"/>
+                <w:sz w:val="16"/>
+                <w:szCs w:val="16"/>
+              </w:rPr>
+            </w:pPr>
+            <w:r>
+              <w:rPr>
+                <w:rFonts w:ascii="Arial MT" w:hAnsi="Arial MT" w:cs="Arial MT"/>
+                <w:color w:val="000000"/>
+                <w:sz w:val="16"/>
+                <w:szCs w:val="16"/>
+              </w:rPr>
+              <w:t xml:space="preserve">Todos los casos PT-C aprobados (100 %)</w:t>
+            </w:r>
+          </w:p>
+        </w:tc>
+        <w:tc>
+          <w:tcPr>
+            <w:tcW w:w="1751" w:type="dxa"/>
+            <w:shd w:val="clear" w:color="auto" w:fill="FFFFFF"/>
+            <w:tcMar>
+              <w:top w:w="80" w:type="dxa"/>
+              <w:left w:w="100" w:type="dxa"/>
+              <w:bottom w:w="80" w:type="dxa"/>
+              <w:right w:w="100" w:type="dxa"/>
+            </w:tcMar>
+          </w:tcPr>
+          <w:p>
+            <w:pPr>
+              <w:spacing w:after="0" w:line="220" w:lineRule="auto"/>
+              <w:jc w:val="both"/>
+              <w:rPr>
+                <w:rFonts w:ascii="Arial MT" w:hAnsi="Arial MT" w:cs="Arial MT"/>
+                <w:color w:val="000000"/>
+                <w:sz w:val="16"/>
+                <w:szCs w:val="16"/>
+              </w:rPr>
+            </w:pPr>
+            <w:r>
+              <w:rPr>
+                <w:rFonts w:ascii="Arial MT" w:hAnsi="Arial MT" w:cs="Arial MT"/>
+                <w:color w:val="000000"/>
+                <w:sz w:val="16"/>
+                <w:szCs w:val="16"/>
+              </w:rPr>
+              <w:t xml:space="preserve">Todos los casos PT-I aprobados; defectos Alta cerrados</w:t>
+            </w:r>
+          </w:p>
+        </w:tc>
+        <w:tc>
+          <w:tcPr>
+            <w:tcW w:w="1751" w:type="dxa"/>
+            <w:shd w:val="clear" w:color="auto" w:fill="FFFFFF"/>
+            <w:tcMar>
+              <w:top w:w="80" w:type="dxa"/>
+              <w:left w:w="100" w:type="dxa"/>
+              <w:bottom w:w="80" w:type="dxa"/>
+              <w:right w:w="100" w:type="dxa"/>
+            </w:tcMar>
+          </w:tcPr>
+          <w:p>
+            <w:pPr>
+              <w:spacing w:after="0" w:line="220" w:lineRule="auto"/>
+              <w:jc w:val="both"/>
+              <w:rPr>
+                <w:rFonts w:ascii="Arial MT" w:hAnsi="Arial MT" w:cs="Arial MT"/>
+                <w:color w:val="000000"/>
+                <w:sz w:val="16"/>
+                <w:szCs w:val="16"/>
+              </w:rPr>
+            </w:pPr>
+            <w:r>
+              <w:rPr>
+                <w:rFonts w:ascii="Arial MT" w:hAnsi="Arial MT" w:cs="Arial MT"/>
+                <w:color w:val="000000"/>
+                <w:sz w:val="16"/>
+                <w:szCs w:val="16"/>
+              </w:rPr>
+              <w:t xml:space="preserve">PT-S aprobado; laboratorio UDLA y hardware VR disponibles; usuarios reclutados</w:t>
+            </w:r>
+          </w:p>
+        </w:tc>
+      </w:tr>
+      <w:tr>
+        <w:trPr>
+          <w:cantSplit/>
+        </w:trPr>
+        <w:tc>
+          <w:tcPr>
+            <w:tcW w:w="1500" w:type="dxa"/>
+            <w:shd w:val="clear" w:color="auto" w:fill="BDD7EE"/>
+            <w:tcMar>
+              <w:top w:w="80" w:type="dxa"/>
+              <w:left w:w="100" w:type="dxa"/>
+              <w:bottom w:w="80" w:type="dxa"/>
+              <w:right w:w="100" w:type="dxa"/>
+            </w:tcMar>
+          </w:tcPr>
+          <w:p>
+            <w:pPr>
+              <w:spacing w:after="0" w:line="220" w:lineRule="auto"/>
+              <w:jc w:val="both"/>
+              <w:rPr>
+                <w:rFonts w:ascii="Arial MT" w:hAnsi="Arial MT" w:cs="Arial MT"/>
+                <w:b/>
+                <w:color w:val="000000"/>
+                <w:sz w:val="16"/>
+                <w:szCs w:val="16"/>
+              </w:rPr>
+            </w:pPr>
+            <w:r>
+              <w:rPr>
+                <w:rFonts w:ascii="Arial MT" w:hAnsi="Arial MT" w:cs="Arial MT"/>
+                <w:b/>
+                <w:color w:val="000000"/>
+                <w:sz w:val="16"/>
+                <w:szCs w:val="16"/>
+              </w:rPr>
+              <w:t xml:space="preserve">Criterio de salida</w:t>
+            </w:r>
+          </w:p>
+        </w:tc>
+        <w:tc>
+          <w:tcPr>
+            <w:tcW w:w="1751" w:type="dxa"/>
+            <w:shd w:val="clear" w:color="auto" w:fill="DEEAF1"/>
+            <w:tcMar>
+              <w:top w:w="80" w:type="dxa"/>
+              <w:left w:w="100" w:type="dxa"/>
+              <w:bottom w:w="80" w:type="dxa"/>
+              <w:right w:w="100" w:type="dxa"/>
+            </w:tcMar>
+          </w:tcPr>
+          <w:p>
+            <w:pPr>
+              <w:spacing w:after="0" w:line="220" w:lineRule="auto"/>
+              <w:jc w:val="both"/>
+              <w:rPr>
+                <w:rFonts w:ascii="Arial MT" w:hAnsi="Arial MT" w:cs="Arial MT"/>
+                <w:color w:val="000000"/>
+                <w:sz w:val="16"/>
+                <w:szCs w:val="16"/>
+              </w:rPr>
+            </w:pPr>
+            <w:r>
+              <w:rPr>
+                <w:rFonts w:ascii="Arial MT" w:hAnsi="Arial MT" w:cs="Arial MT"/>
+                <w:color w:val="000000"/>
+                <w:sz w:val="16"/>
+                <w:szCs w:val="16"/>
+              </w:rPr>
+              <w:t xml:space="preserve">TC-U01 - TC-U09: 100 % aprobados con valor obtenido igual al esperado</w:t>
+            </w:r>
+          </w:p>
+        </w:tc>
+        <w:tc>
+          <w:tcPr>
+            <w:tcW w:w="1751" w:type="dxa"/>
+            <w:shd w:val="clear" w:color="auto" w:fill="DEEAF1"/>
+            <w:tcMar>
+              <w:top w:w="80" w:type="dxa"/>
+              <w:left w:w="100" w:type="dxa"/>
+              <w:bottom w:w="80" w:type="dxa"/>
+              <w:right w:w="100" w:type="dxa"/>
+            </w:tcMar>
+          </w:tcPr>
+          <w:p>
+            <w:pPr>
+              <w:spacing w:after="0" w:line="220" w:lineRule="auto"/>
+              <w:jc w:val="both"/>
+              <w:rPr>
+                <w:rFonts w:ascii="Arial MT" w:hAnsi="Arial MT" w:cs="Arial MT"/>
+                <w:color w:val="000000"/>
+                <w:sz w:val="16"/>
+                <w:szCs w:val="16"/>
+              </w:rPr>
+            </w:pPr>
+            <w:r>
+              <w:rPr>
+                <w:rFonts w:ascii="Arial MT" w:hAnsi="Arial MT" w:cs="Arial MT"/>
+                <w:color w:val="000000"/>
+                <w:sz w:val="16"/>
+                <w:szCs w:val="16"/>
+              </w:rPr>
+              <w:t xml:space="preserve">TC-I01 - TC-I07 completados (TC-I06 validado con red Photon Fusion activa)</w:t>
+            </w:r>
+          </w:p>
+        </w:tc>
+        <w:tc>
+          <w:tcPr>
+            <w:tcW w:w="1751" w:type="dxa"/>
+            <w:shd w:val="clear" w:color="auto" w:fill="DEEAF1"/>
+            <w:tcMar>
+              <w:top w:w="80" w:type="dxa"/>
+              <w:left w:w="100" w:type="dxa"/>
+              <w:bottom w:w="80" w:type="dxa"/>
+              <w:right w:w="100" w:type="dxa"/>
+            </w:tcMar>
+          </w:tcPr>
+          <w:p>
+            <w:pPr>
+              <w:spacing w:after="0" w:line="220" w:lineRule="auto"/>
+              <w:jc w:val="both"/>
+              <w:rPr>
+                <w:rFonts w:ascii="Arial MT" w:hAnsi="Arial MT" w:cs="Arial MT"/>
+                <w:color w:val="000000"/>
+                <w:sz w:val="16"/>
+                <w:szCs w:val="16"/>
+              </w:rPr>
+            </w:pPr>
+            <w:r>
+              <w:rPr>
+                <w:rFonts w:ascii="Arial MT" w:hAnsi="Arial MT" w:cs="Arial MT"/>
+                <w:color w:val="000000"/>
+                <w:sz w:val="16"/>
+                <w:szCs w:val="16"/>
+              </w:rPr>
+              <w:t xml:space="preserve">TC-S01 - TC-S07 completados; sin defectos de severidad Alta abiertos</w:t>
+            </w:r>
+          </w:p>
+        </w:tc>
+        <w:tc>
+          <w:tcPr>
+            <w:tcW w:w="1751" w:type="dxa"/>
+            <w:shd w:val="clear" w:color="auto" w:fill="DEEAF1"/>
+            <w:tcMar>
+              <w:top w:w="80" w:type="dxa"/>
+              <w:left w:w="100" w:type="dxa"/>
+              <w:bottom w:w="80" w:type="dxa"/>
+              <w:right w:w="100" w:type="dxa"/>
+            </w:tcMar>
+          </w:tcPr>
+          <w:p>
+            <w:pPr>
+              <w:spacing w:after="0" w:line="220" w:lineRule="auto"/>
+              <w:jc w:val="both"/>
+              <w:rPr>
+                <w:rFonts w:ascii="Arial MT" w:hAnsi="Arial MT" w:cs="Arial MT"/>
+                <w:color w:val="000000"/>
+                <w:sz w:val="16"/>
+                <w:szCs w:val="16"/>
+              </w:rPr>
+            </w:pPr>
+            <w:r>
+              <w:rPr>
+                <w:rFonts w:ascii="Arial MT" w:hAnsi="Arial MT" w:cs="Arial MT"/>
+                <w:color w:val="000000"/>
+                <w:sz w:val="16"/>
+                <w:szCs w:val="16"/>
+              </w:rPr>
+              <w:t xml:space="preserve">SUS &gt;= 68 pts; Likert &gt;= 3,5; &gt; 80 % de usuarios comprenden su rol sin instrucción previa</w:t>
+            </w:r>
+          </w:p>
+        </w:tc>
+      </w:tr>
+      <w:tr>
+        <w:trPr>
+          <w:cantSplit/>
+        </w:trPr>
+        <w:tc>
+          <w:tcPr>
+            <w:tcW w:w="1500" w:type="dxa"/>
+            <w:shd w:val="clear" w:color="auto" w:fill="BDD7EE"/>
+            <w:tcMar>
+              <w:top w:w="80" w:type="dxa"/>
+              <w:left w:w="100" w:type="dxa"/>
+              <w:bottom w:w="80" w:type="dxa"/>
+              <w:right w:w="100" w:type="dxa"/>
+            </w:tcMar>
+          </w:tcPr>
+          <w:p>
+            <w:pPr>
+              <w:spacing w:after="0" w:line="220" w:lineRule="auto"/>
+              <w:jc w:val="both"/>
+              <w:rPr>
+                <w:rFonts w:ascii="Arial MT" w:hAnsi="Arial MT" w:cs="Arial MT"/>
+                <w:b/>
+                <w:color w:val="000000"/>
+                <w:sz w:val="16"/>
+                <w:szCs w:val="16"/>
+              </w:rPr>
+            </w:pPr>
+            <w:r>
+              <w:rPr>
+                <w:rFonts w:ascii="Arial MT" w:hAnsi="Arial MT" w:cs="Arial MT"/>
+                <w:b/>
+                <w:color w:val="000000"/>
+                <w:sz w:val="16"/>
+                <w:szCs w:val="16"/>
+              </w:rPr>
+              <w:t xml:space="preserve">Casos de prueba</w:t>
+            </w:r>
+          </w:p>
+        </w:tc>
+        <w:tc>
+          <w:tcPr>
+            <w:tcW w:w="1751" w:type="dxa"/>
+            <w:shd w:val="clear" w:color="auto" w:fill="FFFFFF"/>
+            <w:tcMar>
+              <w:top w:w="80" w:type="dxa"/>
+              <w:left w:w="100" w:type="dxa"/>
+              <w:bottom w:w="80" w:type="dxa"/>
+              <w:right w:w="100" w:type="dxa"/>
+            </w:tcMar>
+          </w:tcPr>
+          <w:p>
+            <w:pPr>
+              <w:spacing w:after="0" w:line="220" w:lineRule="auto"/>
+              <w:jc w:val="both"/>
+              <w:rPr>
+                <w:rFonts w:ascii="Arial MT" w:hAnsi="Arial MT" w:cs="Arial MT"/>
+                <w:color w:val="000000"/>
+                <w:sz w:val="16"/>
+                <w:szCs w:val="16"/>
+              </w:rPr>
+            </w:pPr>
+            <w:r>
+              <w:rPr>
+                <w:rFonts w:ascii="Arial MT" w:hAnsi="Arial MT" w:cs="Arial MT"/>
+                <w:color w:val="000000"/>
+                <w:sz w:val="16"/>
+                <w:szCs w:val="16"/>
+              </w:rPr>
+              <w:t xml:space="preserve">TC-U01 a TC-U09</w:t>
+            </w:r>
+          </w:p>
+          <w:p>
+            <w:pPr>
+              <w:spacing w:after="0" w:line="220" w:lineRule="auto"/>
+              <w:jc w:val="both"/>
+              <w:rPr>
+                <w:rFonts w:ascii="Arial MT" w:hAnsi="Arial MT" w:cs="Arial MT"/>
+                <w:color w:val="000000"/>
+                <w:sz w:val="16"/>
+                <w:szCs w:val="16"/>
+              </w:rPr>
+            </w:pPr>
+            <w:r>
+              <w:rPr>
+                <w:rFonts w:ascii="Arial MT" w:hAnsi="Arial MT" w:cs="Arial MT"/>
+                <w:color w:val="000000"/>
+                <w:sz w:val="16"/>
+                <w:szCs w:val="16"/>
+              </w:rPr>
+              <w:t xml:space="preserve">(9 casos)</w:t>
+            </w:r>
+          </w:p>
+        </w:tc>
+        <w:tc>
+          <w:tcPr>
+            <w:tcW w:w="1751" w:type="dxa"/>
+            <w:shd w:val="clear" w:color="auto" w:fill="FFFFFF"/>
+            <w:tcMar>
+              <w:top w:w="80" w:type="dxa"/>
+              <w:left w:w="100" w:type="dxa"/>
+              <w:bottom w:w="80" w:type="dxa"/>
+              <w:right w:w="100" w:type="dxa"/>
+            </w:tcMar>
+          </w:tcPr>
+          <w:p>
+            <w:pPr>
+              <w:spacing w:after="0" w:line="220" w:lineRule="auto"/>
+              <w:jc w:val="both"/>
+              <w:rPr>
+                <w:rFonts w:ascii="Arial MT" w:hAnsi="Arial MT" w:cs="Arial MT"/>
+                <w:color w:val="000000"/>
+                <w:sz w:val="16"/>
+                <w:szCs w:val="16"/>
+              </w:rPr>
+            </w:pPr>
+            <w:r>
+              <w:rPr>
+                <w:rFonts w:ascii="Arial MT" w:hAnsi="Arial MT" w:cs="Arial MT"/>
+                <w:color w:val="000000"/>
+                <w:sz w:val="16"/>
+                <w:szCs w:val="16"/>
+              </w:rPr>
+              <w:t xml:space="preserve">TC-I01 a TC-I07</w:t>
+            </w:r>
+          </w:p>
+          <w:p>
+            <w:pPr>
+              <w:spacing w:after="0" w:line="220" w:lineRule="auto"/>
+              <w:jc w:val="both"/>
+              <w:rPr>
+                <w:rFonts w:ascii="Arial MT" w:hAnsi="Arial MT" w:cs="Arial MT"/>
+                <w:color w:val="000000"/>
+                <w:sz w:val="16"/>
+                <w:szCs w:val="16"/>
+              </w:rPr>
+            </w:pPr>
+            <w:r>
+              <w:rPr>
+                <w:rFonts w:ascii="Arial MT" w:hAnsi="Arial MT" w:cs="Arial MT"/>
+                <w:color w:val="000000"/>
+                <w:sz w:val="16"/>
+                <w:szCs w:val="16"/>
+              </w:rPr>
+              <w:t xml:space="preserve">(7 casos)</w:t>
+            </w:r>
+          </w:p>
+        </w:tc>
+        <w:tc>
+          <w:tcPr>
+            <w:tcW w:w="1751" w:type="dxa"/>
+            <w:shd w:val="clear" w:color="auto" w:fill="FFFFFF"/>
+            <w:tcMar>
+              <w:top w:w="80" w:type="dxa"/>
+              <w:left w:w="100" w:type="dxa"/>
+              <w:bottom w:w="80" w:type="dxa"/>
+              <w:right w:w="100" w:type="dxa"/>
+            </w:tcMar>
+          </w:tcPr>
+          <w:p>
+            <w:pPr>
+              <w:spacing w:after="0" w:line="220" w:lineRule="auto"/>
+              <w:jc w:val="both"/>
+              <w:rPr>
+                <w:rFonts w:ascii="Arial MT" w:hAnsi="Arial MT" w:cs="Arial MT"/>
+                <w:color w:val="000000"/>
+                <w:sz w:val="16"/>
+                <w:szCs w:val="16"/>
+              </w:rPr>
+            </w:pPr>
+            <w:r>
+              <w:rPr>
+                <w:rFonts w:ascii="Arial MT" w:hAnsi="Arial MT" w:cs="Arial MT"/>
+                <w:color w:val="000000"/>
+                <w:sz w:val="16"/>
+                <w:szCs w:val="16"/>
+              </w:rPr>
+              <w:t xml:space="preserve">TC-S01 a TC-S07</w:t>
+            </w:r>
+          </w:p>
+          <w:p>
+            <w:pPr>
+              <w:spacing w:after="0" w:line="220" w:lineRule="auto"/>
+              <w:jc w:val="both"/>
+              <w:rPr>
+                <w:rFonts w:ascii="Arial MT" w:hAnsi="Arial MT" w:cs="Arial MT"/>
+                <w:color w:val="000000"/>
+                <w:sz w:val="16"/>
+                <w:szCs w:val="16"/>
+              </w:rPr>
+            </w:pPr>
+            <w:r>
+              <w:rPr>
+                <w:rFonts w:ascii="Arial MT" w:hAnsi="Arial MT" w:cs="Arial MT"/>
+                <w:color w:val="000000"/>
+                <w:sz w:val="16"/>
+                <w:szCs w:val="16"/>
+              </w:rPr>
+              <w:t xml:space="preserve">(7 casos)</w:t>
+            </w:r>
+          </w:p>
+        </w:tc>
+        <w:tc>
+          <w:tcPr>
+            <w:tcW w:w="1751" w:type="dxa"/>
+            <w:shd w:val="clear" w:color="auto" w:fill="FFFFFF"/>
+            <w:tcMar>
+              <w:top w:w="80" w:type="dxa"/>
+              <w:left w:w="100" w:type="dxa"/>
+              <w:bottom w:w="80" w:type="dxa"/>
+              <w:right w:w="100" w:type="dxa"/>
+            </w:tcMar>
+          </w:tcPr>
+          <w:p>
+            <w:pPr>
+              <w:spacing w:after="0" w:line="220" w:lineRule="auto"/>
+              <w:jc w:val="both"/>
+              <w:rPr>
+                <w:rFonts w:ascii="Arial MT" w:hAnsi="Arial MT" w:cs="Arial MT"/>
+                <w:color w:val="000000"/>
+                <w:sz w:val="16"/>
+                <w:szCs w:val="16"/>
+              </w:rPr>
+            </w:pPr>
+            <w:r>
+              <w:rPr>
+                <w:rFonts w:ascii="Arial MT" w:hAnsi="Arial MT" w:cs="Arial MT"/>
+                <w:color w:val="000000"/>
+                <w:sz w:val="16"/>
+                <w:szCs w:val="16"/>
+              </w:rPr>
+              <w:t xml:space="preserve">5 métricas de usabilidad</w:t>
+            </w:r>
+          </w:p>
+          <w:p>
+            <w:pPr>
+              <w:spacing w:after="0" w:line="220" w:lineRule="auto"/>
+              <w:jc w:val="both"/>
+              <w:rPr>
+                <w:rFonts w:ascii="Arial MT" w:hAnsi="Arial MT" w:cs="Arial MT"/>
+                <w:color w:val="000000"/>
+                <w:sz w:val="16"/>
+                <w:szCs w:val="16"/>
+              </w:rPr>
+            </w:pPr>
+            <w:r>
+              <w:rPr>
+                <w:rFonts w:ascii="Arial MT" w:hAnsi="Arial MT" w:cs="Arial MT"/>
+                <w:color w:val="000000"/>
+                <w:sz w:val="16"/>
+                <w:szCs w:val="16"/>
+              </w:rPr>
+              <w:t xml:space="preserve">(ISO/IEC 25010)</w:t>
+            </w:r>
+          </w:p>
+        </w:tc>
+      </w:tr>
+      <w:tr>
+        <w:trPr>
+          <w:cantSplit/>
+        </w:trPr>
+        <w:tc>
+          <w:tcPr>
+            <w:tcW w:w="1500" w:type="dxa"/>
+            <w:shd w:val="clear" w:color="auto" w:fill="BDD7EE"/>
+            <w:tcMar>
+              <w:top w:w="80" w:type="dxa"/>
+              <w:left w:w="100" w:type="dxa"/>
+              <w:bottom w:w="80" w:type="dxa"/>
+              <w:right w:w="100" w:type="dxa"/>
+            </w:tcMar>
+          </w:tcPr>
+          <w:p>
+            <w:pPr>
+              <w:spacing w:after="0" w:line="220" w:lineRule="auto"/>
+              <w:jc w:val="both"/>
+              <w:rPr>
+                <w:rFonts w:ascii="Arial MT" w:hAnsi="Arial MT" w:cs="Arial MT"/>
+                <w:b/>
+                <w:color w:val="000000"/>
+                <w:sz w:val="16"/>
+                <w:szCs w:val="16"/>
+              </w:rPr>
+            </w:pPr>
+            <w:r>
+              <w:rPr>
+                <w:rFonts w:ascii="Arial MT" w:hAnsi="Arial MT" w:cs="Arial MT"/>
+                <w:b/>
+                <w:color w:val="000000"/>
+                <w:sz w:val="16"/>
+                <w:szCs w:val="16"/>
+              </w:rPr>
+              <w:t xml:space="preserve">Herramientas</w:t>
+            </w:r>
+          </w:p>
+        </w:tc>
+        <w:tc>
+          <w:tcPr>
+            <w:tcW w:w="1751" w:type="dxa"/>
+            <w:shd w:val="clear" w:color="auto" w:fill="DEEAF1"/>
+            <w:tcMar>
+              <w:top w:w="80" w:type="dxa"/>
+              <w:left w:w="100" w:type="dxa"/>
+              <w:bottom w:w="80" w:type="dxa"/>
+              <w:right w:w="100" w:type="dxa"/>
+            </w:tcMar>
+          </w:tcPr>
+          <w:p>
+            <w:pPr>
+              <w:spacing w:after="0" w:line="220" w:lineRule="auto"/>
+              <w:jc w:val="both"/>
+              <w:rPr>
+                <w:rFonts w:ascii="Arial MT" w:hAnsi="Arial MT" w:cs="Arial MT"/>
+                <w:color w:val="000000"/>
+                <w:sz w:val="16"/>
+                <w:szCs w:val="16"/>
+              </w:rPr>
+            </w:pPr>
+            <w:r>
+              <w:rPr>
+                <w:rFonts w:ascii="Arial MT" w:hAnsi="Arial MT" w:cs="Arial MT"/>
+                <w:color w:val="000000"/>
+                <w:sz w:val="16"/>
+                <w:szCs w:val="16"/>
+              </w:rPr>
+              <w:t xml:space="preserve">Unity Test Framework</w:t>
+            </w:r>
+          </w:p>
+          <w:p>
+            <w:pPr>
+              <w:spacing w:after="0" w:line="220" w:lineRule="auto"/>
+              <w:jc w:val="both"/>
+              <w:rPr>
+                <w:rFonts w:ascii="Arial MT" w:hAnsi="Arial MT" w:cs="Arial MT"/>
+                <w:color w:val="000000"/>
+                <w:sz w:val="16"/>
+                <w:szCs w:val="16"/>
+              </w:rPr>
+            </w:pPr>
+            <w:r>
+              <w:rPr>
+                <w:rFonts w:ascii="Arial MT" w:hAnsi="Arial MT" w:cs="Arial MT"/>
+                <w:color w:val="000000"/>
+                <w:sz w:val="16"/>
+                <w:szCs w:val="16"/>
+              </w:rPr>
+              <w:t xml:space="preserve">(modo EditMode)</w:t>
+            </w:r>
+          </w:p>
+        </w:tc>
+        <w:tc>
+          <w:tcPr>
+            <w:tcW w:w="1751" w:type="dxa"/>
+            <w:shd w:val="clear" w:color="auto" w:fill="DEEAF1"/>
+            <w:tcMar>
+              <w:top w:w="80" w:type="dxa"/>
+              <w:left w:w="100" w:type="dxa"/>
+              <w:bottom w:w="80" w:type="dxa"/>
+              <w:right w:w="100" w:type="dxa"/>
+            </w:tcMar>
+          </w:tcPr>
+          <w:p>
+            <w:pPr>
+              <w:spacing w:after="0" w:line="220" w:lineRule="auto"/>
+              <w:jc w:val="both"/>
+              <w:rPr>
+                <w:rFonts w:ascii="Arial MT" w:hAnsi="Arial MT" w:cs="Arial MT"/>
+                <w:color w:val="000000"/>
+                <w:sz w:val="16"/>
+                <w:szCs w:val="16"/>
+              </w:rPr>
+            </w:pPr>
+            <w:r>
+              <w:rPr>
+                <w:rFonts w:ascii="Arial MT" w:hAnsi="Arial MT" w:cs="Arial MT"/>
+                <w:color w:val="000000"/>
+                <w:sz w:val="16"/>
+                <w:szCs w:val="16"/>
+              </w:rPr>
+              <w:t xml:space="preserve">Unity Test Framework (PlayMode) + Photon Fusion Sandbox</w:t>
+            </w:r>
+          </w:p>
+        </w:tc>
+        <w:tc>
+          <w:tcPr>
+            <w:tcW w:w="1751" w:type="dxa"/>
+            <w:shd w:val="clear" w:color="auto" w:fill="DEEAF1"/>
+            <w:tcMar>
+              <w:top w:w="80" w:type="dxa"/>
+              <w:left w:w="100" w:type="dxa"/>
+              <w:bottom w:w="80" w:type="dxa"/>
+              <w:right w:w="100" w:type="dxa"/>
+            </w:tcMar>
+          </w:tcPr>
+          <w:p>
+            <w:pPr>
+              <w:spacing w:after="0" w:line="220" w:lineRule="auto"/>
+              <w:jc w:val="both"/>
+              <w:rPr>
+                <w:rFonts w:ascii="Arial MT" w:hAnsi="Arial MT" w:cs="Arial MT"/>
+                <w:color w:val="000000"/>
+                <w:sz w:val="16"/>
+                <w:szCs w:val="16"/>
+              </w:rPr>
+            </w:pPr>
+            <w:r>
+              <w:rPr>
+                <w:rFonts w:ascii="Arial MT" w:hAnsi="Arial MT" w:cs="Arial MT"/>
+                <w:color w:val="000000"/>
+                <w:sz w:val="16"/>
+                <w:szCs w:val="16"/>
+              </w:rPr>
+              <w:t xml:space="preserve">Escena IntegratedDemo, Photon Fusion, Meta Quest 3, KAT VR</w:t>
+            </w:r>
+          </w:p>
+        </w:tc>
+        <w:tc>
+          <w:tcPr>
+            <w:tcW w:w="1751" w:type="dxa"/>
+            <w:shd w:val="clear" w:color="auto" w:fill="DEEAF1"/>
+            <w:tcMar>
+              <w:top w:w="80" w:type="dxa"/>
+              <w:left w:w="100" w:type="dxa"/>
+              <w:bottom w:w="80" w:type="dxa"/>
+              <w:right w:w="100" w:type="dxa"/>
+            </w:tcMar>
+          </w:tcPr>
+          <w:p>
+            <w:pPr>
+              <w:spacing w:after="0" w:line="220" w:lineRule="auto"/>
+              <w:jc w:val="both"/>
+              <w:rPr>
+                <w:rFonts w:ascii="Arial MT" w:hAnsi="Arial MT" w:cs="Arial MT"/>
+                <w:color w:val="000000"/>
+                <w:sz w:val="16"/>
+                <w:szCs w:val="16"/>
+              </w:rPr>
+            </w:pPr>
+            <w:r>
+              <w:rPr>
+                <w:rFonts w:ascii="Arial MT" w:hAnsi="Arial MT" w:cs="Arial MT"/>
+                <w:color w:val="000000"/>
+                <w:sz w:val="16"/>
+                <w:szCs w:val="16"/>
+              </w:rPr>
+              <w:t xml:space="preserve">Formulario SUS, escala Likert, cronómetro, hoja de observación</w:t>
+            </w:r>
+          </w:p>
+        </w:tc>
+      </w:tr>
+      <w:tr>
+        <w:trPr>
+          <w:cantSplit/>
+        </w:trPr>
+        <w:tc>
+          <w:tcPr>
+            <w:tcW w:w="1500" w:type="dxa"/>
+            <w:shd w:val="clear" w:color="auto" w:fill="BDD7EE"/>
+            <w:tcMar>
+              <w:top w:w="80" w:type="dxa"/>
+              <w:left w:w="100" w:type="dxa"/>
+              <w:bottom w:w="80" w:type="dxa"/>
+              <w:right w:w="100" w:type="dxa"/>
+            </w:tcMar>
+          </w:tcPr>
+          <w:p>
+            <w:pPr>
+              <w:spacing w:after="0" w:line="220" w:lineRule="auto"/>
+              <w:jc w:val="both"/>
+              <w:rPr>
+                <w:rFonts w:ascii="Arial MT" w:hAnsi="Arial MT" w:cs="Arial MT"/>
+                <w:b/>
+                <w:color w:val="000000"/>
+                <w:sz w:val="16"/>
+                <w:szCs w:val="16"/>
+              </w:rPr>
+            </w:pPr>
+            <w:r>
+              <w:rPr>
+                <w:rFonts w:ascii="Arial MT" w:hAnsi="Arial MT" w:cs="Arial MT"/>
+                <w:b/>
+                <w:color w:val="000000"/>
+                <w:sz w:val="16"/>
+                <w:szCs w:val="16"/>
+              </w:rPr>
+              <w:t xml:space="preserve">Entregables</w:t>
+            </w:r>
+          </w:p>
+        </w:tc>
+        <w:tc>
+          <w:tcPr>
+            <w:tcW w:w="1751" w:type="dxa"/>
+            <w:shd w:val="clear" w:color="auto" w:fill="FFFFFF"/>
+            <w:tcMar>
+              <w:top w:w="80" w:type="dxa"/>
+              <w:left w:w="100" w:type="dxa"/>
+              <w:bottom w:w="80" w:type="dxa"/>
+              <w:right w:w="100" w:type="dxa"/>
+            </w:tcMar>
+          </w:tcPr>
+          <w:p>
+            <w:pPr>
+              <w:spacing w:after="0" w:line="220" w:lineRule="auto"/>
+              <w:jc w:val="both"/>
+              <w:rPr>
+                <w:rFonts w:ascii="Arial MT" w:hAnsi="Arial MT" w:cs="Arial MT"/>
+                <w:color w:val="000000"/>
+                <w:sz w:val="16"/>
+                <w:szCs w:val="16"/>
+              </w:rPr>
+            </w:pPr>
+            <w:r>
+              <w:rPr>
+                <w:rFonts w:ascii="Arial MT" w:hAnsi="Arial MT" w:cs="Arial MT"/>
+                <w:color w:val="000000"/>
+                <w:sz w:val="16"/>
+                <w:szCs w:val="16"/>
+              </w:rPr>
+              <w:t xml:space="preserve">Reporte TC-U: estado y valor obtenido por caso</w:t>
+            </w:r>
+          </w:p>
+        </w:tc>
+        <w:tc>
+          <w:tcPr>
+            <w:tcW w:w="1751" w:type="dxa"/>
+            <w:shd w:val="clear" w:color="auto" w:fill="FFFFFF"/>
+            <w:tcMar>
+              <w:top w:w="80" w:type="dxa"/>
+              <w:left w:w="100" w:type="dxa"/>
+              <w:bottom w:w="80" w:type="dxa"/>
+              <w:right w:w="100" w:type="dxa"/>
+            </w:tcMar>
+          </w:tcPr>
+          <w:p>
+            <w:pPr>
+              <w:spacing w:after="0" w:line="220" w:lineRule="auto"/>
+              <w:jc w:val="both"/>
+              <w:rPr>
+                <w:rFonts w:ascii="Arial MT" w:hAnsi="Arial MT" w:cs="Arial MT"/>
+                <w:color w:val="000000"/>
+                <w:sz w:val="16"/>
+                <w:szCs w:val="16"/>
+              </w:rPr>
+            </w:pPr>
+            <w:r>
+              <w:rPr>
+                <w:rFonts w:ascii="Arial MT" w:hAnsi="Arial MT" w:cs="Arial MT"/>
+                <w:color w:val="000000"/>
+                <w:sz w:val="16"/>
+                <w:szCs w:val="16"/>
+              </w:rPr>
+              <w:t xml:space="preserve">Reporte TC-I: módulos involucrados y estado</w:t>
+            </w:r>
+          </w:p>
+        </w:tc>
+        <w:tc>
+          <w:tcPr>
+            <w:tcW w:w="1751" w:type="dxa"/>
+            <w:shd w:val="clear" w:color="auto" w:fill="FFFFFF"/>
+            <w:tcMar>
+              <w:top w:w="80" w:type="dxa"/>
+              <w:left w:w="100" w:type="dxa"/>
+              <w:bottom w:w="80" w:type="dxa"/>
+              <w:right w:w="100" w:type="dxa"/>
+            </w:tcMar>
+          </w:tcPr>
+          <w:p>
+            <w:pPr>
+              <w:spacing w:after="0" w:line="220" w:lineRule="auto"/>
+              <w:jc w:val="both"/>
+              <w:rPr>
+                <w:rFonts w:ascii="Arial MT" w:hAnsi="Arial MT" w:cs="Arial MT"/>
+                <w:color w:val="000000"/>
+                <w:sz w:val="16"/>
+                <w:szCs w:val="16"/>
+              </w:rPr>
+            </w:pPr>
+            <w:r>
+              <w:rPr>
+                <w:rFonts w:ascii="Arial MT" w:hAnsi="Arial MT" w:cs="Arial MT"/>
+                <w:color w:val="000000"/>
+                <w:sz w:val="16"/>
+                <w:szCs w:val="16"/>
+              </w:rPr>
+              <w:t xml:space="preserve">Reporte TC-S: iteraciones y estado por reto</w:t>
+            </w:r>
+          </w:p>
+        </w:tc>
+        <w:tc>
+          <w:tcPr>
+            <w:tcW w:w="1751" w:type="dxa"/>
+            <w:shd w:val="clear" w:color="auto" w:fill="FFFFFF"/>
+            <w:tcMar>
+              <w:top w:w="80" w:type="dxa"/>
+              <w:left w:w="100" w:type="dxa"/>
+              <w:bottom w:w="80" w:type="dxa"/>
+              <w:right w:w="100" w:type="dxa"/>
+            </w:tcMar>
+          </w:tcPr>
+          <w:p>
+            <w:pPr>
+              <w:spacing w:after="0" w:line="220" w:lineRule="auto"/>
+              <w:jc w:val="both"/>
+              <w:rPr>
+                <w:rFonts w:ascii="Arial MT" w:hAnsi="Arial MT" w:cs="Arial MT"/>
+                <w:color w:val="000000"/>
+                <w:sz w:val="16"/>
+                <w:szCs w:val="16"/>
+              </w:rPr>
+            </w:pPr>
+            <w:r>
+              <w:rPr>
+                <w:rFonts w:ascii="Arial MT" w:hAnsi="Arial MT" w:cs="Arial MT"/>
+                <w:color w:val="000000"/>
+                <w:sz w:val="16"/>
+                <w:szCs w:val="16"/>
+              </w:rPr>
+              <w:t xml:space="preserve">Reporte PT-A: métricas, valores obtenidos y umbrales</w:t>
+            </w:r>
+          </w:p>
+        </w:tc>
+      </w:tr>
+      <w:tr>
+        <w:trPr>
+          <w:cantSplit/>
+        </w:trPr>
+        <w:tc>
+          <w:tcPr>
+            <w:tcW w:w="1500" w:type="dxa"/>
+            <w:shd w:val="clear" w:color="auto" w:fill="BDD7EE"/>
+            <w:tcMar>
+              <w:top w:w="80" w:type="dxa"/>
+              <w:left w:w="100" w:type="dxa"/>
+              <w:bottom w:w="80" w:type="dxa"/>
+              <w:right w:w="100" w:type="dxa"/>
+            </w:tcMar>
+          </w:tcPr>
+          <w:p>
+            <w:pPr>
+              <w:spacing w:after="0" w:line="220" w:lineRule="auto"/>
+              <w:jc w:val="both"/>
+              <w:rPr>
+                <w:rFonts w:ascii="Arial MT" w:hAnsi="Arial MT" w:cs="Arial MT"/>
+                <w:b/>
+                <w:color w:val="000000"/>
+                <w:sz w:val="16"/>
+                <w:szCs w:val="16"/>
+              </w:rPr>
+            </w:pPr>
+            <w:r>
+              <w:rPr>
+                <w:rFonts w:ascii="Arial MT" w:hAnsi="Arial MT" w:cs="Arial MT"/>
+                <w:b/>
+                <w:color w:val="000000"/>
+                <w:sz w:val="16"/>
+                <w:szCs w:val="16"/>
+              </w:rPr>
+              <w:t xml:space="preserve">Responsable</w:t>
+            </w:r>
+          </w:p>
+        </w:tc>
+        <w:tc>
+          <w:tcPr>
+            <w:tcW w:w="1751" w:type="dxa"/>
+            <w:shd w:val="clear" w:color="auto" w:fill="DEEAF1"/>
+            <w:tcMar>
+              <w:top w:w="80" w:type="dxa"/>
+              <w:left w:w="100" w:type="dxa"/>
+              <w:bottom w:w="80" w:type="dxa"/>
+              <w:right w:w="100" w:type="dxa"/>
+            </w:tcMar>
+          </w:tcPr>
+          <w:p>
+            <w:pPr>
+              <w:spacing w:after="0" w:line="220" w:lineRule="auto"/>
+              <w:jc w:val="both"/>
+              <w:rPr>
+                <w:rFonts w:ascii="Arial MT" w:hAnsi="Arial MT" w:cs="Arial MT"/>
+                <w:color w:val="000000"/>
+                <w:sz w:val="16"/>
+                <w:szCs w:val="16"/>
+              </w:rPr>
+            </w:pPr>
+            <w:r>
+              <w:rPr>
+                <w:rFonts w:ascii="Arial MT" w:hAnsi="Arial MT" w:cs="Arial MT"/>
+                <w:color w:val="000000"/>
+                <w:sz w:val="16"/>
+                <w:szCs w:val="16"/>
+              </w:rPr>
+              <w:t xml:space="preserve">Equipo de desarrollo</w:t>
+            </w:r>
+          </w:p>
+        </w:tc>
+        <w:tc>
+          <w:tcPr>
+            <w:tcW w:w="1751" w:type="dxa"/>
+            <w:shd w:val="clear" w:color="auto" w:fill="DEEAF1"/>
+            <w:tcMar>
+              <w:top w:w="80" w:type="dxa"/>
+              <w:left w:w="100" w:type="dxa"/>
+              <w:bottom w:w="80" w:type="dxa"/>
+              <w:right w:w="100" w:type="dxa"/>
+            </w:tcMar>
+          </w:tcPr>
+          <w:p>
+            <w:pPr>
+              <w:spacing w:after="0" w:line="220" w:lineRule="auto"/>
+              <w:jc w:val="both"/>
+              <w:rPr>
+                <w:rFonts w:ascii="Arial MT" w:hAnsi="Arial MT" w:cs="Arial MT"/>
+                <w:color w:val="000000"/>
+                <w:sz w:val="16"/>
+                <w:szCs w:val="16"/>
+              </w:rPr>
+            </w:pPr>
+            <w:r>
+              <w:rPr>
+                <w:rFonts w:ascii="Arial MT" w:hAnsi="Arial MT" w:cs="Arial MT"/>
+                <w:color w:val="000000"/>
+                <w:sz w:val="16"/>
+                <w:szCs w:val="16"/>
+              </w:rPr>
+              <w:t xml:space="preserve">Equipo de desarrollo</w:t>
+            </w:r>
+          </w:p>
+        </w:tc>
+        <w:tc>
+          <w:tcPr>
+            <w:tcW w:w="1751" w:type="dxa"/>
+            <w:shd w:val="clear" w:color="auto" w:fill="DEEAF1"/>
+            <w:tcMar>
+              <w:top w:w="80" w:type="dxa"/>
+              <w:left w:w="100" w:type="dxa"/>
+              <w:bottom w:w="80" w:type="dxa"/>
+              <w:right w:w="100" w:type="dxa"/>
+            </w:tcMar>
+          </w:tcPr>
+          <w:p>
+            <w:pPr>
+              <w:spacing w:after="0" w:line="220" w:lineRule="auto"/>
+              <w:jc w:val="both"/>
+              <w:rPr>
+                <w:rFonts w:ascii="Arial MT" w:hAnsi="Arial MT" w:cs="Arial MT"/>
+                <w:color w:val="000000"/>
+                <w:sz w:val="16"/>
+                <w:szCs w:val="16"/>
+              </w:rPr>
+            </w:pPr>
+            <w:r>
+              <w:rPr>
+                <w:rFonts w:ascii="Arial MT" w:hAnsi="Arial MT" w:cs="Arial MT"/>
+                <w:color w:val="000000"/>
+                <w:sz w:val="16"/>
+                <w:szCs w:val="16"/>
+              </w:rPr>
+              <w:t xml:space="preserve">Equipo de desarrollo + tutor</w:t>
+            </w:r>
+          </w:p>
+        </w:tc>
+        <w:tc>
+          <w:tcPr>
+            <w:tcW w:w="1751" w:type="dxa"/>
+            <w:shd w:val="clear" w:color="auto" w:fill="DEEAF1"/>
+            <w:tcMar>
+              <w:top w:w="80" w:type="dxa"/>
+              <w:left w:w="100" w:type="dxa"/>
+              <w:bottom w:w="80" w:type="dxa"/>
+              <w:right w:w="100" w:type="dxa"/>
+            </w:tcMar>
+          </w:tcPr>
+          <w:p>
+            <w:pPr>
+              <w:spacing w:after="0" w:line="220" w:lineRule="auto"/>
+              <w:jc w:val="both"/>
+              <w:rPr>
+                <w:rFonts w:ascii="Arial MT" w:hAnsi="Arial MT" w:cs="Arial MT"/>
+                <w:color w:val="000000"/>
+                <w:sz w:val="16"/>
+                <w:szCs w:val="16"/>
+              </w:rPr>
+            </w:pPr>
+            <w:r>
+              <w:rPr>
+                <w:rFonts w:ascii="Arial MT" w:hAnsi="Arial MT" w:cs="Arial MT"/>
+                <w:color w:val="000000"/>
+                <w:sz w:val="16"/>
+                <w:szCs w:val="16"/>
+              </w:rPr>
+              <w:t xml:space="preserve">Equipo de desarrollo + docente de Computación Ubicua</w:t>
+            </w:r>
+          </w:p>
+        </w:tc>
+      </w:tr>
+      <w:tr>
+        <w:trPr>
+          <w:cantSplit/>
+        </w:trPr>
+        <w:tc>
+          <w:tcPr>
+            <w:tcW w:w="1500" w:type="dxa"/>
+            <w:shd w:val="clear" w:color="auto" w:fill="BDD7EE"/>
+            <w:tcMar>
+              <w:top w:w="80" w:type="dxa"/>
+              <w:left w:w="100" w:type="dxa"/>
+              <w:bottom w:w="80" w:type="dxa"/>
+              <w:right w:w="100" w:type="dxa"/>
+            </w:tcMar>
+          </w:tcPr>
+          <w:p>
+            <w:pPr>
+              <w:spacing w:after="0" w:line="220" w:lineRule="auto"/>
+              <w:jc w:val="both"/>
+              <w:rPr>
+                <w:rFonts w:ascii="Arial MT" w:hAnsi="Arial MT" w:cs="Arial MT"/>
+                <w:b/>
+                <w:color w:val="000000"/>
+                <w:sz w:val="16"/>
+                <w:szCs w:val="16"/>
+              </w:rPr>
+            </w:pPr>
+            <w:r>
+              <w:rPr>
+                <w:rFonts w:ascii="Arial MT" w:hAnsi="Arial MT" w:cs="Arial MT"/>
+                <w:b/>
+                <w:color w:val="000000"/>
+                <w:sz w:val="16"/>
+                <w:szCs w:val="16"/>
+              </w:rPr>
+              <w:t xml:space="preserve">Semanas</w:t>
+            </w:r>
+          </w:p>
+        </w:tc>
+        <w:tc>
+          <w:tcPr>
+            <w:tcW w:w="1751" w:type="dxa"/>
+            <w:shd w:val="clear" w:color="auto" w:fill="FFFFFF"/>
+            <w:tcMar>
+              <w:top w:w="80" w:type="dxa"/>
+              <w:left w:w="100" w:type="dxa"/>
+              <w:bottom w:w="80" w:type="dxa"/>
+              <w:right w:w="100" w:type="dxa"/>
+            </w:tcMar>
+          </w:tcPr>
+          <w:p>
+            <w:pPr>
+              <w:spacing w:after="0" w:line="220" w:lineRule="auto"/>
+              <w:jc w:val="both"/>
+              <w:rPr>
+                <w:rFonts w:ascii="Arial MT" w:hAnsi="Arial MT" w:cs="Arial MT"/>
+                <w:color w:val="000000"/>
+                <w:sz w:val="16"/>
+                <w:szCs w:val="16"/>
+              </w:rPr>
+            </w:pPr>
+            <w:r>
+              <w:rPr>
+                <w:rFonts w:ascii="Arial MT" w:hAnsi="Arial MT" w:cs="Arial MT"/>
+                <w:color w:val="000000"/>
+                <w:sz w:val="16"/>
+                <w:szCs w:val="16"/>
+              </w:rPr>
+              <w:t xml:space="preserve">5 - 9</w:t>
+            </w:r>
+          </w:p>
+          <w:p>
+            <w:pPr>
+              <w:spacing w:after="0" w:line="220" w:lineRule="auto"/>
+              <w:jc w:val="both"/>
+              <w:rPr>
+                <w:rFonts w:ascii="Arial MT" w:hAnsi="Arial MT" w:cs="Arial MT"/>
+                <w:color w:val="000000"/>
+                <w:sz w:val="16"/>
+                <w:szCs w:val="16"/>
+              </w:rPr>
+            </w:pPr>
+            <w:r>
+              <w:rPr>
+                <w:rFonts w:ascii="Arial MT" w:hAnsi="Arial MT" w:cs="Arial MT"/>
+                <w:color w:val="000000"/>
+                <w:sz w:val="16"/>
+                <w:szCs w:val="16"/>
+              </w:rPr>
+              <w:t xml:space="preserve">(paralelo al desarrollo)</w:t>
+            </w:r>
+          </w:p>
+        </w:tc>
+        <w:tc>
+          <w:tcPr>
+            <w:tcW w:w="1751" w:type="dxa"/>
+            <w:shd w:val="clear" w:color="auto" w:fill="FFFFFF"/>
+            <w:tcMar>
+              <w:top w:w="80" w:type="dxa"/>
+              <w:left w:w="100" w:type="dxa"/>
+              <w:bottom w:w="80" w:type="dxa"/>
+              <w:right w:w="100" w:type="dxa"/>
+            </w:tcMar>
+          </w:tcPr>
+          <w:p>
+            <w:pPr>
+              <w:spacing w:after="0" w:line="220" w:lineRule="auto"/>
+              <w:jc w:val="both"/>
+              <w:rPr>
+                <w:rFonts w:ascii="Arial MT" w:hAnsi="Arial MT" w:cs="Arial MT"/>
+                <w:color w:val="000000"/>
+                <w:sz w:val="16"/>
+                <w:szCs w:val="16"/>
+              </w:rPr>
+            </w:pPr>
+            <w:r>
+              <w:rPr>
+                <w:rFonts w:ascii="Arial MT" w:hAnsi="Arial MT" w:cs="Arial MT"/>
+                <w:color w:val="000000"/>
+                <w:sz w:val="16"/>
+                <w:szCs w:val="16"/>
+              </w:rPr>
+              <w:t xml:space="preserve">10</w:t>
+            </w:r>
+          </w:p>
+        </w:tc>
+        <w:tc>
+          <w:tcPr>
+            <w:tcW w:w="1751" w:type="dxa"/>
+            <w:shd w:val="clear" w:color="auto" w:fill="FFFFFF"/>
+            <w:tcMar>
+              <w:top w:w="80" w:type="dxa"/>
+              <w:left w:w="100" w:type="dxa"/>
+              <w:bottom w:w="80" w:type="dxa"/>
+              <w:right w:w="100" w:type="dxa"/>
+            </w:tcMar>
+          </w:tcPr>
+          <w:p>
+            <w:pPr>
+              <w:spacing w:after="0" w:line="220" w:lineRule="auto"/>
+              <w:jc w:val="both"/>
+              <w:rPr>
+                <w:rFonts w:ascii="Arial MT" w:hAnsi="Arial MT" w:cs="Arial MT"/>
+                <w:color w:val="000000"/>
+                <w:sz w:val="16"/>
+                <w:szCs w:val="16"/>
+              </w:rPr>
+            </w:pPr>
+            <w:r>
+              <w:rPr>
+                <w:rFonts w:ascii="Arial MT" w:hAnsi="Arial MT" w:cs="Arial MT"/>
+                <w:color w:val="000000"/>
+                <w:sz w:val="16"/>
+                <w:szCs w:val="16"/>
+              </w:rPr>
+              <w:t xml:space="preserve">10 - 11</w:t>
+            </w:r>
+          </w:p>
+        </w:tc>
+        <w:tc>
+          <w:tcPr>
+            <w:tcW w:w="1751" w:type="dxa"/>
+            <w:shd w:val="clear" w:color="auto" w:fill="FFFFFF"/>
+            <w:tcMar>
+              <w:top w:w="80" w:type="dxa"/>
+              <w:left w:w="100" w:type="dxa"/>
+              <w:bottom w:w="80" w:type="dxa"/>
+              <w:right w:w="100" w:type="dxa"/>
+            </w:tcMar>
+          </w:tcPr>
+          <w:p>
+            <w:pPr>
+              <w:spacing w:after="0" w:line="220" w:lineRule="auto"/>
+              <w:jc w:val="both"/>
+              <w:rPr>
+                <w:rFonts w:ascii="Arial MT" w:hAnsi="Arial MT" w:cs="Arial MT"/>
+                <w:color w:val="000000"/>
+                <w:sz w:val="16"/>
+                <w:szCs w:val="16"/>
+              </w:rPr>
+            </w:pPr>
+            <w:r>
+              <w:rPr>
+                <w:rFonts w:ascii="Arial MT" w:hAnsi="Arial MT" w:cs="Arial MT"/>
+                <w:color w:val="000000"/>
+                <w:sz w:val="16"/>
+                <w:szCs w:val="16"/>
+              </w:rPr>
+              <w:t xml:space="preserve">12</w:t>
+            </w:r>
+          </w:p>
+          <w:p>
+            <w:pPr>
+              <w:spacing w:after="0" w:line="220" w:lineRule="auto"/>
+              <w:jc w:val="both"/>
+              <w:rPr>
+                <w:rFonts w:ascii="Arial MT" w:hAnsi="Arial MT" w:cs="Arial MT"/>
+                <w:color w:val="000000"/>
+                <w:sz w:val="16"/>
+                <w:szCs w:val="16"/>
+              </w:rPr>
+            </w:pPr>
+            <w:r>
+              <w:rPr>
+                <w:rFonts w:ascii="Arial MT" w:hAnsi="Arial MT" w:cs="Arial MT"/>
+                <w:color w:val="000000"/>
+                <w:sz w:val="16"/>
+                <w:szCs w:val="16"/>
+              </w:rPr>
+              <w:t xml:space="preserve">(Fase de despliegue)</w:t>
+            </w:r>
+          </w:p>
+        </w:tc>
+      </w:tr>
+    </w:tbl>
     <w:p/>
     <w:p>
       <w:pPr>
@@ -41456,7 +42783,7 @@
           </w:tcPr>
           <w:p>
             <w:r>
-              <w:t>Aprendizaje</w:t>
+              <w:t>Consolidación de conocimiento</w:t>
             </w:r>
           </w:p>
         </w:tc>
@@ -41466,7 +42793,7 @@
           </w:tcPr>
           <w:p>
             <w:r>
-              <w:t>Tiempo hasta primera medición correcta con multímetro</w:t>
+              <w:t>Diferencia en tasa de aciertos entre Reto 1 y Reto 4 dentro de la misma sesión</w:t>
             </w:r>
           </w:p>
         </w:tc>
@@ -41476,7 +42803,7 @@
           </w:tcPr>
           <w:p>
             <w:r>
-              <w:t>&lt; 3 min</w:t>
+              <w:t>≥ 20 % de mejora progresiva</w:t>
             </w:r>
           </w:p>
         </w:tc>
@@ -41486,7 +42813,7 @@
           </w:tcPr>
           <w:p>
             <w:r>
-              <w:t>Por relevar</w:t>
+              <w:t>Por relevar (Semana 12)</w:t>
             </w:r>
           </w:p>
         </w:tc>
@@ -43459,21 +44786,12 @@
           <w:lang w:val="en-US"/>
         </w:rPr>
       </w:pPr>
-      <w:proofErr w:type="spellStart"/>
       <w:r>
         <w:rPr>
           <w:rFonts w:ascii="Arial" w:hAnsi="Arial" w:cs="Arial"/>
           <w:lang w:val="en-US"/>
         </w:rPr>
-        <w:t>Obtenido</w:t>
-      </w:r>
-      <w:proofErr w:type="spellEnd"/>
-      <w:r>
-        <w:rPr>
-          <w:rFonts w:ascii="Arial" w:hAnsi="Arial" w:cs="Arial"/>
-          <w:lang w:val="en-US"/>
-        </w:rPr>
-        <w:t xml:space="preserve"> de ResearchGate: </w:t>
+        <w:t xml:space="preserve">Obtenido de ResearchGate: </w:t>
       </w:r>
       <w:r>
         <w:rPr>
@@ -43499,18 +44817,8 @@
           <w:spacing w:val="-2"/>
           <w:lang w:val="en-US"/>
         </w:rPr>
-        <w:t xml:space="preserve"> </w:t>
-      </w:r>
-      <w:proofErr w:type="spellStart"/>
-      <w:r>
-        <w:rPr>
-          <w:rFonts w:ascii="Arial" w:hAnsi="Arial" w:cs="Arial"/>
-          <w:spacing w:val="-2"/>
-          <w:lang w:val="en-US"/>
-        </w:rPr>
-        <w:t>and_Communication_Engineering_Education</w:t>
-      </w:r>
-      <w:proofErr w:type="spellEnd"/>
+        <w:t xml:space="preserve"> and_Communication_Engineering_Education</w:t>
+      </w:r>
     </w:p>
     <w:p>
       <w:pPr>
